--- a/lab2025/实验报告格式.docx
+++ b/lab2025/实验报告格式.docx
@@ -36,7 +36,7 @@
                     </pic:cNvPicPr>
                   </pic:nvPicPr>
                   <pic:blipFill>
-                    <a:blip r:embed="rId6">
+                    <a:blip r:embed="rId7">
                       <a:extLst>
                         <a:ext uri="{28A0092B-C50C-407E-A947-70E740481C1C}">
                           <a14:useLocalDpi xmlns:a14="http://schemas.microsoft.com/office/drawing/2010/main" val="0"/>
@@ -89,7 +89,7 @@
                     </pic:cNvPicPr>
                   </pic:nvPicPr>
                   <pic:blipFill>
-                    <a:blip r:embed="rId7">
+                    <a:blip r:embed="rId8">
                       <a:extLst>
                         <a:ext uri="{28A0092B-C50C-407E-A947-70E740481C1C}">
                           <a14:useLocalDpi xmlns:a14="http://schemas.microsoft.com/office/drawing/2010/main" val="0"/>
@@ -1372,6 +1372,532 @@
     </w:p>
     <w:p>
       <w:pPr>
+        <w:outlineLvl w:val="0"/>
+        <w:rPr>
+          <w:b/>
+          <w:sz w:val="28"/>
+          <w:szCs w:val="28"/>
+        </w:rPr>
+      </w:pPr>
+      <w:r>
+        <w:rPr>
+          <w:rFonts w:ascii="宋体" w:hAnsi="宋体" w:hint="eastAsia"/>
+          <w:b/>
+          <w:kern w:val="27905"/>
+        </w:rPr>
+        <w:t>一</w:t>
+      </w:r>
+      <w:r>
+        <w:rPr>
+          <w:rFonts w:ascii="宋体" w:hAnsi="宋体"/>
+          <w:b/>
+          <w:kern w:val="27905"/>
+        </w:rPr>
+        <w:t>、实验目的</w:t>
+      </w:r>
+    </w:p>
+    <w:p>
+      <w:pPr>
+        <w:autoSpaceDE w:val="0"/>
+        <w:autoSpaceDN w:val="0"/>
+        <w:adjustRightInd w:val="0"/>
+        <w:ind w:firstLine="420"/>
+        <w:jc w:val="left"/>
+        <w:rPr>
+          <w:kern w:val="0"/>
+          <w:sz w:val="24"/>
+        </w:rPr>
+      </w:pPr>
+      <w:r>
+        <w:rPr>
+          <w:kern w:val="0"/>
+          <w:sz w:val="24"/>
+        </w:rPr>
+        <w:t>1</w:t>
+      </w:r>
+      <w:r>
+        <w:rPr>
+          <w:kern w:val="0"/>
+          <w:sz w:val="24"/>
+        </w:rPr>
+        <w:t>．</w:t>
+      </w:r>
+      <w:r>
+        <w:rPr>
+          <w:rFonts w:hint="eastAsia"/>
+          <w:kern w:val="0"/>
+          <w:sz w:val="24"/>
+        </w:rPr>
+        <w:t>了解</w:t>
+      </w:r>
+      <w:r>
+        <w:rPr>
+          <w:kern w:val="0"/>
+          <w:sz w:val="24"/>
+        </w:rPr>
+        <w:t>Linux</w:t>
+      </w:r>
+      <w:r>
+        <w:rPr>
+          <w:rFonts w:hint="eastAsia"/>
+          <w:kern w:val="0"/>
+          <w:sz w:val="24"/>
+        </w:rPr>
+        <w:t>操作系统的</w:t>
+      </w:r>
+      <w:r>
+        <w:rPr>
+          <w:rFonts w:hint="eastAsia"/>
+          <w:kern w:val="0"/>
+          <w:sz w:val="24"/>
+        </w:rPr>
+        <w:t>Shell</w:t>
+      </w:r>
+      <w:r>
+        <w:rPr>
+          <w:kern w:val="0"/>
+          <w:sz w:val="24"/>
+        </w:rPr>
+        <w:t>命令格式。</w:t>
+      </w:r>
+    </w:p>
+    <w:p>
+      <w:pPr>
+        <w:autoSpaceDE w:val="0"/>
+        <w:autoSpaceDN w:val="0"/>
+        <w:adjustRightInd w:val="0"/>
+        <w:ind w:firstLine="420"/>
+        <w:jc w:val="left"/>
+        <w:rPr>
+          <w:kern w:val="0"/>
+          <w:sz w:val="24"/>
+        </w:rPr>
+      </w:pPr>
+      <w:r>
+        <w:rPr>
+          <w:kern w:val="0"/>
+          <w:sz w:val="24"/>
+        </w:rPr>
+        <w:t>2</w:t>
+      </w:r>
+      <w:r>
+        <w:rPr>
+          <w:kern w:val="0"/>
+          <w:sz w:val="24"/>
+        </w:rPr>
+        <w:t>．掌握常用命令</w:t>
+      </w:r>
+      <w:r>
+        <w:rPr>
+          <w:rFonts w:hint="eastAsia"/>
+          <w:kern w:val="0"/>
+          <w:sz w:val="24"/>
+        </w:rPr>
+        <w:t>和选项的功能</w:t>
+      </w:r>
+      <w:r>
+        <w:rPr>
+          <w:kern w:val="0"/>
+          <w:sz w:val="24"/>
+        </w:rPr>
+        <w:t>。</w:t>
+      </w:r>
+    </w:p>
+    <w:p>
+      <w:pPr>
+        <w:autoSpaceDE w:val="0"/>
+        <w:autoSpaceDN w:val="0"/>
+        <w:adjustRightInd w:val="0"/>
+        <w:ind w:firstLine="420"/>
+        <w:jc w:val="left"/>
+        <w:rPr>
+          <w:kern w:val="0"/>
+          <w:sz w:val="24"/>
+        </w:rPr>
+      </w:pPr>
+      <w:r>
+        <w:rPr>
+          <w:kern w:val="0"/>
+          <w:sz w:val="24"/>
+        </w:rPr>
+        <w:t>3</w:t>
+      </w:r>
+      <w:r>
+        <w:rPr>
+          <w:kern w:val="0"/>
+          <w:sz w:val="24"/>
+        </w:rPr>
+        <w:t>．</w:t>
+      </w:r>
+      <w:r>
+        <w:rPr>
+          <w:rFonts w:hint="eastAsia"/>
+          <w:kern w:val="0"/>
+          <w:sz w:val="24"/>
+        </w:rPr>
+        <w:t>学习使用</w:t>
+      </w:r>
+      <w:r>
+        <w:rPr>
+          <w:rFonts w:hint="eastAsia"/>
+          <w:kern w:val="0"/>
+          <w:sz w:val="24"/>
+        </w:rPr>
+        <w:t>vi</w:t>
+      </w:r>
+      <w:r>
+        <w:rPr>
+          <w:rFonts w:hint="eastAsia"/>
+          <w:kern w:val="0"/>
+          <w:sz w:val="24"/>
+        </w:rPr>
+        <w:t>编辑器建立、编辑、显示及加工处理文本文件。</w:t>
+      </w:r>
+    </w:p>
+    <w:p>
+      <w:pPr>
+        <w:autoSpaceDE w:val="0"/>
+        <w:autoSpaceDN w:val="0"/>
+        <w:adjustRightInd w:val="0"/>
+        <w:ind w:firstLine="420"/>
+        <w:jc w:val="left"/>
+        <w:rPr>
+          <w:kern w:val="0"/>
+          <w:sz w:val="24"/>
+        </w:rPr>
+      </w:pPr>
+      <w:r>
+        <w:rPr>
+          <w:kern w:val="0"/>
+          <w:sz w:val="24"/>
+        </w:rPr>
+        <w:t>4</w:t>
+      </w:r>
+      <w:r>
+        <w:rPr>
+          <w:kern w:val="0"/>
+          <w:sz w:val="24"/>
+        </w:rPr>
+        <w:t>．</w:t>
+      </w:r>
+      <w:r>
+        <w:rPr>
+          <w:rFonts w:hint="eastAsia"/>
+          <w:kern w:val="0"/>
+          <w:sz w:val="24"/>
+        </w:rPr>
+        <w:t>掌握</w:t>
+      </w:r>
+      <w:r>
+        <w:rPr>
+          <w:rFonts w:hint="eastAsia"/>
+          <w:kern w:val="0"/>
+          <w:sz w:val="24"/>
+        </w:rPr>
+        <w:t>Linux</w:t>
+      </w:r>
+      <w:r>
+        <w:rPr>
+          <w:rFonts w:hint="eastAsia"/>
+          <w:kern w:val="0"/>
+          <w:sz w:val="24"/>
+        </w:rPr>
+        <w:t>下</w:t>
+      </w:r>
+      <w:r>
+        <w:rPr>
+          <w:rFonts w:hint="eastAsia"/>
+          <w:kern w:val="0"/>
+          <w:sz w:val="24"/>
+        </w:rPr>
+        <w:t>C</w:t>
+      </w:r>
+      <w:r>
+        <w:rPr>
+          <w:rFonts w:hint="eastAsia"/>
+          <w:kern w:val="0"/>
+          <w:sz w:val="24"/>
+        </w:rPr>
+        <w:t>程序的编写、编译与运行方法。</w:t>
+      </w:r>
+    </w:p>
+    <w:p>
+      <w:pPr>
+        <w:outlineLvl w:val="0"/>
+        <w:rPr>
+          <w:b/>
+          <w:sz w:val="28"/>
+          <w:szCs w:val="28"/>
+        </w:rPr>
+      </w:pPr>
+      <w:r>
+        <w:rPr>
+          <w:rFonts w:ascii="宋体" w:hAnsi="宋体" w:hint="eastAsia"/>
+          <w:b/>
+          <w:kern w:val="27905"/>
+        </w:rPr>
+        <w:t>二</w:t>
+      </w:r>
+      <w:r>
+        <w:rPr>
+          <w:rFonts w:ascii="宋体" w:hAnsi="宋体"/>
+          <w:b/>
+          <w:kern w:val="27905"/>
+        </w:rPr>
+        <w:t>、</w:t>
+      </w:r>
+      <w:r>
+        <w:rPr>
+          <w:rFonts w:ascii="宋体" w:hAnsi="宋体" w:hint="eastAsia"/>
+          <w:b/>
+          <w:kern w:val="27905"/>
+        </w:rPr>
+        <w:t>实</w:t>
+      </w:r>
+      <w:r>
+        <w:rPr>
+          <w:rFonts w:ascii="宋体" w:hAnsi="宋体"/>
+          <w:b/>
+          <w:kern w:val="27905"/>
+        </w:rPr>
+        <w:t>验</w:t>
+      </w:r>
+      <w:r>
+        <w:rPr>
+          <w:rFonts w:ascii="宋体" w:hAnsi="宋体" w:hint="eastAsia"/>
+          <w:b/>
+          <w:kern w:val="27905"/>
+        </w:rPr>
+        <w:t>原理或预习内容</w:t>
+      </w:r>
+    </w:p>
+    <w:p>
+      <w:pPr>
+        <w:autoSpaceDE w:val="0"/>
+        <w:autoSpaceDN w:val="0"/>
+        <w:adjustRightInd w:val="0"/>
+        <w:ind w:firstLine="420"/>
+        <w:jc w:val="left"/>
+        <w:rPr>
+          <w:kern w:val="0"/>
+          <w:sz w:val="24"/>
+        </w:rPr>
+      </w:pPr>
+      <w:r>
+        <w:rPr>
+          <w:kern w:val="0"/>
+          <w:sz w:val="24"/>
+        </w:rPr>
+        <w:t>1</w:t>
+      </w:r>
+      <w:r>
+        <w:rPr>
+          <w:kern w:val="0"/>
+          <w:sz w:val="24"/>
+        </w:rPr>
+        <w:t>．</w:t>
+      </w:r>
+      <w:r>
+        <w:rPr>
+          <w:rFonts w:hint="eastAsia"/>
+          <w:kern w:val="0"/>
+          <w:sz w:val="24"/>
+        </w:rPr>
+        <w:t>了解</w:t>
+      </w:r>
+      <w:r>
+        <w:rPr>
+          <w:kern w:val="0"/>
+          <w:sz w:val="24"/>
+        </w:rPr>
+        <w:t>Linux</w:t>
+      </w:r>
+      <w:r>
+        <w:rPr>
+          <w:rFonts w:hint="eastAsia"/>
+          <w:kern w:val="0"/>
+          <w:sz w:val="24"/>
+        </w:rPr>
+        <w:t>操作系统的</w:t>
+      </w:r>
+      <w:r>
+        <w:rPr>
+          <w:rFonts w:hint="eastAsia"/>
+          <w:kern w:val="0"/>
+          <w:sz w:val="24"/>
+        </w:rPr>
+        <w:t>Shell</w:t>
+      </w:r>
+      <w:r>
+        <w:rPr>
+          <w:kern w:val="0"/>
+          <w:sz w:val="24"/>
+        </w:rPr>
+        <w:t>命令格式。</w:t>
+      </w:r>
+    </w:p>
+    <w:p>
+      <w:pPr>
+        <w:autoSpaceDE w:val="0"/>
+        <w:autoSpaceDN w:val="0"/>
+        <w:adjustRightInd w:val="0"/>
+        <w:ind w:firstLine="420"/>
+        <w:jc w:val="left"/>
+        <w:rPr>
+          <w:kern w:val="0"/>
+          <w:sz w:val="24"/>
+        </w:rPr>
+      </w:pPr>
+      <w:r>
+        <w:rPr>
+          <w:kern w:val="0"/>
+          <w:sz w:val="24"/>
+        </w:rPr>
+        <w:t>2</w:t>
+      </w:r>
+      <w:r>
+        <w:rPr>
+          <w:kern w:val="0"/>
+          <w:sz w:val="24"/>
+        </w:rPr>
+        <w:t>．掌握常用命令</w:t>
+      </w:r>
+      <w:r>
+        <w:rPr>
+          <w:rFonts w:hint="eastAsia"/>
+          <w:kern w:val="0"/>
+          <w:sz w:val="24"/>
+        </w:rPr>
+        <w:t>和选项的功能</w:t>
+      </w:r>
+      <w:r>
+        <w:rPr>
+          <w:kern w:val="0"/>
+          <w:sz w:val="24"/>
+        </w:rPr>
+        <w:t>。</w:t>
+      </w:r>
+    </w:p>
+    <w:p>
+      <w:pPr>
+        <w:autoSpaceDE w:val="0"/>
+        <w:autoSpaceDN w:val="0"/>
+        <w:adjustRightInd w:val="0"/>
+        <w:ind w:firstLine="420"/>
+        <w:jc w:val="left"/>
+        <w:rPr>
+          <w:kern w:val="0"/>
+          <w:sz w:val="24"/>
+        </w:rPr>
+      </w:pPr>
+      <w:r>
+        <w:rPr>
+          <w:kern w:val="0"/>
+          <w:sz w:val="24"/>
+        </w:rPr>
+        <w:t>3</w:t>
+      </w:r>
+      <w:r>
+        <w:rPr>
+          <w:kern w:val="0"/>
+          <w:sz w:val="24"/>
+        </w:rPr>
+        <w:t>．</w:t>
+      </w:r>
+      <w:r>
+        <w:rPr>
+          <w:rFonts w:hint="eastAsia"/>
+          <w:kern w:val="0"/>
+          <w:sz w:val="24"/>
+        </w:rPr>
+        <w:t>学习使用</w:t>
+      </w:r>
+      <w:r>
+        <w:rPr>
+          <w:rFonts w:hint="eastAsia"/>
+          <w:kern w:val="0"/>
+          <w:sz w:val="24"/>
+        </w:rPr>
+        <w:t>vi</w:t>
+      </w:r>
+      <w:r>
+        <w:rPr>
+          <w:rFonts w:hint="eastAsia"/>
+          <w:kern w:val="0"/>
+          <w:sz w:val="24"/>
+        </w:rPr>
+        <w:t>编辑器建立、编辑、显示及加工处理文本文件。</w:t>
+      </w:r>
+    </w:p>
+    <w:p>
+      <w:pPr>
+        <w:autoSpaceDE w:val="0"/>
+        <w:autoSpaceDN w:val="0"/>
+        <w:adjustRightInd w:val="0"/>
+        <w:ind w:firstLine="420"/>
+        <w:jc w:val="left"/>
+        <w:rPr>
+          <w:kern w:val="0"/>
+          <w:sz w:val="24"/>
+        </w:rPr>
+      </w:pPr>
+      <w:r>
+        <w:rPr>
+          <w:kern w:val="0"/>
+          <w:sz w:val="24"/>
+        </w:rPr>
+        <w:t>4</w:t>
+      </w:r>
+      <w:r>
+        <w:rPr>
+          <w:kern w:val="0"/>
+          <w:sz w:val="24"/>
+        </w:rPr>
+        <w:t>．</w:t>
+      </w:r>
+      <w:r>
+        <w:rPr>
+          <w:rFonts w:hint="eastAsia"/>
+          <w:kern w:val="0"/>
+          <w:sz w:val="24"/>
+        </w:rPr>
+        <w:t>掌握</w:t>
+      </w:r>
+      <w:r>
+        <w:rPr>
+          <w:rFonts w:hint="eastAsia"/>
+          <w:kern w:val="0"/>
+          <w:sz w:val="24"/>
+        </w:rPr>
+        <w:t>Linux</w:t>
+      </w:r>
+      <w:r>
+        <w:rPr>
+          <w:rFonts w:hint="eastAsia"/>
+          <w:kern w:val="0"/>
+          <w:sz w:val="24"/>
+        </w:rPr>
+        <w:t>下</w:t>
+      </w:r>
+      <w:r>
+        <w:rPr>
+          <w:rFonts w:hint="eastAsia"/>
+          <w:kern w:val="0"/>
+          <w:sz w:val="24"/>
+        </w:rPr>
+        <w:t>C</w:t>
+      </w:r>
+      <w:r>
+        <w:rPr>
+          <w:rFonts w:hint="eastAsia"/>
+          <w:kern w:val="0"/>
+          <w:sz w:val="24"/>
+        </w:rPr>
+        <w:t>程序的编写、编译与运行方法。</w:t>
+      </w:r>
+    </w:p>
+    <w:p>
+      <w:pPr>
         <w:autoSpaceDE w:val="0"/>
         <w:spacing w:line="360" w:lineRule="exact"/>
         <w:jc w:val="left"/>
@@ -1388,236 +1914,6 @@
           <w:b/>
           <w:kern w:val="27905"/>
         </w:rPr>
-        <w:t>一</w:t>
-      </w:r>
-      <w:r>
-        <w:rPr>
-          <w:rFonts w:ascii="宋体" w:hAnsi="宋体"/>
-          <w:b/>
-          <w:kern w:val="27905"/>
-        </w:rPr>
-        <w:t>、实验目的</w:t>
-      </w:r>
-    </w:p>
-    <w:p>
-      <w:pPr>
-        <w:autoSpaceDE w:val="0"/>
-        <w:spacing w:line="360" w:lineRule="exact"/>
-        <w:jc w:val="left"/>
-        <w:rPr>
-          <w:rFonts w:ascii="宋体" w:hAnsi="宋体"/>
-          <w:kern w:val="27905"/>
-        </w:rPr>
-      </w:pPr>
-      <w:r>
-        <w:rPr>
-          <w:rFonts w:ascii="宋体" w:hAnsi="宋体"/>
-          <w:kern w:val="27905"/>
-        </w:rPr>
-        <w:t xml:space="preserve">  （1）</w:t>
-      </w:r>
-      <w:r>
-        <w:rPr>
-          <w:rFonts w:ascii="宋体" w:hAnsi="宋体" w:hint="eastAsia"/>
-          <w:kern w:val="27905"/>
-        </w:rPr>
-        <w:t>。。。。。。。。。</w:t>
-      </w:r>
-    </w:p>
-    <w:p>
-      <w:pPr>
-        <w:autoSpaceDE w:val="0"/>
-        <w:spacing w:line="360" w:lineRule="exact"/>
-        <w:jc w:val="left"/>
-        <w:rPr>
-          <w:rFonts w:ascii="宋体" w:hAnsi="宋体"/>
-          <w:kern w:val="27905"/>
-        </w:rPr>
-      </w:pPr>
-      <w:r>
-        <w:rPr>
-          <w:rFonts w:ascii="宋体" w:hAnsi="宋体"/>
-          <w:kern w:val="27905"/>
-        </w:rPr>
-        <w:t xml:space="preserve">  （2）</w:t>
-      </w:r>
-      <w:r>
-        <w:rPr>
-          <w:rFonts w:ascii="宋体" w:hAnsi="宋体" w:hint="eastAsia"/>
-          <w:kern w:val="27905"/>
-        </w:rPr>
-        <w:t>。。。。。。。。。</w:t>
-      </w:r>
-    </w:p>
-    <w:p>
-      <w:pPr>
-        <w:autoSpaceDE w:val="0"/>
-        <w:spacing w:line="360" w:lineRule="exact"/>
-        <w:jc w:val="left"/>
-        <w:rPr>
-          <w:rFonts w:ascii="宋体" w:hAnsi="宋体"/>
-          <w:kern w:val="27905"/>
-        </w:rPr>
-      </w:pPr>
-      <w:r>
-        <w:rPr>
-          <w:rFonts w:ascii="宋体" w:hAnsi="宋体"/>
-          <w:kern w:val="27905"/>
-        </w:rPr>
-        <w:t xml:space="preserve">  （3）</w:t>
-      </w:r>
-      <w:r>
-        <w:rPr>
-          <w:rFonts w:ascii="宋体" w:hAnsi="宋体" w:hint="eastAsia"/>
-          <w:kern w:val="27905"/>
-        </w:rPr>
-        <w:t>。。。。。。。。。</w:t>
-      </w:r>
-    </w:p>
-    <w:p>
-      <w:pPr>
-        <w:autoSpaceDE w:val="0"/>
-        <w:spacing w:line="360" w:lineRule="exact"/>
-        <w:jc w:val="left"/>
-        <w:rPr>
-          <w:rFonts w:ascii="宋体" w:hAnsi="宋体"/>
-          <w:kern w:val="27905"/>
-        </w:rPr>
-      </w:pPr>
-      <w:r>
-        <w:rPr>
-          <w:rFonts w:ascii="宋体" w:hAnsi="宋体"/>
-          <w:kern w:val="27905"/>
-        </w:rPr>
-        <w:t xml:space="preserve">  </w:t>
-      </w:r>
-      <w:r>
-        <w:rPr>
-          <w:rFonts w:ascii="宋体" w:hAnsi="宋体" w:hint="eastAsia"/>
-          <w:kern w:val="27905"/>
-        </w:rPr>
-        <w:t>。。。。。。。。。</w:t>
-      </w:r>
-    </w:p>
-    <w:p>
-      <w:pPr>
-        <w:autoSpaceDE w:val="0"/>
-        <w:spacing w:line="360" w:lineRule="exact"/>
-        <w:jc w:val="left"/>
-        <w:rPr>
-          <w:rFonts w:ascii="宋体" w:hAnsi="宋体"/>
-          <w:b/>
-          <w:kern w:val="27905"/>
-        </w:rPr>
-      </w:pPr>
-      <w:r>
-        <w:rPr>
-          <w:rFonts w:ascii="宋体" w:hAnsi="宋体" w:hint="eastAsia"/>
-          <w:b/>
-          <w:kern w:val="27905"/>
-        </w:rPr>
-        <w:t>二</w:t>
-      </w:r>
-      <w:r>
-        <w:rPr>
-          <w:rFonts w:ascii="宋体" w:hAnsi="宋体"/>
-          <w:b/>
-          <w:kern w:val="27905"/>
-        </w:rPr>
-        <w:t>、</w:t>
-      </w:r>
-      <w:r>
-        <w:rPr>
-          <w:rFonts w:ascii="宋体" w:hAnsi="宋体" w:hint="eastAsia"/>
-          <w:b/>
-          <w:kern w:val="27905"/>
-        </w:rPr>
-        <w:t>实</w:t>
-      </w:r>
-      <w:r>
-        <w:rPr>
-          <w:rFonts w:ascii="宋体" w:hAnsi="宋体"/>
-          <w:b/>
-          <w:kern w:val="27905"/>
-        </w:rPr>
-        <w:t>验</w:t>
-      </w:r>
-      <w:r>
-        <w:rPr>
-          <w:rFonts w:ascii="宋体" w:hAnsi="宋体" w:hint="eastAsia"/>
-          <w:b/>
-          <w:kern w:val="27905"/>
-        </w:rPr>
-        <w:t>原理或预习内容</w:t>
-      </w:r>
-    </w:p>
-    <w:p>
-      <w:pPr>
-        <w:autoSpaceDE w:val="0"/>
-        <w:spacing w:line="360" w:lineRule="exact"/>
-        <w:jc w:val="left"/>
-        <w:rPr>
-          <w:rFonts w:ascii="宋体" w:hAnsi="宋体"/>
-          <w:kern w:val="27905"/>
-        </w:rPr>
-      </w:pPr>
-      <w:r>
-        <w:rPr>
-          <w:rFonts w:ascii="宋体" w:hAnsi="宋体"/>
-          <w:kern w:val="27905"/>
-        </w:rPr>
-        <w:t xml:space="preserve">  （1）</w:t>
-      </w:r>
-      <w:r>
-        <w:rPr>
-          <w:rFonts w:ascii="宋体" w:hAnsi="宋体" w:hint="eastAsia"/>
-          <w:kern w:val="27905"/>
-        </w:rPr>
-        <w:t>。。。。。。。。。</w:t>
-      </w:r>
-    </w:p>
-    <w:p>
-      <w:pPr>
-        <w:autoSpaceDE w:val="0"/>
-        <w:spacing w:line="360" w:lineRule="exact"/>
-        <w:jc w:val="left"/>
-        <w:rPr>
-          <w:rFonts w:ascii="宋体" w:hAnsi="宋体"/>
-          <w:kern w:val="27905"/>
-        </w:rPr>
-      </w:pPr>
-      <w:r>
-        <w:rPr>
-          <w:rFonts w:ascii="宋体" w:hAnsi="宋体"/>
-          <w:kern w:val="27905"/>
-        </w:rPr>
-        <w:t xml:space="preserve">  （2）</w:t>
-      </w:r>
-      <w:r>
-        <w:rPr>
-          <w:rFonts w:ascii="宋体" w:hAnsi="宋体" w:hint="eastAsia"/>
-          <w:kern w:val="27905"/>
-        </w:rPr>
-        <w:t>。。。。。。。。。</w:t>
-      </w:r>
-    </w:p>
-    <w:p>
-      <w:pPr>
-        <w:autoSpaceDE w:val="0"/>
-        <w:spacing w:line="360" w:lineRule="exact"/>
-        <w:jc w:val="left"/>
-        <w:rPr>
-          <w:rFonts w:ascii="宋体" w:hAnsi="宋体"/>
-          <w:b/>
-          <w:kern w:val="27905"/>
-        </w:rPr>
-      </w:pPr>
-      <w:r>
-        <w:rPr>
-          <w:rFonts w:ascii="宋体" w:hAnsi="宋体" w:hint="eastAsia"/>
-          <w:b/>
-          <w:kern w:val="27905"/>
-        </w:rPr>
         <w:t>三</w:t>
       </w:r>
       <w:r>
@@ -1662,6 +1958,13 @@
         </w:rPr>
         <w:t>硬件环境需求</w:t>
       </w:r>
+      <w:r>
+        <w:rPr>
+          <w:rFonts w:ascii="宋体" w:hAnsi="宋体" w:hint="eastAsia"/>
+          <w:kern w:val="27905"/>
+        </w:rPr>
+        <w:t>：笔记本或者电脑</w:t>
+      </w:r>
     </w:p>
     <w:p>
       <w:pPr>
@@ -1695,6 +1998,27 @@
         </w:rPr>
         <w:t>软件环境需求</w:t>
       </w:r>
+      <w:r>
+        <w:rPr>
+          <w:rFonts w:ascii="宋体" w:hAnsi="宋体" w:hint="eastAsia"/>
+          <w:kern w:val="27905"/>
+        </w:rPr>
+        <w:t>：U</w:t>
+      </w:r>
+      <w:r>
+        <w:rPr>
+          <w:rFonts w:ascii="宋体" w:hAnsi="宋体"/>
+          <w:kern w:val="27905"/>
+        </w:rPr>
+        <w:t>buntu</w:t>
+      </w:r>
+      <w:r>
+        <w:rPr>
+          <w:rFonts w:ascii="宋体" w:hAnsi="宋体" w:hint="eastAsia"/>
+          <w:kern w:val="27905"/>
+        </w:rPr>
+        <w:t>系统</w:t>
+      </w:r>
     </w:p>
     <w:p>
       <w:pPr>
@@ -1713,6 +2037,4512 @@
         </w:rPr>
         <w:t xml:space="preserve">  </w:t>
       </w:r>
+    </w:p>
+    <w:p>
+      <w:pPr>
+        <w:outlineLvl w:val="0"/>
+        <w:rPr>
+          <w:rFonts w:ascii="宋体" w:hAnsi="宋体"/>
+          <w:b/>
+          <w:kern w:val="27905"/>
+        </w:rPr>
+      </w:pPr>
+      <w:r>
+        <w:rPr>
+          <w:rFonts w:ascii="宋体" w:hAnsi="宋体" w:hint="eastAsia"/>
+          <w:b/>
+          <w:kern w:val="27905"/>
+        </w:rPr>
+        <w:t>四</w:t>
+      </w:r>
+      <w:r>
+        <w:rPr>
+          <w:rFonts w:ascii="宋体" w:hAnsi="宋体"/>
+          <w:b/>
+          <w:kern w:val="27905"/>
+        </w:rPr>
+        <w:t>、</w:t>
+      </w:r>
+      <w:r>
+        <w:rPr>
+          <w:rFonts w:ascii="宋体" w:hAnsi="宋体" w:hint="eastAsia"/>
+          <w:b/>
+          <w:kern w:val="27905"/>
+        </w:rPr>
+        <w:t>实验内容</w:t>
+      </w:r>
+    </w:p>
+    <w:p>
+      <w:pPr>
+        <w:autoSpaceDE w:val="0"/>
+        <w:autoSpaceDN w:val="0"/>
+        <w:adjustRightInd w:val="0"/>
+        <w:jc w:val="left"/>
+        <w:rPr>
+          <w:kern w:val="0"/>
+          <w:sz w:val="24"/>
+        </w:rPr>
+      </w:pPr>
+      <w:r>
+        <w:rPr>
+          <w:kern w:val="0"/>
+          <w:sz w:val="24"/>
+        </w:rPr>
+        <w:t>1</w:t>
+      </w:r>
+      <w:r>
+        <w:rPr>
+          <w:kern w:val="0"/>
+          <w:sz w:val="24"/>
+        </w:rPr>
+        <w:t>．</w:t>
+      </w:r>
+      <w:r>
+        <w:rPr>
+          <w:rFonts w:hint="eastAsia"/>
+          <w:kern w:val="0"/>
+          <w:sz w:val="24"/>
+        </w:rPr>
+        <w:t>运行帮助命令：</w:t>
+      </w:r>
+      <w:r>
+        <w:rPr>
+          <w:rFonts w:hint="eastAsia"/>
+          <w:kern w:val="0"/>
+          <w:sz w:val="24"/>
+        </w:rPr>
+        <w:t xml:space="preserve">man </w:t>
+      </w:r>
+      <w:r>
+        <w:rPr>
+          <w:rFonts w:hint="eastAsia"/>
+          <w:kern w:val="0"/>
+          <w:sz w:val="24"/>
+        </w:rPr>
+        <w:t>和</w:t>
+      </w:r>
+      <w:r>
+        <w:rPr>
+          <w:kern w:val="0"/>
+          <w:sz w:val="24"/>
+        </w:rPr>
+        <w:t>简单命令：</w:t>
+      </w:r>
+      <w:r>
+        <w:rPr>
+          <w:rFonts w:hint="eastAsia"/>
+          <w:kern w:val="0"/>
+          <w:sz w:val="24"/>
+        </w:rPr>
+        <w:t xml:space="preserve"> </w:t>
+      </w:r>
+      <w:r>
+        <w:rPr>
+          <w:kern w:val="0"/>
+          <w:sz w:val="24"/>
+        </w:rPr>
+        <w:t xml:space="preserve">date, </w:t>
+      </w:r>
+      <w:proofErr w:type="spellStart"/>
+      <w:r>
+        <w:rPr>
+          <w:kern w:val="0"/>
+          <w:sz w:val="24"/>
+        </w:rPr>
+        <w:t>cal</w:t>
+      </w:r>
+      <w:proofErr w:type="spellEnd"/>
+      <w:r>
+        <w:rPr>
+          <w:kern w:val="0"/>
+          <w:sz w:val="24"/>
+        </w:rPr>
+        <w:t>, who, echo, clear</w:t>
+      </w:r>
+      <w:r>
+        <w:rPr>
+          <w:kern w:val="0"/>
+          <w:sz w:val="24"/>
+        </w:rPr>
+        <w:t>等，了解</w:t>
+      </w:r>
+      <w:r>
+        <w:rPr>
+          <w:kern w:val="0"/>
+          <w:sz w:val="24"/>
+        </w:rPr>
+        <w:t>Linux</w:t>
+      </w:r>
+      <w:r>
+        <w:rPr>
+          <w:kern w:val="0"/>
+          <w:sz w:val="24"/>
+        </w:rPr>
+        <w:t>命令格式</w:t>
+      </w:r>
+      <w:r>
+        <w:rPr>
+          <w:rFonts w:hint="eastAsia"/>
+          <w:kern w:val="0"/>
+          <w:sz w:val="24"/>
+        </w:rPr>
+        <w:t>。</w:t>
+      </w:r>
+      <w:r>
+        <w:rPr>
+          <w:kern w:val="0"/>
+          <w:sz w:val="24"/>
+        </w:rPr>
+        <w:t xml:space="preserve"> </w:t>
+      </w:r>
+    </w:p>
+    <w:tbl>
+      <w:tblPr>
+        <w:tblW w:w="0" w:type="auto"/>
+        <w:tblBorders>
+          <w:top w:val="single" w:sz="4" w:space="0" w:color="auto"/>
+          <w:left w:val="single" w:sz="4" w:space="0" w:color="auto"/>
+          <w:bottom w:val="single" w:sz="4" w:space="0" w:color="auto"/>
+          <w:right w:val="single" w:sz="4" w:space="0" w:color="auto"/>
+          <w:insideH w:val="single" w:sz="4" w:space="0" w:color="auto"/>
+          <w:insideV w:val="single" w:sz="4" w:space="0" w:color="auto"/>
+        </w:tblBorders>
+        <w:tblLook w:val="04A0" w:firstRow="1" w:lastRow="0" w:firstColumn="1" w:lastColumn="0" w:noHBand="0" w:noVBand="1"/>
+      </w:tblPr>
+      <w:tblGrid>
+        <w:gridCol w:w="2840"/>
+        <w:gridCol w:w="2841"/>
+        <w:gridCol w:w="2841"/>
+      </w:tblGrid>
+      <w:tr>
+        <w:tc>
+          <w:tcPr>
+            <w:tcW w:w="2842" w:type="dxa"/>
+            <w:shd w:val="clear" w:color="auto" w:fill="auto"/>
+          </w:tcPr>
+          <w:p>
+            <w:pPr>
+              <w:autoSpaceDE w:val="0"/>
+              <w:autoSpaceDN w:val="0"/>
+              <w:adjustRightInd w:val="0"/>
+              <w:jc w:val="center"/>
+              <w:rPr>
+                <w:kern w:val="0"/>
+                <w:sz w:val="24"/>
+              </w:rPr>
+            </w:pPr>
+            <w:r>
+              <w:rPr>
+                <w:rFonts w:hint="eastAsia"/>
+                <w:kern w:val="0"/>
+                <w:sz w:val="24"/>
+              </w:rPr>
+              <w:t>命令</w:t>
+            </w:r>
+          </w:p>
+        </w:tc>
+        <w:tc>
+          <w:tcPr>
+            <w:tcW w:w="2843" w:type="dxa"/>
+            <w:shd w:val="clear" w:color="auto" w:fill="auto"/>
+          </w:tcPr>
+          <w:p>
+            <w:pPr>
+              <w:autoSpaceDE w:val="0"/>
+              <w:autoSpaceDN w:val="0"/>
+              <w:adjustRightInd w:val="0"/>
+              <w:jc w:val="center"/>
+              <w:rPr>
+                <w:kern w:val="0"/>
+                <w:sz w:val="24"/>
+              </w:rPr>
+            </w:pPr>
+            <w:r>
+              <w:rPr>
+                <w:rFonts w:hint="eastAsia"/>
+                <w:kern w:val="0"/>
+                <w:sz w:val="24"/>
+              </w:rPr>
+              <w:t>运行结果</w:t>
+            </w:r>
+          </w:p>
+        </w:tc>
+        <w:tc>
+          <w:tcPr>
+            <w:tcW w:w="2843" w:type="dxa"/>
+            <w:shd w:val="clear" w:color="auto" w:fill="auto"/>
+          </w:tcPr>
+          <w:p>
+            <w:pPr>
+              <w:autoSpaceDE w:val="0"/>
+              <w:autoSpaceDN w:val="0"/>
+              <w:adjustRightInd w:val="0"/>
+              <w:jc w:val="center"/>
+              <w:rPr>
+                <w:kern w:val="0"/>
+                <w:sz w:val="24"/>
+              </w:rPr>
+            </w:pPr>
+            <w:r>
+              <w:rPr>
+                <w:rFonts w:hint="eastAsia"/>
+                <w:kern w:val="0"/>
+                <w:sz w:val="24"/>
+              </w:rPr>
+              <w:t>分析（包括参数的作用）</w:t>
+            </w:r>
+          </w:p>
+        </w:tc>
+      </w:tr>
+      <w:tr>
+        <w:tc>
+          <w:tcPr>
+            <w:tcW w:w="2842" w:type="dxa"/>
+            <w:shd w:val="clear" w:color="auto" w:fill="auto"/>
+          </w:tcPr>
+          <w:p>
+            <w:pPr>
+              <w:autoSpaceDE w:val="0"/>
+              <w:autoSpaceDN w:val="0"/>
+              <w:adjustRightInd w:val="0"/>
+              <w:jc w:val="center"/>
+              <w:rPr>
+                <w:kern w:val="0"/>
+                <w:sz w:val="24"/>
+              </w:rPr>
+            </w:pPr>
+            <w:r>
+              <w:rPr>
+                <w:rFonts w:hint="eastAsia"/>
+                <w:kern w:val="0"/>
+                <w:sz w:val="24"/>
+              </w:rPr>
+              <w:t>man</w:t>
+            </w:r>
+          </w:p>
+        </w:tc>
+        <w:tc>
+          <w:tcPr>
+            <w:tcW w:w="2843" w:type="dxa"/>
+            <w:shd w:val="clear" w:color="auto" w:fill="auto"/>
+          </w:tcPr>
+          <w:p>
+            <w:pPr>
+              <w:autoSpaceDE w:val="0"/>
+              <w:autoSpaceDN w:val="0"/>
+              <w:adjustRightInd w:val="0"/>
+              <w:jc w:val="center"/>
+              <w:rPr>
+                <w:kern w:val="0"/>
+                <w:sz w:val="24"/>
+              </w:rPr>
+            </w:pPr>
+            <w:r>
+              <w:rPr>
+                <w:kern w:val="0"/>
+                <w:sz w:val="24"/>
+              </w:rPr>
+              <w:t>What manual page do you want?</w:t>
+            </w:r>
+          </w:p>
+        </w:tc>
+        <w:tc>
+          <w:tcPr>
+            <w:tcW w:w="2843" w:type="dxa"/>
+            <w:shd w:val="clear" w:color="auto" w:fill="auto"/>
+          </w:tcPr>
+          <w:p>
+            <w:pPr>
+              <w:autoSpaceDE w:val="0"/>
+              <w:autoSpaceDN w:val="0"/>
+              <w:adjustRightInd w:val="0"/>
+              <w:jc w:val="center"/>
+              <w:rPr>
+                <w:kern w:val="0"/>
+                <w:sz w:val="24"/>
+              </w:rPr>
+            </w:pPr>
+            <w:r>
+              <w:rPr>
+                <w:kern w:val="0"/>
+                <w:sz w:val="24"/>
+              </w:rPr>
+              <w:t xml:space="preserve">Man </w:t>
+            </w:r>
+            <w:r>
+              <w:rPr>
+                <w:rFonts w:hint="eastAsia"/>
+                <w:kern w:val="0"/>
+                <w:sz w:val="24"/>
+              </w:rPr>
+              <w:t>是</w:t>
+            </w:r>
+            <w:r>
+              <w:rPr>
+                <w:rFonts w:hint="eastAsia"/>
+                <w:kern w:val="0"/>
+                <w:sz w:val="24"/>
+              </w:rPr>
+              <w:t xml:space="preserve"> </w:t>
+            </w:r>
+            <w:r>
+              <w:rPr>
+                <w:kern w:val="0"/>
+                <w:sz w:val="24"/>
+              </w:rPr>
+              <w:t xml:space="preserve"> </w:t>
+            </w:r>
+            <w:r>
+              <w:rPr>
+                <w:rFonts w:hint="eastAsia"/>
+                <w:kern w:val="0"/>
+                <w:sz w:val="24"/>
+              </w:rPr>
+              <w:t>Linux</w:t>
+            </w:r>
+            <w:r>
+              <w:rPr>
+                <w:rFonts w:hint="eastAsia"/>
+                <w:kern w:val="0"/>
+                <w:sz w:val="24"/>
+              </w:rPr>
+              <w:t>手册的电子版</w:t>
+            </w:r>
+          </w:p>
+        </w:tc>
+      </w:tr>
+      <w:tr>
+        <w:tc>
+          <w:tcPr>
+            <w:tcW w:w="2842" w:type="dxa"/>
+            <w:shd w:val="clear" w:color="auto" w:fill="auto"/>
+          </w:tcPr>
+          <w:p>
+            <w:pPr>
+              <w:autoSpaceDE w:val="0"/>
+              <w:autoSpaceDN w:val="0"/>
+              <w:adjustRightInd w:val="0"/>
+              <w:jc w:val="center"/>
+              <w:rPr>
+                <w:kern w:val="0"/>
+                <w:sz w:val="24"/>
+              </w:rPr>
+            </w:pPr>
+            <w:r>
+              <w:rPr>
+                <w:rFonts w:hint="eastAsia"/>
+                <w:kern w:val="0"/>
+                <w:sz w:val="24"/>
+              </w:rPr>
+              <w:t>date</w:t>
+            </w:r>
+          </w:p>
+        </w:tc>
+        <w:tc>
+          <w:tcPr>
+            <w:tcW w:w="2843" w:type="dxa"/>
+            <w:shd w:val="clear" w:color="auto" w:fill="auto"/>
+          </w:tcPr>
+          <w:p>
+            <w:pPr>
+              <w:autoSpaceDE w:val="0"/>
+              <w:autoSpaceDN w:val="0"/>
+              <w:adjustRightInd w:val="0"/>
+              <w:jc w:val="center"/>
+              <w:rPr>
+                <w:kern w:val="0"/>
+                <w:sz w:val="24"/>
+              </w:rPr>
+            </w:pPr>
+            <w:r>
+              <w:rPr>
+                <w:rFonts w:hint="eastAsia"/>
+                <w:kern w:val="0"/>
+                <w:sz w:val="24"/>
+              </w:rPr>
+              <w:t>返回当前日期与时间</w:t>
+            </w:r>
+          </w:p>
+        </w:tc>
+        <w:tc>
+          <w:tcPr>
+            <w:tcW w:w="2843" w:type="dxa"/>
+            <w:shd w:val="clear" w:color="auto" w:fill="auto"/>
+          </w:tcPr>
+          <w:p>
+            <w:pPr>
+              <w:autoSpaceDE w:val="0"/>
+              <w:autoSpaceDN w:val="0"/>
+              <w:adjustRightInd w:val="0"/>
+              <w:jc w:val="center"/>
+              <w:rPr>
+                <w:kern w:val="0"/>
+                <w:sz w:val="24"/>
+              </w:rPr>
+            </w:pPr>
+            <w:r>
+              <w:rPr>
+                <w:rFonts w:hint="eastAsia"/>
+                <w:kern w:val="0"/>
+                <w:sz w:val="24"/>
+              </w:rPr>
+              <w:t>无</w:t>
+            </w:r>
+          </w:p>
+        </w:tc>
+      </w:tr>
+      <w:tr>
+        <w:tc>
+          <w:tcPr>
+            <w:tcW w:w="2842" w:type="dxa"/>
+            <w:shd w:val="clear" w:color="auto" w:fill="auto"/>
+          </w:tcPr>
+          <w:p>
+            <w:pPr>
+              <w:autoSpaceDE w:val="0"/>
+              <w:autoSpaceDN w:val="0"/>
+              <w:adjustRightInd w:val="0"/>
+              <w:jc w:val="center"/>
+              <w:rPr>
+                <w:kern w:val="0"/>
+                <w:sz w:val="24"/>
+              </w:rPr>
+            </w:pPr>
+            <w:proofErr w:type="spellStart"/>
+            <w:r>
+              <w:rPr>
+                <w:rFonts w:hint="eastAsia"/>
+                <w:kern w:val="0"/>
+                <w:sz w:val="24"/>
+              </w:rPr>
+              <w:t>cal</w:t>
+            </w:r>
+            <w:proofErr w:type="spellEnd"/>
+          </w:p>
+        </w:tc>
+        <w:tc>
+          <w:tcPr>
+            <w:tcW w:w="2843" w:type="dxa"/>
+            <w:shd w:val="clear" w:color="auto" w:fill="auto"/>
+          </w:tcPr>
+          <w:p>
+            <w:pPr>
+              <w:autoSpaceDE w:val="0"/>
+              <w:autoSpaceDN w:val="0"/>
+              <w:adjustRightInd w:val="0"/>
+              <w:jc w:val="center"/>
+              <w:rPr>
+                <w:kern w:val="0"/>
+                <w:sz w:val="24"/>
+              </w:rPr>
+            </w:pPr>
+            <w:r>
+              <w:rPr>
+                <w:rFonts w:hint="eastAsia"/>
+                <w:kern w:val="0"/>
+                <w:sz w:val="24"/>
+              </w:rPr>
+              <w:t>显示未找到该命令</w:t>
+            </w:r>
+          </w:p>
+        </w:tc>
+        <w:tc>
+          <w:tcPr>
+            <w:tcW w:w="2843" w:type="dxa"/>
+            <w:shd w:val="clear" w:color="auto" w:fill="auto"/>
+          </w:tcPr>
+          <w:p>
+            <w:pPr>
+              <w:autoSpaceDE w:val="0"/>
+              <w:autoSpaceDN w:val="0"/>
+              <w:adjustRightInd w:val="0"/>
+              <w:jc w:val="center"/>
+              <w:rPr>
+                <w:kern w:val="0"/>
+                <w:sz w:val="24"/>
+              </w:rPr>
+            </w:pPr>
+            <w:r>
+              <w:rPr>
+                <w:rFonts w:hint="eastAsia"/>
+                <w:kern w:val="0"/>
+                <w:sz w:val="24"/>
+              </w:rPr>
+              <w:t>无</w:t>
+            </w:r>
+          </w:p>
+        </w:tc>
+      </w:tr>
+      <w:tr>
+        <w:tc>
+          <w:tcPr>
+            <w:tcW w:w="2842" w:type="dxa"/>
+            <w:shd w:val="clear" w:color="auto" w:fill="auto"/>
+          </w:tcPr>
+          <w:p>
+            <w:pPr>
+              <w:autoSpaceDE w:val="0"/>
+              <w:autoSpaceDN w:val="0"/>
+              <w:adjustRightInd w:val="0"/>
+              <w:jc w:val="center"/>
+              <w:rPr>
+                <w:kern w:val="0"/>
+                <w:sz w:val="24"/>
+              </w:rPr>
+            </w:pPr>
+            <w:r>
+              <w:rPr>
+                <w:rFonts w:hint="eastAsia"/>
+                <w:kern w:val="0"/>
+                <w:sz w:val="24"/>
+              </w:rPr>
+              <w:t>who</w:t>
+            </w:r>
+          </w:p>
+        </w:tc>
+        <w:tc>
+          <w:tcPr>
+            <w:tcW w:w="2843" w:type="dxa"/>
+            <w:shd w:val="clear" w:color="auto" w:fill="auto"/>
+          </w:tcPr>
+          <w:p>
+            <w:pPr>
+              <w:autoSpaceDE w:val="0"/>
+              <w:autoSpaceDN w:val="0"/>
+              <w:adjustRightInd w:val="0"/>
+              <w:jc w:val="center"/>
+              <w:rPr>
+                <w:kern w:val="0"/>
+                <w:sz w:val="24"/>
+              </w:rPr>
+            </w:pPr>
+            <w:r>
+              <w:rPr>
+                <w:rFonts w:hint="eastAsia"/>
+                <w:kern w:val="0"/>
+                <w:sz w:val="24"/>
+              </w:rPr>
+              <w:t>无反应</w:t>
+            </w:r>
+          </w:p>
+        </w:tc>
+        <w:tc>
+          <w:tcPr>
+            <w:tcW w:w="2843" w:type="dxa"/>
+            <w:shd w:val="clear" w:color="auto" w:fill="auto"/>
+          </w:tcPr>
+          <w:p>
+            <w:pPr>
+              <w:autoSpaceDE w:val="0"/>
+              <w:autoSpaceDN w:val="0"/>
+              <w:adjustRightInd w:val="0"/>
+              <w:jc w:val="center"/>
+              <w:rPr>
+                <w:kern w:val="0"/>
+                <w:sz w:val="24"/>
+              </w:rPr>
+            </w:pPr>
+            <w:r>
+              <w:rPr>
+                <w:rFonts w:hint="eastAsia"/>
+                <w:kern w:val="0"/>
+                <w:sz w:val="24"/>
+              </w:rPr>
+              <w:t>无</w:t>
+            </w:r>
+          </w:p>
+        </w:tc>
+      </w:tr>
+      <w:tr>
+        <w:tc>
+          <w:tcPr>
+            <w:tcW w:w="2842" w:type="dxa"/>
+            <w:shd w:val="clear" w:color="auto" w:fill="auto"/>
+          </w:tcPr>
+          <w:p>
+            <w:pPr>
+              <w:autoSpaceDE w:val="0"/>
+              <w:autoSpaceDN w:val="0"/>
+              <w:adjustRightInd w:val="0"/>
+              <w:jc w:val="center"/>
+              <w:rPr>
+                <w:kern w:val="0"/>
+                <w:sz w:val="24"/>
+              </w:rPr>
+            </w:pPr>
+            <w:r>
+              <w:rPr>
+                <w:rFonts w:hint="eastAsia"/>
+                <w:kern w:val="0"/>
+                <w:sz w:val="24"/>
+              </w:rPr>
+              <w:t>echo</w:t>
+            </w:r>
+          </w:p>
+        </w:tc>
+        <w:tc>
+          <w:tcPr>
+            <w:tcW w:w="2843" w:type="dxa"/>
+            <w:shd w:val="clear" w:color="auto" w:fill="auto"/>
+          </w:tcPr>
+          <w:p>
+            <w:pPr>
+              <w:autoSpaceDE w:val="0"/>
+              <w:autoSpaceDN w:val="0"/>
+              <w:adjustRightInd w:val="0"/>
+              <w:jc w:val="center"/>
+              <w:rPr>
+                <w:kern w:val="0"/>
+                <w:sz w:val="24"/>
+              </w:rPr>
+            </w:pPr>
+            <w:r>
+              <w:rPr>
+                <w:rFonts w:hint="eastAsia"/>
+                <w:kern w:val="0"/>
+                <w:sz w:val="24"/>
+              </w:rPr>
+              <w:t>将输入的参数打印到终端中</w:t>
+            </w:r>
+          </w:p>
+        </w:tc>
+        <w:tc>
+          <w:tcPr>
+            <w:tcW w:w="2843" w:type="dxa"/>
+            <w:shd w:val="clear" w:color="auto" w:fill="auto"/>
+          </w:tcPr>
+          <w:p>
+            <w:pPr>
+              <w:autoSpaceDE w:val="0"/>
+              <w:autoSpaceDN w:val="0"/>
+              <w:adjustRightInd w:val="0"/>
+              <w:jc w:val="center"/>
+              <w:rPr>
+                <w:kern w:val="0"/>
+                <w:sz w:val="24"/>
+              </w:rPr>
+            </w:pPr>
+            <w:r>
+              <w:rPr>
+                <w:rFonts w:hint="eastAsia"/>
+                <w:kern w:val="0"/>
+                <w:sz w:val="24"/>
+              </w:rPr>
+              <w:t>将输入的参数打印到终端中</w:t>
+            </w:r>
+          </w:p>
+        </w:tc>
+      </w:tr>
+      <w:tr>
+        <w:tc>
+          <w:tcPr>
+            <w:tcW w:w="2842" w:type="dxa"/>
+            <w:shd w:val="clear" w:color="auto" w:fill="auto"/>
+          </w:tcPr>
+          <w:p>
+            <w:pPr>
+              <w:autoSpaceDE w:val="0"/>
+              <w:autoSpaceDN w:val="0"/>
+              <w:adjustRightInd w:val="0"/>
+              <w:jc w:val="center"/>
+              <w:rPr>
+                <w:kern w:val="0"/>
+                <w:sz w:val="24"/>
+              </w:rPr>
+            </w:pPr>
+            <w:r>
+              <w:rPr>
+                <w:rFonts w:hint="eastAsia"/>
+                <w:kern w:val="0"/>
+                <w:sz w:val="24"/>
+              </w:rPr>
+              <w:t>clear</w:t>
+            </w:r>
+          </w:p>
+        </w:tc>
+        <w:tc>
+          <w:tcPr>
+            <w:tcW w:w="2843" w:type="dxa"/>
+            <w:shd w:val="clear" w:color="auto" w:fill="auto"/>
+          </w:tcPr>
+          <w:p>
+            <w:pPr>
+              <w:autoSpaceDE w:val="0"/>
+              <w:autoSpaceDN w:val="0"/>
+              <w:adjustRightInd w:val="0"/>
+              <w:jc w:val="center"/>
+              <w:rPr>
+                <w:kern w:val="0"/>
+                <w:sz w:val="24"/>
+              </w:rPr>
+            </w:pPr>
+            <w:r>
+              <w:rPr>
+                <w:rFonts w:hint="eastAsia"/>
+                <w:kern w:val="0"/>
+                <w:sz w:val="24"/>
+              </w:rPr>
+              <w:t>清除当前终端内容</w:t>
+            </w:r>
+          </w:p>
+        </w:tc>
+        <w:tc>
+          <w:tcPr>
+            <w:tcW w:w="2843" w:type="dxa"/>
+            <w:shd w:val="clear" w:color="auto" w:fill="auto"/>
+          </w:tcPr>
+          <w:p>
+            <w:pPr>
+              <w:autoSpaceDE w:val="0"/>
+              <w:autoSpaceDN w:val="0"/>
+              <w:adjustRightInd w:val="0"/>
+              <w:jc w:val="center"/>
+              <w:rPr>
+                <w:kern w:val="0"/>
+                <w:sz w:val="24"/>
+              </w:rPr>
+            </w:pPr>
+            <w:r>
+              <w:rPr>
+                <w:rFonts w:hint="eastAsia"/>
+                <w:kern w:val="0"/>
+                <w:sz w:val="24"/>
+              </w:rPr>
+              <w:t>无</w:t>
+            </w:r>
+          </w:p>
+        </w:tc>
+      </w:tr>
+    </w:tbl>
+    <w:p>
+      <w:pPr>
+        <w:autoSpaceDE w:val="0"/>
+        <w:autoSpaceDN w:val="0"/>
+        <w:adjustRightInd w:val="0"/>
+        <w:jc w:val="left"/>
+        <w:rPr>
+          <w:kern w:val="0"/>
+          <w:sz w:val="24"/>
+        </w:rPr>
+      </w:pPr>
+    </w:p>
+    <w:p>
+      <w:pPr>
+        <w:autoSpaceDE w:val="0"/>
+        <w:autoSpaceDN w:val="0"/>
+        <w:adjustRightInd w:val="0"/>
+        <w:jc w:val="left"/>
+        <w:rPr>
+          <w:kern w:val="0"/>
+          <w:sz w:val="24"/>
+        </w:rPr>
+      </w:pPr>
+      <w:r>
+        <w:rPr>
+          <w:kern w:val="0"/>
+          <w:sz w:val="24"/>
+        </w:rPr>
+        <w:t>2</w:t>
+      </w:r>
+      <w:r>
+        <w:rPr>
+          <w:kern w:val="0"/>
+          <w:sz w:val="24"/>
+        </w:rPr>
+        <w:t>．</w:t>
+      </w:r>
+      <w:r>
+        <w:rPr>
+          <w:rFonts w:hint="eastAsia"/>
+          <w:kern w:val="0"/>
+          <w:sz w:val="24"/>
+        </w:rPr>
+        <w:t>运行</w:t>
+      </w:r>
+      <w:r>
+        <w:rPr>
+          <w:kern w:val="0"/>
+          <w:sz w:val="24"/>
+        </w:rPr>
+        <w:t>文件</w:t>
+      </w:r>
+      <w:r>
+        <w:rPr>
+          <w:rFonts w:hint="eastAsia"/>
+          <w:kern w:val="0"/>
+          <w:sz w:val="24"/>
+        </w:rPr>
+        <w:t>与目录操作的命令，</w:t>
+      </w:r>
+      <w:r>
+        <w:rPr>
+          <w:rFonts w:hint="eastAsia"/>
+          <w:kern w:val="0"/>
+          <w:sz w:val="24"/>
+        </w:rPr>
+        <w:t>列出命令的运行结果并分析作用。</w:t>
+      </w:r>
+    </w:p>
+    <w:tbl>
+      <w:tblPr>
+        <w:tblW w:w="0" w:type="auto"/>
+        <w:tblBorders>
+          <w:top w:val="single" w:sz="4" w:space="0" w:color="auto"/>
+          <w:left w:val="single" w:sz="4" w:space="0" w:color="auto"/>
+          <w:bottom w:val="single" w:sz="4" w:space="0" w:color="auto"/>
+          <w:right w:val="single" w:sz="4" w:space="0" w:color="auto"/>
+          <w:insideH w:val="single" w:sz="4" w:space="0" w:color="auto"/>
+          <w:insideV w:val="single" w:sz="4" w:space="0" w:color="auto"/>
+        </w:tblBorders>
+        <w:tblLook w:val="04A0" w:firstRow="1" w:lastRow="0" w:firstColumn="1" w:lastColumn="0" w:noHBand="0" w:noVBand="1"/>
+      </w:tblPr>
+      <w:tblGrid>
+        <w:gridCol w:w="2839"/>
+        <w:gridCol w:w="2842"/>
+        <w:gridCol w:w="2841"/>
+      </w:tblGrid>
+      <w:tr>
+        <w:tc>
+          <w:tcPr>
+            <w:tcW w:w="2842" w:type="dxa"/>
+            <w:shd w:val="clear" w:color="auto" w:fill="auto"/>
+          </w:tcPr>
+          <w:p>
+            <w:pPr>
+              <w:autoSpaceDE w:val="0"/>
+              <w:autoSpaceDN w:val="0"/>
+              <w:adjustRightInd w:val="0"/>
+              <w:jc w:val="center"/>
+              <w:rPr>
+                <w:kern w:val="0"/>
+                <w:sz w:val="24"/>
+              </w:rPr>
+            </w:pPr>
+            <w:r>
+              <w:rPr>
+                <w:rFonts w:hint="eastAsia"/>
+                <w:kern w:val="0"/>
+                <w:sz w:val="24"/>
+              </w:rPr>
+              <w:t>命令</w:t>
+            </w:r>
+          </w:p>
+        </w:tc>
+        <w:tc>
+          <w:tcPr>
+            <w:tcW w:w="2843" w:type="dxa"/>
+            <w:shd w:val="clear" w:color="auto" w:fill="auto"/>
+          </w:tcPr>
+          <w:p>
+            <w:pPr>
+              <w:autoSpaceDE w:val="0"/>
+              <w:autoSpaceDN w:val="0"/>
+              <w:adjustRightInd w:val="0"/>
+              <w:jc w:val="center"/>
+              <w:rPr>
+                <w:kern w:val="0"/>
+                <w:sz w:val="24"/>
+              </w:rPr>
+            </w:pPr>
+            <w:r>
+              <w:rPr>
+                <w:rFonts w:hint="eastAsia"/>
+                <w:kern w:val="0"/>
+                <w:sz w:val="24"/>
+              </w:rPr>
+              <w:t>运行结果</w:t>
+            </w:r>
+          </w:p>
+        </w:tc>
+        <w:tc>
+          <w:tcPr>
+            <w:tcW w:w="2843" w:type="dxa"/>
+            <w:shd w:val="clear" w:color="auto" w:fill="auto"/>
+          </w:tcPr>
+          <w:p>
+            <w:pPr>
+              <w:autoSpaceDE w:val="0"/>
+              <w:autoSpaceDN w:val="0"/>
+              <w:adjustRightInd w:val="0"/>
+              <w:jc w:val="center"/>
+              <w:rPr>
+                <w:kern w:val="0"/>
+                <w:sz w:val="24"/>
+              </w:rPr>
+            </w:pPr>
+            <w:r>
+              <w:rPr>
+                <w:rFonts w:hint="eastAsia"/>
+                <w:kern w:val="0"/>
+                <w:sz w:val="24"/>
+              </w:rPr>
+              <w:t>分析（包括参数的作用）</w:t>
+            </w:r>
+          </w:p>
+        </w:tc>
+      </w:tr>
+      <w:tr>
+        <w:tc>
+          <w:tcPr>
+            <w:tcW w:w="2842" w:type="dxa"/>
+            <w:shd w:val="clear" w:color="auto" w:fill="auto"/>
+          </w:tcPr>
+          <w:p>
+            <w:pPr>
+              <w:autoSpaceDE w:val="0"/>
+              <w:autoSpaceDN w:val="0"/>
+              <w:adjustRightInd w:val="0"/>
+              <w:jc w:val="center"/>
+              <w:rPr>
+                <w:kern w:val="0"/>
+                <w:sz w:val="24"/>
+              </w:rPr>
+            </w:pPr>
+            <w:proofErr w:type="spellStart"/>
+            <w:r>
+              <w:rPr>
+                <w:rFonts w:hint="eastAsia"/>
+                <w:kern w:val="0"/>
+                <w:sz w:val="24"/>
+              </w:rPr>
+              <w:t>pwd</w:t>
+            </w:r>
+            <w:proofErr w:type="spellEnd"/>
+          </w:p>
+        </w:tc>
+        <w:tc>
+          <w:tcPr>
+            <w:tcW w:w="2843" w:type="dxa"/>
+            <w:shd w:val="clear" w:color="auto" w:fill="auto"/>
+          </w:tcPr>
+          <w:p>
+            <w:pPr>
+              <w:autoSpaceDE w:val="0"/>
+              <w:autoSpaceDN w:val="0"/>
+              <w:adjustRightInd w:val="0"/>
+              <w:jc w:val="center"/>
+              <w:rPr>
+                <w:kern w:val="0"/>
+                <w:sz w:val="24"/>
+              </w:rPr>
+            </w:pPr>
+            <w:r>
+              <w:rPr>
+                <w:kern w:val="0"/>
+                <w:sz w:val="24"/>
+              </w:rPr>
+              <w:t>/home/yuming</w:t>
+            </w:r>
+          </w:p>
+        </w:tc>
+        <w:tc>
+          <w:tcPr>
+            <w:tcW w:w="2843" w:type="dxa"/>
+            <w:shd w:val="clear" w:color="auto" w:fill="auto"/>
+          </w:tcPr>
+          <w:p>
+            <w:pPr>
+              <w:autoSpaceDE w:val="0"/>
+              <w:autoSpaceDN w:val="0"/>
+              <w:adjustRightInd w:val="0"/>
+              <w:jc w:val="center"/>
+              <w:rPr>
+                <w:kern w:val="0"/>
+                <w:sz w:val="24"/>
+              </w:rPr>
+            </w:pPr>
+            <w:r>
+              <w:rPr>
+                <w:rFonts w:hint="eastAsia"/>
+                <w:kern w:val="0"/>
+                <w:sz w:val="24"/>
+              </w:rPr>
+              <w:t>输出当前工作目录</w:t>
+            </w:r>
+          </w:p>
+        </w:tc>
+      </w:tr>
+      <w:tr>
+        <w:tc>
+          <w:tcPr>
+            <w:tcW w:w="2842" w:type="dxa"/>
+            <w:shd w:val="clear" w:color="auto" w:fill="auto"/>
+          </w:tcPr>
+          <w:p>
+            <w:pPr>
+              <w:autoSpaceDE w:val="0"/>
+              <w:autoSpaceDN w:val="0"/>
+              <w:adjustRightInd w:val="0"/>
+              <w:jc w:val="center"/>
+              <w:rPr>
+                <w:kern w:val="0"/>
+                <w:sz w:val="24"/>
+              </w:rPr>
+            </w:pPr>
+            <w:r>
+              <w:rPr>
+                <w:rFonts w:hint="eastAsia"/>
+                <w:kern w:val="0"/>
+                <w:sz w:val="24"/>
+              </w:rPr>
+              <w:t>ls -l</w:t>
+            </w:r>
+          </w:p>
+        </w:tc>
+        <w:tc>
+          <w:tcPr>
+            <w:tcW w:w="2843" w:type="dxa"/>
+            <w:shd w:val="clear" w:color="auto" w:fill="auto"/>
+          </w:tcPr>
+          <w:p>
+            <w:pPr>
+              <w:autoSpaceDE w:val="0"/>
+              <w:autoSpaceDN w:val="0"/>
+              <w:adjustRightInd w:val="0"/>
+              <w:jc w:val="center"/>
+              <w:rPr>
+                <w:kern w:val="0"/>
+                <w:sz w:val="24"/>
+              </w:rPr>
+            </w:pPr>
+            <w:proofErr w:type="spellStart"/>
+            <w:r>
+              <w:rPr>
+                <w:kern w:val="0"/>
+                <w:sz w:val="24"/>
+              </w:rPr>
+              <w:t>drwxr</w:t>
+            </w:r>
+            <w:proofErr w:type="spellEnd"/>
+            <w:r>
+              <w:rPr>
+                <w:kern w:val="0"/>
+                <w:sz w:val="24"/>
+              </w:rPr>
+              <w:t>-</w:t>
+            </w:r>
+            <w:proofErr w:type="spellStart"/>
+            <w:r>
+              <w:rPr>
+                <w:kern w:val="0"/>
+                <w:sz w:val="24"/>
+              </w:rPr>
+              <w:t>xr</w:t>
+            </w:r>
+            <w:proofErr w:type="spellEnd"/>
+            <w:r>
+              <w:rPr>
+                <w:kern w:val="0"/>
+                <w:sz w:val="24"/>
+              </w:rPr>
+              <w:t xml:space="preserve">-x  4 yuming </w:t>
+            </w:r>
+            <w:proofErr w:type="spellStart"/>
+            <w:r>
+              <w:rPr>
+                <w:kern w:val="0"/>
+                <w:sz w:val="24"/>
+              </w:rPr>
+              <w:t>yuming</w:t>
+            </w:r>
+            <w:proofErr w:type="spellEnd"/>
+            <w:r>
+              <w:rPr>
+                <w:kern w:val="0"/>
+                <w:sz w:val="24"/>
+              </w:rPr>
+              <w:t xml:space="preserve"> 4096 May  2 12:26 </w:t>
+            </w:r>
+            <w:proofErr w:type="spellStart"/>
+            <w:r>
+              <w:rPr>
+                <w:kern w:val="0"/>
+                <w:sz w:val="24"/>
+              </w:rPr>
+              <w:t>ProjectOnGoing</w:t>
+            </w:r>
+            <w:proofErr w:type="spellEnd"/>
+          </w:p>
+        </w:tc>
+        <w:tc>
+          <w:tcPr>
+            <w:tcW w:w="2843" w:type="dxa"/>
+            <w:shd w:val="clear" w:color="auto" w:fill="auto"/>
+          </w:tcPr>
+          <w:p>
+            <w:pPr>
+              <w:autoSpaceDE w:val="0"/>
+              <w:autoSpaceDN w:val="0"/>
+              <w:adjustRightInd w:val="0"/>
+              <w:jc w:val="center"/>
+              <w:rPr>
+                <w:kern w:val="0"/>
+                <w:sz w:val="24"/>
+              </w:rPr>
+            </w:pPr>
+          </w:p>
+        </w:tc>
+      </w:tr>
+      <w:tr>
+        <w:tc>
+          <w:tcPr>
+            <w:tcW w:w="2842" w:type="dxa"/>
+            <w:shd w:val="clear" w:color="auto" w:fill="auto"/>
+          </w:tcPr>
+          <w:p>
+            <w:pPr>
+              <w:autoSpaceDE w:val="0"/>
+              <w:autoSpaceDN w:val="0"/>
+              <w:adjustRightInd w:val="0"/>
+              <w:jc w:val="center"/>
+              <w:rPr>
+                <w:kern w:val="0"/>
+                <w:sz w:val="24"/>
+              </w:rPr>
+            </w:pPr>
+            <w:r>
+              <w:rPr>
+                <w:rFonts w:hint="eastAsia"/>
+                <w:kern w:val="0"/>
+                <w:sz w:val="24"/>
+              </w:rPr>
+              <w:t>ls -ai</w:t>
+            </w:r>
+          </w:p>
+        </w:tc>
+        <w:tc>
+          <w:tcPr>
+            <w:tcW w:w="2843" w:type="dxa"/>
+            <w:shd w:val="clear" w:color="auto" w:fill="auto"/>
+          </w:tcPr>
+          <w:p>
+            <w:pPr>
+              <w:autoSpaceDE w:val="0"/>
+              <w:autoSpaceDN w:val="0"/>
+              <w:adjustRightInd w:val="0"/>
+              <w:jc w:val="center"/>
+              <w:rPr>
+                <w:kern w:val="0"/>
+                <w:sz w:val="24"/>
+              </w:rPr>
+            </w:pPr>
+            <w:r>
+              <w:rPr>
+                <w:rFonts w:hint="eastAsia"/>
+                <w:kern w:val="0"/>
+                <w:sz w:val="24"/>
+              </w:rPr>
+              <w:t>&lt;</w:t>
+            </w:r>
+            <w:proofErr w:type="spellStart"/>
+            <w:r>
+              <w:rPr>
+                <w:kern w:val="0"/>
+                <w:sz w:val="24"/>
+              </w:rPr>
+              <w:t>inode</w:t>
+            </w:r>
+            <w:proofErr w:type="spellEnd"/>
+            <w:r>
+              <w:rPr>
+                <w:kern w:val="0"/>
+                <w:sz w:val="24"/>
+              </w:rPr>
+              <w:t>&gt; &lt;</w:t>
+            </w:r>
+            <w:r>
+              <w:rPr>
+                <w:rFonts w:hint="eastAsia"/>
+                <w:kern w:val="0"/>
+                <w:sz w:val="24"/>
+              </w:rPr>
+              <w:t>文件</w:t>
+            </w:r>
+            <w:r>
+              <w:rPr>
+                <w:rFonts w:hint="eastAsia"/>
+                <w:kern w:val="0"/>
+                <w:sz w:val="24"/>
+              </w:rPr>
+              <w:t>&gt;</w:t>
+            </w:r>
+          </w:p>
+        </w:tc>
+        <w:tc>
+          <w:tcPr>
+            <w:tcW w:w="2843" w:type="dxa"/>
+            <w:shd w:val="clear" w:color="auto" w:fill="auto"/>
+          </w:tcPr>
+          <w:p>
+            <w:pPr>
+              <w:autoSpaceDE w:val="0"/>
+              <w:autoSpaceDN w:val="0"/>
+              <w:adjustRightInd w:val="0"/>
+              <w:jc w:val="center"/>
+              <w:rPr>
+                <w:kern w:val="0"/>
+                <w:sz w:val="24"/>
+              </w:rPr>
+            </w:pPr>
+            <w:r>
+              <w:rPr>
+                <w:rFonts w:ascii="Segoe UI" w:hAnsi="Segoe UI" w:cs="Segoe UI"/>
+                <w:sz w:val="23"/>
+                <w:szCs w:val="23"/>
+              </w:rPr>
+              <w:t>列出目录内容并显示文件</w:t>
+            </w:r>
+            <w:r>
+              <w:rPr>
+                <w:rFonts w:ascii="Segoe UI" w:hAnsi="Segoe UI" w:cs="Segoe UI"/>
+                <w:sz w:val="23"/>
+                <w:szCs w:val="23"/>
+              </w:rPr>
+              <w:lastRenderedPageBreak/>
+              <w:t>和目录的索引节点（</w:t>
+            </w:r>
+            <w:proofErr w:type="spellStart"/>
+            <w:r>
+              <w:rPr>
+                <w:rFonts w:ascii="Segoe UI" w:hAnsi="Segoe UI" w:cs="Segoe UI"/>
+                <w:sz w:val="23"/>
+                <w:szCs w:val="23"/>
+              </w:rPr>
+              <w:t>inode</w:t>
+            </w:r>
+            <w:proofErr w:type="spellEnd"/>
+            <w:r>
+              <w:rPr>
+                <w:rFonts w:ascii="Segoe UI" w:hAnsi="Segoe UI" w:cs="Segoe UI"/>
+                <w:sz w:val="23"/>
+                <w:szCs w:val="23"/>
+              </w:rPr>
+              <w:t>）号码以及其他信息</w:t>
+            </w:r>
+          </w:p>
+        </w:tc>
+      </w:tr>
+      <w:tr>
+        <w:tc>
+          <w:tcPr>
+            <w:tcW w:w="2842" w:type="dxa"/>
+            <w:shd w:val="clear" w:color="auto" w:fill="auto"/>
+          </w:tcPr>
+          <w:p>
+            <w:pPr>
+              <w:autoSpaceDE w:val="0"/>
+              <w:autoSpaceDN w:val="0"/>
+              <w:adjustRightInd w:val="0"/>
+              <w:jc w:val="center"/>
+              <w:rPr>
+                <w:kern w:val="0"/>
+                <w:sz w:val="24"/>
+              </w:rPr>
+            </w:pPr>
+            <w:r>
+              <w:rPr>
+                <w:rFonts w:hint="eastAsia"/>
+                <w:kern w:val="0"/>
+                <w:sz w:val="24"/>
+              </w:rPr>
+              <w:lastRenderedPageBreak/>
+              <w:t>cd</w:t>
+            </w:r>
+          </w:p>
+        </w:tc>
+        <w:tc>
+          <w:tcPr>
+            <w:tcW w:w="2843" w:type="dxa"/>
+            <w:shd w:val="clear" w:color="auto" w:fill="auto"/>
+          </w:tcPr>
+          <w:p>
+            <w:pPr>
+              <w:autoSpaceDE w:val="0"/>
+              <w:autoSpaceDN w:val="0"/>
+              <w:adjustRightInd w:val="0"/>
+              <w:jc w:val="center"/>
+              <w:rPr>
+                <w:kern w:val="0"/>
+                <w:sz w:val="24"/>
+              </w:rPr>
+            </w:pPr>
+            <w:r>
+              <w:rPr>
+                <w:rFonts w:hint="eastAsia"/>
+                <w:kern w:val="0"/>
+                <w:sz w:val="24"/>
+              </w:rPr>
+              <w:t>切换到指定工作目录</w:t>
+            </w:r>
+          </w:p>
+        </w:tc>
+        <w:tc>
+          <w:tcPr>
+            <w:tcW w:w="2843" w:type="dxa"/>
+            <w:shd w:val="clear" w:color="auto" w:fill="auto"/>
+          </w:tcPr>
+          <w:p>
+            <w:pPr>
+              <w:autoSpaceDE w:val="0"/>
+              <w:autoSpaceDN w:val="0"/>
+              <w:adjustRightInd w:val="0"/>
+              <w:jc w:val="center"/>
+              <w:rPr>
+                <w:kern w:val="0"/>
+                <w:sz w:val="24"/>
+              </w:rPr>
+            </w:pPr>
+            <w:r>
+              <w:rPr>
+                <w:rFonts w:hint="eastAsia"/>
+                <w:kern w:val="0"/>
+                <w:sz w:val="24"/>
+              </w:rPr>
+              <w:t>无</w:t>
+            </w:r>
+          </w:p>
+        </w:tc>
+      </w:tr>
+      <w:tr>
+        <w:tc>
+          <w:tcPr>
+            <w:tcW w:w="2842" w:type="dxa"/>
+            <w:shd w:val="clear" w:color="auto" w:fill="auto"/>
+          </w:tcPr>
+          <w:p>
+            <w:pPr>
+              <w:autoSpaceDE w:val="0"/>
+              <w:autoSpaceDN w:val="0"/>
+              <w:adjustRightInd w:val="0"/>
+              <w:jc w:val="center"/>
+              <w:rPr>
+                <w:kern w:val="0"/>
+                <w:sz w:val="24"/>
+              </w:rPr>
+            </w:pPr>
+            <w:proofErr w:type="spellStart"/>
+            <w:r>
+              <w:rPr>
+                <w:rFonts w:hint="eastAsia"/>
+                <w:kern w:val="0"/>
+                <w:sz w:val="24"/>
+              </w:rPr>
+              <w:t>mkdir</w:t>
+            </w:r>
+            <w:proofErr w:type="spellEnd"/>
+          </w:p>
+        </w:tc>
+        <w:tc>
+          <w:tcPr>
+            <w:tcW w:w="2843" w:type="dxa"/>
+            <w:shd w:val="clear" w:color="auto" w:fill="auto"/>
+          </w:tcPr>
+          <w:p>
+            <w:pPr>
+              <w:autoSpaceDE w:val="0"/>
+              <w:autoSpaceDN w:val="0"/>
+              <w:adjustRightInd w:val="0"/>
+              <w:jc w:val="center"/>
+              <w:rPr>
+                <w:kern w:val="0"/>
+                <w:sz w:val="24"/>
+              </w:rPr>
+            </w:pPr>
+            <w:r>
+              <w:rPr>
+                <w:rFonts w:hint="eastAsia"/>
+                <w:kern w:val="0"/>
+                <w:sz w:val="24"/>
+              </w:rPr>
+              <w:t>创建给定目录</w:t>
+            </w:r>
+          </w:p>
+        </w:tc>
+        <w:tc>
+          <w:tcPr>
+            <w:tcW w:w="2843" w:type="dxa"/>
+            <w:shd w:val="clear" w:color="auto" w:fill="auto"/>
+          </w:tcPr>
+          <w:p>
+            <w:pPr>
+              <w:autoSpaceDE w:val="0"/>
+              <w:autoSpaceDN w:val="0"/>
+              <w:adjustRightInd w:val="0"/>
+              <w:jc w:val="center"/>
+              <w:rPr>
+                <w:kern w:val="0"/>
+                <w:sz w:val="24"/>
+              </w:rPr>
+            </w:pPr>
+            <w:r>
+              <w:rPr>
+                <w:rFonts w:hint="eastAsia"/>
+                <w:kern w:val="0"/>
+                <w:sz w:val="24"/>
+              </w:rPr>
+              <w:t>无</w:t>
+            </w:r>
+          </w:p>
+        </w:tc>
+      </w:tr>
+      <w:tr>
+        <w:tc>
+          <w:tcPr>
+            <w:tcW w:w="2842" w:type="dxa"/>
+            <w:shd w:val="clear" w:color="auto" w:fill="auto"/>
+          </w:tcPr>
+          <w:p>
+            <w:pPr>
+              <w:autoSpaceDE w:val="0"/>
+              <w:autoSpaceDN w:val="0"/>
+              <w:adjustRightInd w:val="0"/>
+              <w:jc w:val="center"/>
+              <w:rPr>
+                <w:kern w:val="0"/>
+                <w:sz w:val="24"/>
+              </w:rPr>
+            </w:pPr>
+            <w:proofErr w:type="spellStart"/>
+            <w:r>
+              <w:rPr>
+                <w:rFonts w:hint="eastAsia"/>
+                <w:kern w:val="0"/>
+                <w:sz w:val="24"/>
+              </w:rPr>
+              <w:t>rmdir</w:t>
+            </w:r>
+            <w:proofErr w:type="spellEnd"/>
+          </w:p>
+        </w:tc>
+        <w:tc>
+          <w:tcPr>
+            <w:tcW w:w="2843" w:type="dxa"/>
+            <w:shd w:val="clear" w:color="auto" w:fill="auto"/>
+          </w:tcPr>
+          <w:p>
+            <w:pPr>
+              <w:autoSpaceDE w:val="0"/>
+              <w:autoSpaceDN w:val="0"/>
+              <w:adjustRightInd w:val="0"/>
+              <w:jc w:val="center"/>
+              <w:rPr>
+                <w:kern w:val="0"/>
+                <w:sz w:val="24"/>
+              </w:rPr>
+            </w:pPr>
+            <w:r>
+              <w:rPr>
+                <w:rFonts w:hint="eastAsia"/>
+                <w:kern w:val="0"/>
+                <w:sz w:val="24"/>
+              </w:rPr>
+              <w:t>删除给定空目录</w:t>
+            </w:r>
+          </w:p>
+        </w:tc>
+        <w:tc>
+          <w:tcPr>
+            <w:tcW w:w="2843" w:type="dxa"/>
+            <w:shd w:val="clear" w:color="auto" w:fill="auto"/>
+          </w:tcPr>
+          <w:p>
+            <w:pPr>
+              <w:autoSpaceDE w:val="0"/>
+              <w:autoSpaceDN w:val="0"/>
+              <w:adjustRightInd w:val="0"/>
+              <w:jc w:val="center"/>
+              <w:rPr>
+                <w:kern w:val="0"/>
+                <w:sz w:val="24"/>
+              </w:rPr>
+            </w:pPr>
+            <w:r>
+              <w:rPr>
+                <w:rFonts w:hint="eastAsia"/>
+                <w:kern w:val="0"/>
+                <w:sz w:val="24"/>
+              </w:rPr>
+              <w:t>无</w:t>
+            </w:r>
+          </w:p>
+        </w:tc>
+      </w:tr>
+      <w:tr>
+        <w:tc>
+          <w:tcPr>
+            <w:tcW w:w="2842" w:type="dxa"/>
+            <w:shd w:val="clear" w:color="auto" w:fill="auto"/>
+          </w:tcPr>
+          <w:p>
+            <w:pPr>
+              <w:autoSpaceDE w:val="0"/>
+              <w:autoSpaceDN w:val="0"/>
+              <w:adjustRightInd w:val="0"/>
+              <w:jc w:val="center"/>
+              <w:rPr>
+                <w:kern w:val="0"/>
+                <w:sz w:val="24"/>
+              </w:rPr>
+            </w:pPr>
+            <w:r>
+              <w:rPr>
+                <w:rFonts w:hint="eastAsia"/>
+                <w:kern w:val="0"/>
+                <w:sz w:val="24"/>
+              </w:rPr>
+              <w:t>rm</w:t>
+            </w:r>
+            <w:r>
+              <w:rPr>
+                <w:rFonts w:hint="eastAsia"/>
+                <w:kern w:val="0"/>
+                <w:sz w:val="24"/>
+              </w:rPr>
+              <w:t>文件</w:t>
+            </w:r>
+          </w:p>
+        </w:tc>
+        <w:tc>
+          <w:tcPr>
+            <w:tcW w:w="2843" w:type="dxa"/>
+            <w:shd w:val="clear" w:color="auto" w:fill="auto"/>
+          </w:tcPr>
+          <w:p>
+            <w:pPr>
+              <w:autoSpaceDE w:val="0"/>
+              <w:autoSpaceDN w:val="0"/>
+              <w:adjustRightInd w:val="0"/>
+              <w:jc w:val="center"/>
+              <w:rPr>
+                <w:kern w:val="0"/>
+                <w:sz w:val="24"/>
+              </w:rPr>
+            </w:pPr>
+            <w:r>
+              <w:rPr>
+                <w:rFonts w:hint="eastAsia"/>
+                <w:kern w:val="0"/>
+                <w:sz w:val="24"/>
+              </w:rPr>
+              <w:t>删除给定文件</w:t>
+            </w:r>
+          </w:p>
+        </w:tc>
+        <w:tc>
+          <w:tcPr>
+            <w:tcW w:w="2843" w:type="dxa"/>
+            <w:shd w:val="clear" w:color="auto" w:fill="auto"/>
+          </w:tcPr>
+          <w:p>
+            <w:pPr>
+              <w:autoSpaceDE w:val="0"/>
+              <w:autoSpaceDN w:val="0"/>
+              <w:adjustRightInd w:val="0"/>
+              <w:jc w:val="center"/>
+              <w:rPr>
+                <w:kern w:val="0"/>
+                <w:sz w:val="24"/>
+              </w:rPr>
+            </w:pPr>
+            <w:r>
+              <w:rPr>
+                <w:rFonts w:hint="eastAsia"/>
+                <w:kern w:val="0"/>
+                <w:sz w:val="24"/>
+              </w:rPr>
+              <w:t>无</w:t>
+            </w:r>
+          </w:p>
+        </w:tc>
+      </w:tr>
+      <w:tr>
+        <w:tc>
+          <w:tcPr>
+            <w:tcW w:w="2842" w:type="dxa"/>
+            <w:shd w:val="clear" w:color="auto" w:fill="auto"/>
+          </w:tcPr>
+          <w:p>
+            <w:pPr>
+              <w:autoSpaceDE w:val="0"/>
+              <w:autoSpaceDN w:val="0"/>
+              <w:adjustRightInd w:val="0"/>
+              <w:jc w:val="center"/>
+              <w:rPr>
+                <w:kern w:val="0"/>
+                <w:sz w:val="24"/>
+              </w:rPr>
+            </w:pPr>
+            <w:r>
+              <w:rPr>
+                <w:rFonts w:hint="eastAsia"/>
+                <w:kern w:val="0"/>
+                <w:sz w:val="24"/>
+              </w:rPr>
+              <w:t xml:space="preserve">cp </w:t>
+            </w:r>
+            <w:r>
+              <w:rPr>
+                <w:rFonts w:hint="eastAsia"/>
+                <w:kern w:val="0"/>
+                <w:sz w:val="24"/>
+              </w:rPr>
+              <w:t>文件</w:t>
+            </w:r>
+            <w:r>
+              <w:rPr>
+                <w:rFonts w:hint="eastAsia"/>
+                <w:kern w:val="0"/>
+                <w:sz w:val="24"/>
+              </w:rPr>
+              <w:t xml:space="preserve"> </w:t>
+            </w:r>
+            <w:r>
+              <w:rPr>
+                <w:rFonts w:hint="eastAsia"/>
+                <w:kern w:val="0"/>
+                <w:sz w:val="24"/>
+              </w:rPr>
+              <w:t>目标文件</w:t>
+            </w:r>
+          </w:p>
+        </w:tc>
+        <w:tc>
+          <w:tcPr>
+            <w:tcW w:w="2843" w:type="dxa"/>
+            <w:shd w:val="clear" w:color="auto" w:fill="auto"/>
+          </w:tcPr>
+          <w:p>
+            <w:pPr>
+              <w:autoSpaceDE w:val="0"/>
+              <w:autoSpaceDN w:val="0"/>
+              <w:adjustRightInd w:val="0"/>
+              <w:jc w:val="center"/>
+              <w:rPr>
+                <w:kern w:val="0"/>
+                <w:sz w:val="24"/>
+              </w:rPr>
+            </w:pPr>
+            <w:r>
+              <w:rPr>
+                <w:rFonts w:hint="eastAsia"/>
+                <w:kern w:val="0"/>
+                <w:sz w:val="24"/>
+              </w:rPr>
+              <w:t>生成目标文件，目标文件内容与原文件一致</w:t>
+            </w:r>
+          </w:p>
+        </w:tc>
+        <w:tc>
+          <w:tcPr>
+            <w:tcW w:w="2843" w:type="dxa"/>
+            <w:shd w:val="clear" w:color="auto" w:fill="auto"/>
+          </w:tcPr>
+          <w:p>
+            <w:pPr>
+              <w:autoSpaceDE w:val="0"/>
+              <w:autoSpaceDN w:val="0"/>
+              <w:adjustRightInd w:val="0"/>
+              <w:jc w:val="center"/>
+              <w:rPr>
+                <w:kern w:val="0"/>
+                <w:sz w:val="24"/>
+              </w:rPr>
+            </w:pPr>
+            <w:r>
+              <w:rPr>
+                <w:rFonts w:hint="eastAsia"/>
+                <w:kern w:val="0"/>
+                <w:sz w:val="24"/>
+              </w:rPr>
+              <w:t>无</w:t>
+            </w:r>
+          </w:p>
+        </w:tc>
+      </w:tr>
+      <w:tr>
+        <w:tc>
+          <w:tcPr>
+            <w:tcW w:w="2842" w:type="dxa"/>
+            <w:shd w:val="clear" w:color="auto" w:fill="auto"/>
+          </w:tcPr>
+          <w:p>
+            <w:pPr>
+              <w:autoSpaceDE w:val="0"/>
+              <w:autoSpaceDN w:val="0"/>
+              <w:adjustRightInd w:val="0"/>
+              <w:jc w:val="center"/>
+              <w:rPr>
+                <w:kern w:val="0"/>
+                <w:sz w:val="24"/>
+              </w:rPr>
+            </w:pPr>
+            <w:r>
+              <w:rPr>
+                <w:rFonts w:hint="eastAsia"/>
+                <w:kern w:val="0"/>
+                <w:sz w:val="24"/>
+              </w:rPr>
+              <w:t>more</w:t>
+            </w:r>
+            <w:r>
+              <w:rPr>
+                <w:rFonts w:hint="eastAsia"/>
+                <w:kern w:val="0"/>
+                <w:sz w:val="24"/>
+              </w:rPr>
+              <w:t>任意文件名</w:t>
+            </w:r>
+          </w:p>
+        </w:tc>
+        <w:tc>
+          <w:tcPr>
+            <w:tcW w:w="2843" w:type="dxa"/>
+            <w:shd w:val="clear" w:color="auto" w:fill="auto"/>
+          </w:tcPr>
+          <w:p>
+            <w:pPr>
+              <w:autoSpaceDE w:val="0"/>
+              <w:autoSpaceDN w:val="0"/>
+              <w:adjustRightInd w:val="0"/>
+              <w:jc w:val="center"/>
+              <w:rPr>
+                <w:kern w:val="0"/>
+                <w:sz w:val="24"/>
+              </w:rPr>
+            </w:pPr>
+            <w:r>
+              <w:rPr>
+                <w:rFonts w:hint="eastAsia"/>
+                <w:kern w:val="0"/>
+                <w:sz w:val="24"/>
+              </w:rPr>
+              <w:t>分页显示给定文件</w:t>
+            </w:r>
+          </w:p>
+        </w:tc>
+        <w:tc>
+          <w:tcPr>
+            <w:tcW w:w="2843" w:type="dxa"/>
+            <w:shd w:val="clear" w:color="auto" w:fill="auto"/>
+          </w:tcPr>
+          <w:p>
+            <w:pPr>
+              <w:autoSpaceDE w:val="0"/>
+              <w:autoSpaceDN w:val="0"/>
+              <w:adjustRightInd w:val="0"/>
+              <w:jc w:val="center"/>
+              <w:rPr>
+                <w:kern w:val="0"/>
+                <w:sz w:val="24"/>
+              </w:rPr>
+            </w:pPr>
+            <w:r>
+              <w:rPr>
+                <w:rFonts w:hint="eastAsia"/>
+                <w:kern w:val="0"/>
+                <w:sz w:val="24"/>
+              </w:rPr>
+              <w:t>无</w:t>
+            </w:r>
+          </w:p>
+        </w:tc>
+      </w:tr>
+      <w:tr>
+        <w:tc>
+          <w:tcPr>
+            <w:tcW w:w="2842" w:type="dxa"/>
+            <w:shd w:val="clear" w:color="auto" w:fill="auto"/>
+          </w:tcPr>
+          <w:p>
+            <w:pPr>
+              <w:autoSpaceDE w:val="0"/>
+              <w:autoSpaceDN w:val="0"/>
+              <w:adjustRightInd w:val="0"/>
+              <w:jc w:val="center"/>
+              <w:rPr>
+                <w:kern w:val="0"/>
+                <w:sz w:val="24"/>
+              </w:rPr>
+            </w:pPr>
+            <w:r>
+              <w:rPr>
+                <w:rFonts w:hint="eastAsia"/>
+                <w:kern w:val="0"/>
+                <w:sz w:val="24"/>
+              </w:rPr>
+              <w:t>cat</w:t>
+            </w:r>
+            <w:r>
+              <w:rPr>
+                <w:rFonts w:hint="eastAsia"/>
+                <w:kern w:val="0"/>
+                <w:sz w:val="24"/>
+              </w:rPr>
+              <w:t>任意文件名</w:t>
+            </w:r>
+          </w:p>
+        </w:tc>
+        <w:tc>
+          <w:tcPr>
+            <w:tcW w:w="2843" w:type="dxa"/>
+            <w:shd w:val="clear" w:color="auto" w:fill="auto"/>
+          </w:tcPr>
+          <w:p>
+            <w:pPr>
+              <w:autoSpaceDE w:val="0"/>
+              <w:autoSpaceDN w:val="0"/>
+              <w:adjustRightInd w:val="0"/>
+              <w:jc w:val="center"/>
+              <w:rPr>
+                <w:kern w:val="0"/>
+                <w:sz w:val="24"/>
+              </w:rPr>
+            </w:pPr>
+            <w:r>
+              <w:rPr>
+                <w:rFonts w:hint="eastAsia"/>
+                <w:kern w:val="0"/>
+                <w:sz w:val="24"/>
+              </w:rPr>
+              <w:t>输出给定文件内容到终端</w:t>
+            </w:r>
+          </w:p>
+        </w:tc>
+        <w:tc>
+          <w:tcPr>
+            <w:tcW w:w="2843" w:type="dxa"/>
+            <w:shd w:val="clear" w:color="auto" w:fill="auto"/>
+          </w:tcPr>
+          <w:p>
+            <w:pPr>
+              <w:autoSpaceDE w:val="0"/>
+              <w:autoSpaceDN w:val="0"/>
+              <w:adjustRightInd w:val="0"/>
+              <w:jc w:val="center"/>
+              <w:rPr>
+                <w:kern w:val="0"/>
+                <w:sz w:val="24"/>
+              </w:rPr>
+            </w:pPr>
+            <w:r>
+              <w:rPr>
+                <w:rFonts w:hint="eastAsia"/>
+                <w:kern w:val="0"/>
+                <w:sz w:val="24"/>
+              </w:rPr>
+              <w:t>无</w:t>
+            </w:r>
+          </w:p>
+        </w:tc>
+      </w:tr>
+      <w:tr>
+        <w:tc>
+          <w:tcPr>
+            <w:tcW w:w="2842" w:type="dxa"/>
+            <w:shd w:val="clear" w:color="auto" w:fill="auto"/>
+          </w:tcPr>
+          <w:p>
+            <w:pPr>
+              <w:autoSpaceDE w:val="0"/>
+              <w:autoSpaceDN w:val="0"/>
+              <w:adjustRightInd w:val="0"/>
+              <w:jc w:val="center"/>
+              <w:rPr>
+                <w:kern w:val="0"/>
+                <w:sz w:val="24"/>
+              </w:rPr>
+            </w:pPr>
+            <w:r>
+              <w:rPr>
+                <w:rFonts w:hint="eastAsia"/>
+                <w:kern w:val="0"/>
+                <w:sz w:val="24"/>
+              </w:rPr>
+              <w:t xml:space="preserve">mv -r </w:t>
+            </w:r>
+            <w:r>
+              <w:rPr>
+                <w:rFonts w:hint="eastAsia"/>
+                <w:kern w:val="0"/>
+                <w:sz w:val="24"/>
+              </w:rPr>
+              <w:t>目录</w:t>
+            </w:r>
+            <w:r>
+              <w:rPr>
+                <w:rFonts w:hint="eastAsia"/>
+                <w:kern w:val="0"/>
+                <w:sz w:val="24"/>
+              </w:rPr>
+              <w:t xml:space="preserve"> </w:t>
+            </w:r>
+            <w:r>
+              <w:rPr>
+                <w:rFonts w:hint="eastAsia"/>
+                <w:kern w:val="0"/>
+                <w:sz w:val="24"/>
+              </w:rPr>
+              <w:t>目标目录</w:t>
+            </w:r>
+          </w:p>
+        </w:tc>
+        <w:tc>
+          <w:tcPr>
+            <w:tcW w:w="2843" w:type="dxa"/>
+            <w:shd w:val="clear" w:color="auto" w:fill="auto"/>
+          </w:tcPr>
+          <w:p>
+            <w:pPr>
+              <w:autoSpaceDE w:val="0"/>
+              <w:autoSpaceDN w:val="0"/>
+              <w:adjustRightInd w:val="0"/>
+              <w:jc w:val="center"/>
+              <w:rPr>
+                <w:kern w:val="0"/>
+                <w:sz w:val="24"/>
+              </w:rPr>
+            </w:pPr>
+            <w:r>
+              <w:rPr>
+                <w:rFonts w:hint="eastAsia"/>
+                <w:kern w:val="0"/>
+                <w:sz w:val="24"/>
+              </w:rPr>
+              <w:t>递归的移动源目录到目标目录</w:t>
+            </w:r>
+          </w:p>
+        </w:tc>
+        <w:tc>
+          <w:tcPr>
+            <w:tcW w:w="2843" w:type="dxa"/>
+            <w:shd w:val="clear" w:color="auto" w:fill="auto"/>
+          </w:tcPr>
+          <w:p>
+            <w:pPr>
+              <w:autoSpaceDE w:val="0"/>
+              <w:autoSpaceDN w:val="0"/>
+              <w:adjustRightInd w:val="0"/>
+              <w:jc w:val="center"/>
+              <w:rPr>
+                <w:kern w:val="0"/>
+                <w:sz w:val="24"/>
+              </w:rPr>
+            </w:pPr>
+            <w:r>
+              <w:rPr>
+                <w:rFonts w:hint="eastAsia"/>
+                <w:kern w:val="0"/>
+                <w:sz w:val="24"/>
+              </w:rPr>
+              <w:t>无</w:t>
+            </w:r>
+          </w:p>
+        </w:tc>
+      </w:tr>
+      <w:tr>
+        <w:tc>
+          <w:tcPr>
+            <w:tcW w:w="2842" w:type="dxa"/>
+            <w:shd w:val="clear" w:color="auto" w:fill="auto"/>
+          </w:tcPr>
+          <w:p>
+            <w:pPr>
+              <w:autoSpaceDE w:val="0"/>
+              <w:autoSpaceDN w:val="0"/>
+              <w:adjustRightInd w:val="0"/>
+              <w:jc w:val="center"/>
+              <w:rPr>
+                <w:kern w:val="0"/>
+                <w:sz w:val="24"/>
+              </w:rPr>
+            </w:pPr>
+            <w:r>
+              <w:rPr>
+                <w:rFonts w:hint="eastAsia"/>
+                <w:kern w:val="0"/>
+                <w:sz w:val="24"/>
+              </w:rPr>
+              <w:t xml:space="preserve">grep </w:t>
+            </w:r>
+          </w:p>
+        </w:tc>
+        <w:tc>
+          <w:tcPr>
+            <w:tcW w:w="2843" w:type="dxa"/>
+            <w:shd w:val="clear" w:color="auto" w:fill="auto"/>
+          </w:tcPr>
+          <w:p>
+            <w:pPr>
+              <w:autoSpaceDE w:val="0"/>
+              <w:autoSpaceDN w:val="0"/>
+              <w:adjustRightInd w:val="0"/>
+              <w:jc w:val="center"/>
+              <w:rPr>
+                <w:kern w:val="0"/>
+                <w:sz w:val="24"/>
+              </w:rPr>
+            </w:pPr>
+            <w:r>
+              <w:rPr>
+                <w:rFonts w:hint="eastAsia"/>
+                <w:kern w:val="0"/>
+                <w:sz w:val="24"/>
+              </w:rPr>
+              <w:t>返回匹配到源文件给定文本的行</w:t>
+            </w:r>
+          </w:p>
+        </w:tc>
+        <w:tc>
+          <w:tcPr>
+            <w:tcW w:w="2843" w:type="dxa"/>
+            <w:shd w:val="clear" w:color="auto" w:fill="auto"/>
+          </w:tcPr>
+          <w:p>
+            <w:pPr>
+              <w:autoSpaceDE w:val="0"/>
+              <w:autoSpaceDN w:val="0"/>
+              <w:adjustRightInd w:val="0"/>
+              <w:jc w:val="center"/>
+              <w:rPr>
+                <w:kern w:val="0"/>
+                <w:sz w:val="24"/>
+              </w:rPr>
+            </w:pPr>
+            <w:r>
+              <w:rPr>
+                <w:rFonts w:hint="eastAsia"/>
+                <w:kern w:val="0"/>
+                <w:sz w:val="24"/>
+              </w:rPr>
+              <w:t>详见</w:t>
+            </w:r>
+            <w:r>
+              <w:rPr>
+                <w:rFonts w:hint="eastAsia"/>
+                <w:kern w:val="0"/>
+                <w:sz w:val="24"/>
+              </w:rPr>
+              <w:t>man</w:t>
+            </w:r>
+          </w:p>
+        </w:tc>
+      </w:tr>
+      <w:tr>
+        <w:tc>
+          <w:tcPr>
+            <w:tcW w:w="2842" w:type="dxa"/>
+            <w:shd w:val="clear" w:color="auto" w:fill="auto"/>
+          </w:tcPr>
+          <w:p>
+            <w:pPr>
+              <w:autoSpaceDE w:val="0"/>
+              <w:autoSpaceDN w:val="0"/>
+              <w:adjustRightInd w:val="0"/>
+              <w:jc w:val="center"/>
+              <w:rPr>
+                <w:kern w:val="0"/>
+                <w:sz w:val="24"/>
+              </w:rPr>
+            </w:pPr>
+            <w:r>
+              <w:rPr>
+                <w:rFonts w:hint="eastAsia"/>
+                <w:kern w:val="0"/>
+                <w:sz w:val="24"/>
+              </w:rPr>
+              <w:t xml:space="preserve">head </w:t>
+            </w:r>
+            <w:r>
+              <w:rPr>
+                <w:rFonts w:hint="eastAsia"/>
+                <w:kern w:val="0"/>
+                <w:sz w:val="24"/>
+              </w:rPr>
+              <w:t>文件名</w:t>
+            </w:r>
+          </w:p>
+        </w:tc>
+        <w:tc>
+          <w:tcPr>
+            <w:tcW w:w="2843" w:type="dxa"/>
+            <w:shd w:val="clear" w:color="auto" w:fill="auto"/>
+          </w:tcPr>
+          <w:p>
+            <w:pPr>
+              <w:autoSpaceDE w:val="0"/>
+              <w:autoSpaceDN w:val="0"/>
+              <w:adjustRightInd w:val="0"/>
+              <w:jc w:val="center"/>
+              <w:rPr>
+                <w:kern w:val="0"/>
+                <w:sz w:val="24"/>
+              </w:rPr>
+            </w:pPr>
+            <w:r>
+              <w:rPr>
+                <w:kern w:val="0"/>
+                <w:sz w:val="24"/>
+              </w:rPr>
+              <w:t>Print  the first 10 lines of each FILE to standard output.</w:t>
+            </w:r>
+          </w:p>
+        </w:tc>
+        <w:tc>
+          <w:tcPr>
+            <w:tcW w:w="2843" w:type="dxa"/>
+            <w:shd w:val="clear" w:color="auto" w:fill="auto"/>
+          </w:tcPr>
+          <w:p>
+            <w:pPr>
+              <w:autoSpaceDE w:val="0"/>
+              <w:autoSpaceDN w:val="0"/>
+              <w:adjustRightInd w:val="0"/>
+              <w:jc w:val="center"/>
+              <w:rPr>
+                <w:kern w:val="0"/>
+                <w:sz w:val="24"/>
+              </w:rPr>
+            </w:pPr>
+            <w:r>
+              <w:rPr>
+                <w:rFonts w:hint="eastAsia"/>
+                <w:kern w:val="0"/>
+                <w:sz w:val="24"/>
+              </w:rPr>
+              <w:t>无</w:t>
+            </w:r>
+          </w:p>
+        </w:tc>
+      </w:tr>
+      <w:tr>
+        <w:tc>
+          <w:tcPr>
+            <w:tcW w:w="2842" w:type="dxa"/>
+            <w:shd w:val="clear" w:color="auto" w:fill="auto"/>
+          </w:tcPr>
+          <w:p>
+            <w:pPr>
+              <w:autoSpaceDE w:val="0"/>
+              <w:autoSpaceDN w:val="0"/>
+              <w:adjustRightInd w:val="0"/>
+              <w:jc w:val="center"/>
+              <w:rPr>
+                <w:kern w:val="0"/>
+                <w:sz w:val="24"/>
+              </w:rPr>
+            </w:pPr>
+            <w:r>
+              <w:rPr>
+                <w:rFonts w:hint="eastAsia"/>
+                <w:kern w:val="0"/>
+                <w:sz w:val="24"/>
+              </w:rPr>
+              <w:t xml:space="preserve">tail </w:t>
+            </w:r>
+            <w:r>
+              <w:rPr>
+                <w:rFonts w:hint="eastAsia"/>
+                <w:kern w:val="0"/>
+                <w:sz w:val="24"/>
+              </w:rPr>
+              <w:t>文件名</w:t>
+            </w:r>
+          </w:p>
+        </w:tc>
+        <w:tc>
+          <w:tcPr>
+            <w:tcW w:w="2843" w:type="dxa"/>
+            <w:shd w:val="clear" w:color="auto" w:fill="auto"/>
+          </w:tcPr>
+          <w:p>
+            <w:pPr>
+              <w:autoSpaceDE w:val="0"/>
+              <w:autoSpaceDN w:val="0"/>
+              <w:adjustRightInd w:val="0"/>
+              <w:jc w:val="center"/>
+              <w:rPr>
+                <w:kern w:val="0"/>
+                <w:sz w:val="24"/>
+              </w:rPr>
+            </w:pPr>
+            <w:r>
+              <w:rPr>
+                <w:kern w:val="0"/>
+                <w:sz w:val="24"/>
+              </w:rPr>
+              <w:t>Print  the  last 10 lines of each FILE to standard output.</w:t>
+            </w:r>
+          </w:p>
+        </w:tc>
+        <w:tc>
+          <w:tcPr>
+            <w:tcW w:w="2843" w:type="dxa"/>
+            <w:shd w:val="clear" w:color="auto" w:fill="auto"/>
+          </w:tcPr>
+          <w:p>
+            <w:pPr>
+              <w:autoSpaceDE w:val="0"/>
+              <w:autoSpaceDN w:val="0"/>
+              <w:adjustRightInd w:val="0"/>
+              <w:jc w:val="center"/>
+              <w:rPr>
+                <w:kern w:val="0"/>
+                <w:sz w:val="24"/>
+              </w:rPr>
+            </w:pPr>
+            <w:r>
+              <w:rPr>
+                <w:rFonts w:hint="eastAsia"/>
+                <w:kern w:val="0"/>
+                <w:sz w:val="24"/>
+              </w:rPr>
+              <w:t>详见</w:t>
+            </w:r>
+            <w:r>
+              <w:rPr>
+                <w:rFonts w:hint="eastAsia"/>
+                <w:kern w:val="0"/>
+                <w:sz w:val="24"/>
+              </w:rPr>
+              <w:t>m</w:t>
+            </w:r>
+            <w:r>
+              <w:rPr>
+                <w:kern w:val="0"/>
+                <w:sz w:val="24"/>
+              </w:rPr>
+              <w:t>an</w:t>
+            </w:r>
+          </w:p>
+        </w:tc>
+      </w:tr>
+      <w:tr>
+        <w:tc>
+          <w:tcPr>
+            <w:tcW w:w="2842" w:type="dxa"/>
+            <w:shd w:val="clear" w:color="auto" w:fill="auto"/>
+          </w:tcPr>
+          <w:p>
+            <w:pPr>
+              <w:autoSpaceDE w:val="0"/>
+              <w:autoSpaceDN w:val="0"/>
+              <w:adjustRightInd w:val="0"/>
+              <w:jc w:val="center"/>
+              <w:rPr>
+                <w:kern w:val="0"/>
+                <w:sz w:val="24"/>
+              </w:rPr>
+            </w:pPr>
+            <w:r>
+              <w:rPr>
+                <w:rFonts w:hint="eastAsia"/>
+                <w:kern w:val="0"/>
+                <w:sz w:val="24"/>
+              </w:rPr>
+              <w:t>输出重定向</w:t>
+            </w:r>
+          </w:p>
+        </w:tc>
+        <w:tc>
+          <w:tcPr>
+            <w:tcW w:w="2843" w:type="dxa"/>
+            <w:shd w:val="clear" w:color="auto" w:fill="auto"/>
+          </w:tcPr>
+          <w:p>
+            <w:pPr>
+              <w:autoSpaceDE w:val="0"/>
+              <w:autoSpaceDN w:val="0"/>
+              <w:adjustRightInd w:val="0"/>
+              <w:jc w:val="center"/>
+              <w:rPr>
+                <w:kern w:val="0"/>
+                <w:sz w:val="24"/>
+              </w:rPr>
+            </w:pPr>
+            <w:r>
+              <w:rPr>
+                <w:rFonts w:ascii="Segoe UI" w:hAnsi="Segoe UI" w:cs="Segoe UI"/>
+                <w:sz w:val="23"/>
+                <w:szCs w:val="23"/>
+              </w:rPr>
+              <w:t>将命令的标准输出重定向到一个文件。如果文件不存在，会创建该文件；如果文件已存在，会覆盖文件原有的内容。</w:t>
+            </w:r>
+          </w:p>
+        </w:tc>
+        <w:tc>
+          <w:tcPr>
+            <w:tcW w:w="2843" w:type="dxa"/>
+            <w:shd w:val="clear" w:color="auto" w:fill="auto"/>
+          </w:tcPr>
+          <w:p>
+            <w:pPr>
+              <w:autoSpaceDE w:val="0"/>
+              <w:autoSpaceDN w:val="0"/>
+              <w:adjustRightInd w:val="0"/>
+              <w:jc w:val="center"/>
+              <w:rPr>
+                <w:kern w:val="0"/>
+                <w:sz w:val="24"/>
+              </w:rPr>
+            </w:pPr>
+            <w:r>
+              <w:rPr>
+                <w:rFonts w:hint="eastAsia"/>
+                <w:kern w:val="0"/>
+                <w:sz w:val="24"/>
+              </w:rPr>
+              <w:t>无</w:t>
+            </w:r>
+          </w:p>
+        </w:tc>
+      </w:tr>
+      <w:tr>
+        <w:tc>
+          <w:tcPr>
+            <w:tcW w:w="2842" w:type="dxa"/>
+            <w:shd w:val="clear" w:color="auto" w:fill="auto"/>
+          </w:tcPr>
+          <w:p>
+            <w:pPr>
+              <w:autoSpaceDE w:val="0"/>
+              <w:autoSpaceDN w:val="0"/>
+              <w:adjustRightInd w:val="0"/>
+              <w:jc w:val="center"/>
+              <w:rPr>
+                <w:kern w:val="0"/>
+                <w:sz w:val="24"/>
+              </w:rPr>
+            </w:pPr>
+            <w:r>
+              <w:rPr>
+                <w:rFonts w:hint="eastAsia"/>
+                <w:kern w:val="0"/>
+                <w:sz w:val="24"/>
+              </w:rPr>
+              <w:t>输入重定向</w:t>
+            </w:r>
+          </w:p>
+        </w:tc>
+        <w:tc>
+          <w:tcPr>
+            <w:tcW w:w="2843" w:type="dxa"/>
+            <w:shd w:val="clear" w:color="auto" w:fill="auto"/>
+          </w:tcPr>
+          <w:p>
+            <w:pPr>
+              <w:autoSpaceDE w:val="0"/>
+              <w:autoSpaceDN w:val="0"/>
+              <w:adjustRightInd w:val="0"/>
+              <w:jc w:val="center"/>
+              <w:rPr>
+                <w:kern w:val="0"/>
+                <w:sz w:val="24"/>
+              </w:rPr>
+            </w:pPr>
+            <w:r>
+              <w:rPr>
+                <w:rFonts w:ascii="Segoe UI" w:hAnsi="Segoe UI" w:cs="Segoe UI"/>
+                <w:sz w:val="23"/>
+                <w:szCs w:val="23"/>
+              </w:rPr>
+              <w:t>使用</w:t>
+            </w:r>
+            <w:r>
+              <w:rPr>
+                <w:rFonts w:ascii="Segoe UI" w:hAnsi="Segoe UI" w:cs="Segoe UI"/>
+                <w:sz w:val="23"/>
+                <w:szCs w:val="23"/>
+              </w:rPr>
+              <w:t> </w:t>
+            </w:r>
+            <w:r>
+              <w:rPr>
+                <w:rStyle w:val="HTML"/>
+                <w:rFonts w:ascii="Consolas" w:hAnsi="Consolas"/>
+                <w:sz w:val="23"/>
+                <w:szCs w:val="23"/>
+              </w:rPr>
+              <w:t>&lt;</w:t>
+            </w:r>
+            <w:r>
+              <w:rPr>
+                <w:rFonts w:ascii="Segoe UI" w:hAnsi="Segoe UI" w:cs="Segoe UI"/>
+                <w:sz w:val="23"/>
+                <w:szCs w:val="23"/>
+              </w:rPr>
+              <w:t> </w:t>
+            </w:r>
+            <w:r>
+              <w:rPr>
+                <w:rFonts w:ascii="Segoe UI" w:hAnsi="Segoe UI" w:cs="Segoe UI"/>
+                <w:sz w:val="23"/>
+                <w:szCs w:val="23"/>
+              </w:rPr>
+              <w:t>符号可以将文件内容作为命令的输入</w:t>
+            </w:r>
+          </w:p>
+        </w:tc>
+        <w:tc>
+          <w:tcPr>
+            <w:tcW w:w="2843" w:type="dxa"/>
+            <w:shd w:val="clear" w:color="auto" w:fill="auto"/>
+          </w:tcPr>
+          <w:p>
+            <w:pPr>
+              <w:autoSpaceDE w:val="0"/>
+              <w:autoSpaceDN w:val="0"/>
+              <w:adjustRightInd w:val="0"/>
+              <w:jc w:val="center"/>
+              <w:rPr>
+                <w:kern w:val="0"/>
+                <w:sz w:val="24"/>
+              </w:rPr>
+            </w:pPr>
+            <w:r>
+              <w:rPr>
+                <w:rFonts w:hint="eastAsia"/>
+                <w:kern w:val="0"/>
+                <w:sz w:val="24"/>
+              </w:rPr>
+              <w:t>无</w:t>
+            </w:r>
+          </w:p>
+        </w:tc>
+      </w:tr>
+      <w:tr>
+        <w:tc>
+          <w:tcPr>
+            <w:tcW w:w="2842" w:type="dxa"/>
+            <w:shd w:val="clear" w:color="auto" w:fill="auto"/>
+          </w:tcPr>
+          <w:p>
+            <w:pPr>
+              <w:autoSpaceDE w:val="0"/>
+              <w:autoSpaceDN w:val="0"/>
+              <w:adjustRightInd w:val="0"/>
+              <w:jc w:val="center"/>
+              <w:rPr>
+                <w:kern w:val="0"/>
+                <w:sz w:val="24"/>
+              </w:rPr>
+            </w:pPr>
+            <w:proofErr w:type="spellStart"/>
+            <w:r>
+              <w:rPr>
+                <w:rFonts w:hint="eastAsia"/>
+                <w:kern w:val="0"/>
+                <w:sz w:val="24"/>
+              </w:rPr>
+              <w:t>chmod</w:t>
+            </w:r>
+            <w:proofErr w:type="spellEnd"/>
+          </w:p>
+        </w:tc>
+        <w:tc>
+          <w:tcPr>
+            <w:tcW w:w="2843" w:type="dxa"/>
+            <w:shd w:val="clear" w:color="auto" w:fill="auto"/>
+          </w:tcPr>
+          <w:p>
+            <w:pPr>
+              <w:autoSpaceDE w:val="0"/>
+              <w:autoSpaceDN w:val="0"/>
+              <w:adjustRightInd w:val="0"/>
+              <w:jc w:val="center"/>
+              <w:rPr>
+                <w:kern w:val="0"/>
+                <w:sz w:val="24"/>
+              </w:rPr>
+            </w:pPr>
+            <w:r>
+              <w:rPr>
+                <w:rFonts w:ascii="Segoe UI" w:hAnsi="Segoe UI" w:cs="Segoe UI"/>
+                <w:sz w:val="23"/>
+                <w:szCs w:val="23"/>
+              </w:rPr>
+              <w:t>修改文件或目录权限</w:t>
+            </w:r>
+          </w:p>
+        </w:tc>
+        <w:tc>
+          <w:tcPr>
+            <w:tcW w:w="2843" w:type="dxa"/>
+            <w:shd w:val="clear" w:color="auto" w:fill="auto"/>
+          </w:tcPr>
+          <w:p>
+            <w:pPr>
+              <w:autoSpaceDE w:val="0"/>
+              <w:autoSpaceDN w:val="0"/>
+              <w:adjustRightInd w:val="0"/>
+              <w:jc w:val="center"/>
+              <w:rPr>
+                <w:kern w:val="0"/>
+                <w:sz w:val="24"/>
+              </w:rPr>
+            </w:pPr>
+            <w:r>
+              <w:rPr>
+                <w:rFonts w:hint="eastAsia"/>
+                <w:kern w:val="0"/>
+                <w:sz w:val="24"/>
+              </w:rPr>
+              <w:t>无</w:t>
+            </w:r>
+          </w:p>
+        </w:tc>
+      </w:tr>
+      <w:tr>
+        <w:tc>
+          <w:tcPr>
+            <w:tcW w:w="2842" w:type="dxa"/>
+            <w:shd w:val="clear" w:color="auto" w:fill="auto"/>
+          </w:tcPr>
+          <w:p>
+            <w:pPr>
+              <w:autoSpaceDE w:val="0"/>
+              <w:autoSpaceDN w:val="0"/>
+              <w:adjustRightInd w:val="0"/>
+              <w:jc w:val="center"/>
+              <w:rPr>
+                <w:kern w:val="0"/>
+                <w:sz w:val="24"/>
+              </w:rPr>
+            </w:pPr>
+            <w:proofErr w:type="spellStart"/>
+            <w:r>
+              <w:rPr>
+                <w:rFonts w:hint="eastAsia"/>
+                <w:kern w:val="0"/>
+                <w:sz w:val="24"/>
+              </w:rPr>
+              <w:t>chown</w:t>
+            </w:r>
+            <w:proofErr w:type="spellEnd"/>
+          </w:p>
+        </w:tc>
+        <w:tc>
+          <w:tcPr>
+            <w:tcW w:w="2843" w:type="dxa"/>
+            <w:shd w:val="clear" w:color="auto" w:fill="auto"/>
+          </w:tcPr>
+          <w:p>
+            <w:pPr>
+              <w:autoSpaceDE w:val="0"/>
+              <w:autoSpaceDN w:val="0"/>
+              <w:adjustRightInd w:val="0"/>
+              <w:jc w:val="center"/>
+              <w:rPr>
+                <w:kern w:val="0"/>
+                <w:sz w:val="24"/>
+              </w:rPr>
+            </w:pPr>
+            <w:r>
+              <w:rPr>
+                <w:rFonts w:ascii="Segoe UI" w:hAnsi="Segoe UI" w:cs="Segoe UI"/>
+                <w:sz w:val="23"/>
+                <w:szCs w:val="23"/>
+              </w:rPr>
+              <w:t>更改文件或目录所有者</w:t>
+            </w:r>
+          </w:p>
+        </w:tc>
+        <w:tc>
+          <w:tcPr>
+            <w:tcW w:w="2843" w:type="dxa"/>
+            <w:shd w:val="clear" w:color="auto" w:fill="auto"/>
+          </w:tcPr>
+          <w:p>
+            <w:pPr>
+              <w:autoSpaceDE w:val="0"/>
+              <w:autoSpaceDN w:val="0"/>
+              <w:adjustRightInd w:val="0"/>
+              <w:jc w:val="center"/>
+              <w:rPr>
+                <w:kern w:val="0"/>
+                <w:sz w:val="24"/>
+              </w:rPr>
+            </w:pPr>
+            <w:r>
+              <w:rPr>
+                <w:rFonts w:hint="eastAsia"/>
+                <w:kern w:val="0"/>
+                <w:sz w:val="24"/>
+              </w:rPr>
+              <w:t>无</w:t>
+            </w:r>
+          </w:p>
+        </w:tc>
+      </w:tr>
+    </w:tbl>
+    <w:p>
+      <w:pPr>
+        <w:autoSpaceDE w:val="0"/>
+        <w:autoSpaceDN w:val="0"/>
+        <w:adjustRightInd w:val="0"/>
+        <w:jc w:val="left"/>
+        <w:rPr>
+          <w:kern w:val="0"/>
+          <w:sz w:val="24"/>
+        </w:rPr>
+      </w:pPr>
+    </w:p>
+    <w:p>
+      <w:pPr>
+        <w:autoSpaceDE w:val="0"/>
+        <w:autoSpaceDN w:val="0"/>
+        <w:adjustRightInd w:val="0"/>
+        <w:jc w:val="left"/>
+        <w:rPr>
+          <w:kern w:val="0"/>
+          <w:sz w:val="24"/>
+        </w:rPr>
+      </w:pPr>
+      <w:r>
+        <w:rPr>
+          <w:rFonts w:hint="eastAsia"/>
+          <w:kern w:val="0"/>
+          <w:sz w:val="24"/>
+        </w:rPr>
+        <w:t>3</w:t>
+      </w:r>
+      <w:r>
+        <w:rPr>
+          <w:kern w:val="0"/>
+          <w:sz w:val="24"/>
+        </w:rPr>
+        <w:t>．</w:t>
+      </w:r>
+      <w:r>
+        <w:rPr>
+          <w:rFonts w:hint="eastAsia"/>
+          <w:kern w:val="0"/>
+          <w:sz w:val="24"/>
+        </w:rPr>
+        <w:t>使用</w:t>
+      </w:r>
+      <w:r>
+        <w:rPr>
+          <w:rFonts w:hint="eastAsia"/>
+          <w:kern w:val="0"/>
+          <w:sz w:val="24"/>
+        </w:rPr>
+        <w:t>vi</w:t>
+      </w:r>
+      <w:r>
+        <w:rPr>
+          <w:rFonts w:hint="eastAsia"/>
+          <w:kern w:val="0"/>
+          <w:sz w:val="24"/>
+        </w:rPr>
+        <w:t>编辑器建立一个文本文件，删除文件中的第</w:t>
+      </w:r>
+      <w:r>
+        <w:rPr>
+          <w:rFonts w:hint="eastAsia"/>
+          <w:kern w:val="0"/>
+          <w:sz w:val="24"/>
+        </w:rPr>
+        <w:t>3</w:t>
+      </w:r>
+      <w:r>
+        <w:rPr>
+          <w:rFonts w:hint="eastAsia"/>
+          <w:kern w:val="0"/>
+          <w:sz w:val="24"/>
+        </w:rPr>
+        <w:t>行，然后予以恢复。将光标移至第</w:t>
+      </w:r>
+      <w:r>
+        <w:rPr>
+          <w:rFonts w:hint="eastAsia"/>
+          <w:kern w:val="0"/>
+          <w:sz w:val="24"/>
+        </w:rPr>
+        <w:t>8</w:t>
+      </w:r>
+      <w:r>
+        <w:rPr>
+          <w:rFonts w:hint="eastAsia"/>
+          <w:kern w:val="0"/>
+          <w:sz w:val="24"/>
+        </w:rPr>
+        <w:t>行上，分别利用</w:t>
+      </w:r>
+      <w:r>
+        <w:rPr>
+          <w:rFonts w:hint="eastAsia"/>
+          <w:kern w:val="0"/>
+          <w:sz w:val="24"/>
+        </w:rPr>
+        <w:t>c</w:t>
+      </w:r>
+      <w:r>
+        <w:rPr>
+          <w:rFonts w:hint="eastAsia"/>
+          <w:kern w:val="0"/>
+          <w:sz w:val="24"/>
+        </w:rPr>
+        <w:t>，</w:t>
+      </w:r>
+      <w:r>
+        <w:rPr>
+          <w:rFonts w:hint="eastAsia"/>
+          <w:kern w:val="0"/>
+          <w:sz w:val="24"/>
+        </w:rPr>
+        <w:t>CC</w:t>
+      </w:r>
+      <w:r>
+        <w:rPr>
+          <w:rFonts w:hint="eastAsia"/>
+          <w:kern w:val="0"/>
+          <w:sz w:val="24"/>
+        </w:rPr>
+        <w:t>和</w:t>
+      </w:r>
+      <w:r>
+        <w:rPr>
+          <w:rFonts w:hint="eastAsia"/>
+          <w:kern w:val="0"/>
+          <w:sz w:val="24"/>
+        </w:rPr>
+        <w:t>cc</w:t>
+      </w:r>
+      <w:r>
+        <w:rPr>
+          <w:rFonts w:hint="eastAsia"/>
+          <w:kern w:val="0"/>
+          <w:sz w:val="24"/>
+        </w:rPr>
+        <w:t>命令进行修改。</w:t>
+      </w:r>
+    </w:p>
+    <w:p>
+      <w:pPr>
+        <w:autoSpaceDE w:val="0"/>
+        <w:autoSpaceDN w:val="0"/>
+        <w:adjustRightInd w:val="0"/>
+        <w:jc w:val="left"/>
+        <w:rPr>
+          <w:kern w:val="0"/>
+          <w:sz w:val="24"/>
+        </w:rPr>
+      </w:pPr>
+      <w:r>
+        <w:rPr>
+          <w:kern w:val="0"/>
+          <w:sz w:val="24"/>
+        </w:rPr>
+        <w:tab/>
+      </w:r>
+      <w:r>
+        <w:rPr>
+          <w:rFonts w:hint="eastAsia"/>
+          <w:kern w:val="0"/>
+          <w:sz w:val="24"/>
+        </w:rPr>
+        <w:t>（</w:t>
+      </w:r>
+      <w:r>
+        <w:rPr>
+          <w:rFonts w:hint="eastAsia"/>
+          <w:kern w:val="0"/>
+          <w:sz w:val="24"/>
+        </w:rPr>
+        <w:t>1</w:t>
+      </w:r>
+      <w:r>
+        <w:rPr>
+          <w:rFonts w:hint="eastAsia"/>
+          <w:kern w:val="0"/>
+          <w:sz w:val="24"/>
+        </w:rPr>
+        <w:t>）首先创建了一个文件</w:t>
+      </w:r>
+    </w:p>
+    <w:p>
+      <w:pPr>
+        <w:autoSpaceDE w:val="0"/>
+        <w:autoSpaceDN w:val="0"/>
+        <w:adjustRightInd w:val="0"/>
+        <w:jc w:val="center"/>
+        <w:rPr>
+          <w:kern w:val="0"/>
+          <w:sz w:val="24"/>
+        </w:rPr>
+      </w:pPr>
+      <w:r>
+        <w:rPr>
+          <w:noProof/>
+        </w:rPr>
+        <w:drawing>
+          <wp:inline distT="0" distB="0" distL="0" distR="0" wp14:anchorId="48C0AA8D" wp14:editId="225BAEFA">
+            <wp:extent cx="5278120" cy="398145"/>
+            <wp:effectExtent l="0" t="0" r="0" b="1905"/>
+            <wp:docPr id="8" name="图片 8"/>
+            <wp:cNvGraphicFramePr>
+              <a:graphicFrameLocks xmlns:a="http://schemas.openxmlformats.org/drawingml/2006/main" noChangeAspect="1"/>
+            </wp:cNvGraphicFramePr>
+            <a:graphic xmlns:a="http://schemas.openxmlformats.org/drawingml/2006/main">
+              <a:graphicData uri="http://schemas.openxmlformats.org/drawingml/2006/picture">
+                <pic:pic xmlns:pic="http://schemas.openxmlformats.org/drawingml/2006/picture">
+                  <pic:nvPicPr>
+                    <pic:cNvPr id="1" name=""/>
+                    <pic:cNvPicPr/>
+                  </pic:nvPicPr>
+                  <pic:blipFill>
+                    <a:blip r:embed="rId9"/>
+                    <a:stretch>
+                      <a:fillRect/>
+                    </a:stretch>
+                  </pic:blipFill>
+                  <pic:spPr>
+                    <a:xfrm>
+                      <a:off x="0" y="0"/>
+                      <a:ext cx="5278120" cy="398145"/>
+                    </a:xfrm>
+                    <a:prstGeom prst="rect">
+                      <a:avLst/>
+                    </a:prstGeom>
+                  </pic:spPr>
+                </pic:pic>
+              </a:graphicData>
+            </a:graphic>
+          </wp:inline>
+        </w:drawing>
+      </w:r>
+    </w:p>
+    <w:p>
+      <w:pPr>
+        <w:autoSpaceDE w:val="0"/>
+        <w:autoSpaceDN w:val="0"/>
+        <w:adjustRightInd w:val="0"/>
+        <w:rPr>
+          <w:kern w:val="0"/>
+          <w:sz w:val="24"/>
+        </w:rPr>
+      </w:pPr>
+      <w:r>
+        <w:rPr>
+          <w:kern w:val="0"/>
+          <w:sz w:val="24"/>
+        </w:rPr>
+        <w:tab/>
+      </w:r>
+      <w:r>
+        <w:rPr>
+          <w:rFonts w:hint="eastAsia"/>
+          <w:kern w:val="0"/>
+          <w:sz w:val="24"/>
+        </w:rPr>
+        <w:t>（</w:t>
+      </w:r>
+      <w:r>
+        <w:rPr>
+          <w:rFonts w:hint="eastAsia"/>
+          <w:kern w:val="0"/>
+          <w:sz w:val="24"/>
+        </w:rPr>
+        <w:t>2</w:t>
+      </w:r>
+      <w:r>
+        <w:rPr>
+          <w:rFonts w:hint="eastAsia"/>
+          <w:kern w:val="0"/>
+          <w:sz w:val="24"/>
+        </w:rPr>
+        <w:t>）向文件中插入</w:t>
+      </w:r>
+      <w:r>
+        <w:rPr>
+          <w:rFonts w:hint="eastAsia"/>
+          <w:kern w:val="0"/>
+          <w:sz w:val="24"/>
+        </w:rPr>
+        <w:t>1</w:t>
+      </w:r>
+      <w:r>
+        <w:rPr>
+          <w:kern w:val="0"/>
+          <w:sz w:val="24"/>
+        </w:rPr>
+        <w:t>0</w:t>
+      </w:r>
+      <w:r>
+        <w:rPr>
+          <w:rFonts w:hint="eastAsia"/>
+          <w:kern w:val="0"/>
+          <w:sz w:val="24"/>
+        </w:rPr>
+        <w:t>行内容</w:t>
+      </w:r>
+    </w:p>
+    <w:p>
+      <w:pPr>
+        <w:autoSpaceDE w:val="0"/>
+        <w:autoSpaceDN w:val="0"/>
+        <w:adjustRightInd w:val="0"/>
+        <w:rPr>
+          <w:kern w:val="0"/>
+          <w:sz w:val="24"/>
+        </w:rPr>
+      </w:pPr>
+      <w:r>
+        <w:rPr>
+          <w:kern w:val="0"/>
+          <w:sz w:val="24"/>
+        </w:rPr>
+        <w:tab/>
+      </w:r>
+      <w:r>
+        <w:rPr>
+          <w:noProof/>
+        </w:rPr>
+        <w:lastRenderedPageBreak/>
+        <w:drawing>
+          <wp:inline distT="0" distB="0" distL="0" distR="0" wp14:anchorId="325478CC" wp14:editId="6DAB0AFD">
+            <wp:extent cx="5278120" cy="2853690"/>
+            <wp:effectExtent l="0" t="0" r="0" b="3810"/>
+            <wp:docPr id="13" name="图片 13"/>
+            <wp:cNvGraphicFramePr>
+              <a:graphicFrameLocks xmlns:a="http://schemas.openxmlformats.org/drawingml/2006/main" noChangeAspect="1"/>
+            </wp:cNvGraphicFramePr>
+            <a:graphic xmlns:a="http://schemas.openxmlformats.org/drawingml/2006/main">
+              <a:graphicData uri="http://schemas.openxmlformats.org/drawingml/2006/picture">
+                <pic:pic xmlns:pic="http://schemas.openxmlformats.org/drawingml/2006/picture">
+                  <pic:nvPicPr>
+                    <pic:cNvPr id="1" name=""/>
+                    <pic:cNvPicPr/>
+                  </pic:nvPicPr>
+                  <pic:blipFill>
+                    <a:blip r:embed="rId10"/>
+                    <a:stretch>
+                      <a:fillRect/>
+                    </a:stretch>
+                  </pic:blipFill>
+                  <pic:spPr>
+                    <a:xfrm>
+                      <a:off x="0" y="0"/>
+                      <a:ext cx="5278120" cy="2853690"/>
+                    </a:xfrm>
+                    <a:prstGeom prst="rect">
+                      <a:avLst/>
+                    </a:prstGeom>
+                  </pic:spPr>
+                </pic:pic>
+              </a:graphicData>
+            </a:graphic>
+          </wp:inline>
+        </w:drawing>
+      </w:r>
+    </w:p>
+    <w:p>
+      <w:pPr>
+        <w:autoSpaceDE w:val="0"/>
+        <w:autoSpaceDN w:val="0"/>
+        <w:adjustRightInd w:val="0"/>
+        <w:rPr>
+          <w:kern w:val="0"/>
+          <w:sz w:val="24"/>
+        </w:rPr>
+      </w:pPr>
+      <w:r>
+        <w:rPr>
+          <w:kern w:val="0"/>
+          <w:sz w:val="24"/>
+        </w:rPr>
+        <w:tab/>
+      </w:r>
+      <w:r>
+        <w:rPr>
+          <w:rFonts w:hint="eastAsia"/>
+          <w:kern w:val="0"/>
+          <w:sz w:val="24"/>
+        </w:rPr>
+        <w:t>（</w:t>
+      </w:r>
+      <w:r>
+        <w:rPr>
+          <w:kern w:val="0"/>
+          <w:sz w:val="24"/>
+        </w:rPr>
+        <w:t>3</w:t>
+      </w:r>
+      <w:r>
+        <w:rPr>
+          <w:rFonts w:hint="eastAsia"/>
+          <w:kern w:val="0"/>
+          <w:sz w:val="24"/>
+        </w:rPr>
+        <w:t>）按</w:t>
+      </w:r>
+      <w:r>
+        <w:rPr>
+          <w:rFonts w:hint="eastAsia"/>
+          <w:kern w:val="0"/>
+          <w:sz w:val="24"/>
+        </w:rPr>
+        <w:t>ESC</w:t>
+      </w:r>
+      <w:r>
+        <w:rPr>
+          <w:rFonts w:hint="eastAsia"/>
+          <w:kern w:val="0"/>
+          <w:sz w:val="24"/>
+        </w:rPr>
+        <w:t>键退出编辑模式，然后使用</w:t>
+      </w:r>
+      <w:r>
+        <w:rPr>
+          <w:kern w:val="0"/>
+          <w:sz w:val="24"/>
+        </w:rPr>
+        <w:t xml:space="preserve"> “3G”</w:t>
+      </w:r>
+      <w:r>
+        <w:rPr>
+          <w:rFonts w:hint="eastAsia"/>
+          <w:kern w:val="0"/>
+          <w:sz w:val="24"/>
+        </w:rPr>
+        <w:t>移动到第</w:t>
+      </w:r>
+      <w:r>
+        <w:rPr>
+          <w:rFonts w:hint="eastAsia"/>
+          <w:kern w:val="0"/>
+          <w:sz w:val="24"/>
+        </w:rPr>
+        <w:t>3</w:t>
+      </w:r>
+      <w:r>
+        <w:rPr>
+          <w:rFonts w:hint="eastAsia"/>
+          <w:kern w:val="0"/>
+          <w:sz w:val="24"/>
+        </w:rPr>
+        <w:t>行，使用“</w:t>
+      </w:r>
+      <w:r>
+        <w:rPr>
+          <w:rFonts w:hint="eastAsia"/>
+          <w:kern w:val="0"/>
+          <w:sz w:val="24"/>
+        </w:rPr>
+        <w:t>d</w:t>
+      </w:r>
+      <w:r>
+        <w:rPr>
+          <w:kern w:val="0"/>
+          <w:sz w:val="24"/>
+        </w:rPr>
+        <w:t>d”</w:t>
+      </w:r>
+      <w:r>
+        <w:rPr>
+          <w:rFonts w:hint="eastAsia"/>
+          <w:kern w:val="0"/>
+          <w:sz w:val="24"/>
+        </w:rPr>
+        <w:t>命令删除第三行内容</w:t>
+      </w:r>
+      <w:r>
+        <w:rPr>
+          <w:rFonts w:hint="eastAsia"/>
+          <w:kern w:val="0"/>
+          <w:sz w:val="24"/>
+        </w:rPr>
+        <w:t>,</w:t>
+      </w:r>
+      <w:r>
+        <w:rPr>
+          <w:rFonts w:hint="eastAsia"/>
+          <w:kern w:val="0"/>
+          <w:sz w:val="24"/>
+        </w:rPr>
+        <w:t>然后使用“</w:t>
+      </w:r>
+      <w:r>
+        <w:rPr>
+          <w:rFonts w:hint="eastAsia"/>
+          <w:kern w:val="0"/>
+          <w:sz w:val="24"/>
+        </w:rPr>
+        <w:t>u</w:t>
+      </w:r>
+      <w:r>
+        <w:rPr>
+          <w:rFonts w:hint="eastAsia"/>
+          <w:kern w:val="0"/>
+          <w:sz w:val="24"/>
+        </w:rPr>
+        <w:t>”命令恢复第三行内容。</w:t>
+      </w:r>
+    </w:p>
+    <w:p>
+      <w:pPr>
+        <w:autoSpaceDE w:val="0"/>
+        <w:autoSpaceDN w:val="0"/>
+        <w:adjustRightInd w:val="0"/>
+        <w:rPr>
+          <w:kern w:val="0"/>
+          <w:sz w:val="24"/>
+        </w:rPr>
+      </w:pPr>
+      <w:r>
+        <w:rPr>
+          <w:noProof/>
+        </w:rPr>
+        <w:drawing>
+          <wp:inline distT="0" distB="0" distL="0" distR="0" wp14:anchorId="55D186CB" wp14:editId="622CEF63">
+            <wp:extent cx="5278120" cy="2853690"/>
+            <wp:effectExtent l="0" t="0" r="0" b="3810"/>
+            <wp:docPr id="3" name="图片 3"/>
+            <wp:cNvGraphicFramePr>
+              <a:graphicFrameLocks xmlns:a="http://schemas.openxmlformats.org/drawingml/2006/main" noChangeAspect="1"/>
+            </wp:cNvGraphicFramePr>
+            <a:graphic xmlns:a="http://schemas.openxmlformats.org/drawingml/2006/main">
+              <a:graphicData uri="http://schemas.openxmlformats.org/drawingml/2006/picture">
+                <pic:pic xmlns:pic="http://schemas.openxmlformats.org/drawingml/2006/picture">
+                  <pic:nvPicPr>
+                    <pic:cNvPr id="1" name=""/>
+                    <pic:cNvPicPr/>
+                  </pic:nvPicPr>
+                  <pic:blipFill>
+                    <a:blip r:embed="rId11"/>
+                    <a:stretch>
+                      <a:fillRect/>
+                    </a:stretch>
+                  </pic:blipFill>
+                  <pic:spPr>
+                    <a:xfrm>
+                      <a:off x="0" y="0"/>
+                      <a:ext cx="5278120" cy="2853690"/>
+                    </a:xfrm>
+                    <a:prstGeom prst="rect">
+                      <a:avLst/>
+                    </a:prstGeom>
+                  </pic:spPr>
+                </pic:pic>
+              </a:graphicData>
+            </a:graphic>
+          </wp:inline>
+        </w:drawing>
+      </w:r>
+    </w:p>
+    <w:p>
+      <w:pPr>
+        <w:autoSpaceDE w:val="0"/>
+        <w:autoSpaceDN w:val="0"/>
+        <w:adjustRightInd w:val="0"/>
+        <w:rPr>
+          <w:kern w:val="0"/>
+          <w:sz w:val="24"/>
+        </w:rPr>
+      </w:pPr>
+      <w:r>
+        <w:rPr>
+          <w:noProof/>
+        </w:rPr>
+        <w:lastRenderedPageBreak/>
+        <w:drawing>
+          <wp:inline distT="0" distB="0" distL="0" distR="0" wp14:anchorId="70E89A67" wp14:editId="267861C6">
+            <wp:extent cx="5278120" cy="2853690"/>
+            <wp:effectExtent l="0" t="0" r="0" b="3810"/>
+            <wp:docPr id="4" name="图片 4"/>
+            <wp:cNvGraphicFramePr>
+              <a:graphicFrameLocks xmlns:a="http://schemas.openxmlformats.org/drawingml/2006/main" noChangeAspect="1"/>
+            </wp:cNvGraphicFramePr>
+            <a:graphic xmlns:a="http://schemas.openxmlformats.org/drawingml/2006/main">
+              <a:graphicData uri="http://schemas.openxmlformats.org/drawingml/2006/picture">
+                <pic:pic xmlns:pic="http://schemas.openxmlformats.org/drawingml/2006/picture">
+                  <pic:nvPicPr>
+                    <pic:cNvPr id="1" name=""/>
+                    <pic:cNvPicPr/>
+                  </pic:nvPicPr>
+                  <pic:blipFill>
+                    <a:blip r:embed="rId12"/>
+                    <a:stretch>
+                      <a:fillRect/>
+                    </a:stretch>
+                  </pic:blipFill>
+                  <pic:spPr>
+                    <a:xfrm>
+                      <a:off x="0" y="0"/>
+                      <a:ext cx="5278120" cy="2853690"/>
+                    </a:xfrm>
+                    <a:prstGeom prst="rect">
+                      <a:avLst/>
+                    </a:prstGeom>
+                  </pic:spPr>
+                </pic:pic>
+              </a:graphicData>
+            </a:graphic>
+          </wp:inline>
+        </w:drawing>
+      </w:r>
+    </w:p>
+    <w:p>
+      <w:pPr>
+        <w:autoSpaceDE w:val="0"/>
+        <w:autoSpaceDN w:val="0"/>
+        <w:adjustRightInd w:val="0"/>
+        <w:rPr>
+          <w:kern w:val="0"/>
+          <w:sz w:val="24"/>
+        </w:rPr>
+      </w:pPr>
+      <w:r>
+        <w:rPr>
+          <w:noProof/>
+        </w:rPr>
+        <w:drawing>
+          <wp:inline distT="0" distB="0" distL="0" distR="0" wp14:anchorId="734BA23F" wp14:editId="379C495E">
+            <wp:extent cx="5278120" cy="2853690"/>
+            <wp:effectExtent l="0" t="0" r="0" b="3810"/>
+            <wp:docPr id="5" name="图片 5"/>
+            <wp:cNvGraphicFramePr>
+              <a:graphicFrameLocks xmlns:a="http://schemas.openxmlformats.org/drawingml/2006/main" noChangeAspect="1"/>
+            </wp:cNvGraphicFramePr>
+            <a:graphic xmlns:a="http://schemas.openxmlformats.org/drawingml/2006/main">
+              <a:graphicData uri="http://schemas.openxmlformats.org/drawingml/2006/picture">
+                <pic:pic xmlns:pic="http://schemas.openxmlformats.org/drawingml/2006/picture">
+                  <pic:nvPicPr>
+                    <pic:cNvPr id="1" name=""/>
+                    <pic:cNvPicPr/>
+                  </pic:nvPicPr>
+                  <pic:blipFill>
+                    <a:blip r:embed="rId13"/>
+                    <a:stretch>
+                      <a:fillRect/>
+                    </a:stretch>
+                  </pic:blipFill>
+                  <pic:spPr>
+                    <a:xfrm>
+                      <a:off x="0" y="0"/>
+                      <a:ext cx="5278120" cy="2853690"/>
+                    </a:xfrm>
+                    <a:prstGeom prst="rect">
+                      <a:avLst/>
+                    </a:prstGeom>
+                  </pic:spPr>
+                </pic:pic>
+              </a:graphicData>
+            </a:graphic>
+          </wp:inline>
+        </w:drawing>
+      </w:r>
+    </w:p>
+    <w:p>
+      <w:pPr>
+        <w:autoSpaceDE w:val="0"/>
+        <w:autoSpaceDN w:val="0"/>
+        <w:adjustRightInd w:val="0"/>
+        <w:rPr>
+          <w:kern w:val="0"/>
+          <w:sz w:val="24"/>
+        </w:rPr>
+      </w:pPr>
+      <w:r>
+        <w:rPr>
+          <w:kern w:val="0"/>
+          <w:sz w:val="24"/>
+        </w:rPr>
+        <w:tab/>
+        <w:t xml:space="preserve">(4) </w:t>
+      </w:r>
+      <w:r>
+        <w:rPr>
+          <w:rFonts w:hint="eastAsia"/>
+          <w:kern w:val="0"/>
+          <w:sz w:val="24"/>
+        </w:rPr>
+        <w:t>使用“</w:t>
+      </w:r>
+      <w:r>
+        <w:rPr>
+          <w:kern w:val="0"/>
+          <w:sz w:val="24"/>
+        </w:rPr>
+        <w:t>8</w:t>
+      </w:r>
+      <w:r>
+        <w:rPr>
+          <w:rFonts w:hint="eastAsia"/>
+          <w:kern w:val="0"/>
+          <w:sz w:val="24"/>
+        </w:rPr>
+        <w:t>G</w:t>
+      </w:r>
+      <w:r>
+        <w:rPr>
+          <w:rFonts w:hint="eastAsia"/>
+          <w:kern w:val="0"/>
+          <w:sz w:val="24"/>
+        </w:rPr>
+        <w:t>”命令移动到第</w:t>
+      </w:r>
+      <w:r>
+        <w:rPr>
+          <w:rFonts w:hint="eastAsia"/>
+          <w:kern w:val="0"/>
+          <w:sz w:val="24"/>
+        </w:rPr>
+        <w:t>8</w:t>
+      </w:r>
+      <w:r>
+        <w:rPr>
+          <w:rFonts w:hint="eastAsia"/>
+          <w:kern w:val="0"/>
+          <w:sz w:val="24"/>
+        </w:rPr>
+        <w:t>行，然后使用“</w:t>
+      </w:r>
+      <w:r>
+        <w:rPr>
+          <w:rFonts w:hint="eastAsia"/>
+          <w:kern w:val="0"/>
+          <w:sz w:val="24"/>
+        </w:rPr>
+        <w:t>c</w:t>
+      </w:r>
+      <w:r>
+        <w:rPr>
+          <w:kern w:val="0"/>
+          <w:sz w:val="24"/>
+        </w:rPr>
+        <w:t>”</w:t>
+      </w:r>
+    </w:p>
+    <w:p>
+      <w:pPr>
+        <w:autoSpaceDE w:val="0"/>
+        <w:autoSpaceDN w:val="0"/>
+        <w:adjustRightInd w:val="0"/>
+        <w:rPr>
+          <w:kern w:val="0"/>
+          <w:sz w:val="24"/>
+        </w:rPr>
+      </w:pPr>
+      <w:r>
+        <w:rPr>
+          <w:noProof/>
+        </w:rPr>
+        <w:lastRenderedPageBreak/>
+        <w:drawing>
+          <wp:inline distT="0" distB="0" distL="0" distR="0" wp14:anchorId="01B76602" wp14:editId="73D0F972">
+            <wp:extent cx="5278120" cy="2853690"/>
+            <wp:effectExtent l="0" t="0" r="0" b="3810"/>
+            <wp:docPr id="6" name="图片 6"/>
+            <wp:cNvGraphicFramePr>
+              <a:graphicFrameLocks xmlns:a="http://schemas.openxmlformats.org/drawingml/2006/main" noChangeAspect="1"/>
+            </wp:cNvGraphicFramePr>
+            <a:graphic xmlns:a="http://schemas.openxmlformats.org/drawingml/2006/main">
+              <a:graphicData uri="http://schemas.openxmlformats.org/drawingml/2006/picture">
+                <pic:pic xmlns:pic="http://schemas.openxmlformats.org/drawingml/2006/picture">
+                  <pic:nvPicPr>
+                    <pic:cNvPr id="1" name=""/>
+                    <pic:cNvPicPr/>
+                  </pic:nvPicPr>
+                  <pic:blipFill>
+                    <a:blip r:embed="rId14"/>
+                    <a:stretch>
+                      <a:fillRect/>
+                    </a:stretch>
+                  </pic:blipFill>
+                  <pic:spPr>
+                    <a:xfrm>
+                      <a:off x="0" y="0"/>
+                      <a:ext cx="5278120" cy="2853690"/>
+                    </a:xfrm>
+                    <a:prstGeom prst="rect">
+                      <a:avLst/>
+                    </a:prstGeom>
+                  </pic:spPr>
+                </pic:pic>
+              </a:graphicData>
+            </a:graphic>
+          </wp:inline>
+        </w:drawing>
+      </w:r>
+    </w:p>
+    <w:p>
+      <w:pPr>
+        <w:autoSpaceDE w:val="0"/>
+        <w:autoSpaceDN w:val="0"/>
+        <w:adjustRightInd w:val="0"/>
+        <w:rPr>
+          <w:kern w:val="0"/>
+          <w:sz w:val="24"/>
+        </w:rPr>
+      </w:pPr>
+      <w:r>
+        <w:rPr>
+          <w:kern w:val="0"/>
+          <w:sz w:val="24"/>
+        </w:rPr>
+        <w:tab/>
+      </w:r>
+      <w:r>
+        <w:rPr>
+          <w:rFonts w:hint="eastAsia"/>
+          <w:kern w:val="0"/>
+          <w:sz w:val="24"/>
+        </w:rPr>
+        <w:t>（</w:t>
+      </w:r>
+      <w:r>
+        <w:rPr>
+          <w:kern w:val="0"/>
+          <w:sz w:val="24"/>
+        </w:rPr>
+        <w:t>5</w:t>
+      </w:r>
+      <w:r>
+        <w:rPr>
+          <w:rFonts w:hint="eastAsia"/>
+          <w:kern w:val="0"/>
+          <w:sz w:val="24"/>
+        </w:rPr>
+        <w:t>）使用“</w:t>
+      </w:r>
+      <w:r>
+        <w:rPr>
+          <w:rFonts w:hint="eastAsia"/>
+          <w:kern w:val="0"/>
+          <w:sz w:val="24"/>
+        </w:rPr>
+        <w:t>cc</w:t>
+      </w:r>
+      <w:r>
+        <w:rPr>
+          <w:rFonts w:hint="eastAsia"/>
+          <w:kern w:val="0"/>
+          <w:sz w:val="24"/>
+        </w:rPr>
+        <w:t>”进行删除</w:t>
+      </w:r>
+    </w:p>
+    <w:p>
+      <w:pPr>
+        <w:autoSpaceDE w:val="0"/>
+        <w:autoSpaceDN w:val="0"/>
+        <w:adjustRightInd w:val="0"/>
+        <w:rPr>
+          <w:kern w:val="0"/>
+          <w:sz w:val="24"/>
+        </w:rPr>
+      </w:pPr>
+      <w:r>
+        <w:rPr>
+          <w:noProof/>
+        </w:rPr>
+        <w:drawing>
+          <wp:inline distT="0" distB="0" distL="0" distR="0" wp14:anchorId="32FE7664" wp14:editId="67109AFD">
+            <wp:extent cx="5278120" cy="2853690"/>
+            <wp:effectExtent l="0" t="0" r="0" b="3810"/>
+            <wp:docPr id="7" name="图片 7"/>
+            <wp:cNvGraphicFramePr>
+              <a:graphicFrameLocks xmlns:a="http://schemas.openxmlformats.org/drawingml/2006/main" noChangeAspect="1"/>
+            </wp:cNvGraphicFramePr>
+            <a:graphic xmlns:a="http://schemas.openxmlformats.org/drawingml/2006/main">
+              <a:graphicData uri="http://schemas.openxmlformats.org/drawingml/2006/picture">
+                <pic:pic xmlns:pic="http://schemas.openxmlformats.org/drawingml/2006/picture">
+                  <pic:nvPicPr>
+                    <pic:cNvPr id="1" name=""/>
+                    <pic:cNvPicPr/>
+                  </pic:nvPicPr>
+                  <pic:blipFill>
+                    <a:blip r:embed="rId15"/>
+                    <a:stretch>
+                      <a:fillRect/>
+                    </a:stretch>
+                  </pic:blipFill>
+                  <pic:spPr>
+                    <a:xfrm>
+                      <a:off x="0" y="0"/>
+                      <a:ext cx="5278120" cy="2853690"/>
+                    </a:xfrm>
+                    <a:prstGeom prst="rect">
+                      <a:avLst/>
+                    </a:prstGeom>
+                  </pic:spPr>
+                </pic:pic>
+              </a:graphicData>
+            </a:graphic>
+          </wp:inline>
+        </w:drawing>
+      </w:r>
+      <w:r>
+        <w:rPr>
+          <w:rFonts w:hint="eastAsia"/>
+          <w:kern w:val="0"/>
+          <w:sz w:val="24"/>
+        </w:rPr>
+        <w:t xml:space="preserve"> </w:t>
+      </w:r>
+    </w:p>
+    <w:p>
+      <w:pPr>
+        <w:autoSpaceDE w:val="0"/>
+        <w:autoSpaceDN w:val="0"/>
+        <w:adjustRightInd w:val="0"/>
+        <w:jc w:val="left"/>
+        <w:rPr>
+          <w:kern w:val="0"/>
+          <w:sz w:val="24"/>
+        </w:rPr>
+      </w:pPr>
+      <w:r>
+        <w:rPr>
+          <w:rFonts w:hint="eastAsia"/>
+          <w:kern w:val="0"/>
+          <w:sz w:val="24"/>
+        </w:rPr>
+        <w:t>4</w:t>
+      </w:r>
+      <w:r>
+        <w:rPr>
+          <w:rFonts w:hint="eastAsia"/>
+          <w:kern w:val="0"/>
+          <w:sz w:val="24"/>
+        </w:rPr>
+        <w:t>．建立一个文件，如</w:t>
+      </w:r>
+      <w:proofErr w:type="spellStart"/>
+      <w:r>
+        <w:rPr>
+          <w:rFonts w:hint="eastAsia"/>
+          <w:kern w:val="0"/>
+          <w:sz w:val="24"/>
+        </w:rPr>
+        <w:t>file.c</w:t>
+      </w:r>
+      <w:proofErr w:type="spellEnd"/>
+      <w:r>
+        <w:rPr>
+          <w:rFonts w:hint="eastAsia"/>
+          <w:kern w:val="0"/>
+          <w:sz w:val="24"/>
+        </w:rPr>
+        <w:t>。进入插入方式，输入一个</w:t>
+      </w:r>
+      <w:r>
+        <w:rPr>
+          <w:rFonts w:hint="eastAsia"/>
+          <w:kern w:val="0"/>
+          <w:sz w:val="24"/>
+        </w:rPr>
+        <w:t>C</w:t>
+      </w:r>
+      <w:r>
+        <w:rPr>
+          <w:rFonts w:hint="eastAsia"/>
+          <w:kern w:val="0"/>
+          <w:sz w:val="24"/>
+        </w:rPr>
+        <w:t>语言程序的各行内容，故意制造几处错误。最后，将该文件存盘。回到</w:t>
+      </w:r>
+      <w:r>
+        <w:rPr>
+          <w:rFonts w:hint="eastAsia"/>
+          <w:kern w:val="0"/>
+          <w:sz w:val="24"/>
+        </w:rPr>
+        <w:t>shell</w:t>
+      </w:r>
+      <w:r>
+        <w:rPr>
+          <w:rFonts w:hint="eastAsia"/>
+          <w:kern w:val="0"/>
+          <w:sz w:val="24"/>
+        </w:rPr>
+        <w:t>状态下。</w:t>
+      </w:r>
+    </w:p>
+    <w:p>
+      <w:pPr>
+        <w:autoSpaceDE w:val="0"/>
+        <w:autoSpaceDN w:val="0"/>
+        <w:adjustRightInd w:val="0"/>
+        <w:ind w:firstLineChars="100" w:firstLine="240"/>
+        <w:jc w:val="left"/>
+        <w:rPr>
+          <w:kern w:val="0"/>
+          <w:sz w:val="24"/>
+        </w:rPr>
+      </w:pPr>
+      <w:r>
+        <w:rPr>
+          <w:rFonts w:hint="eastAsia"/>
+          <w:kern w:val="0"/>
+          <w:sz w:val="24"/>
+        </w:rPr>
+        <w:t>运行</w:t>
+      </w:r>
+      <w:proofErr w:type="spellStart"/>
+      <w:r>
+        <w:rPr>
+          <w:rFonts w:hint="eastAsia"/>
+          <w:kern w:val="0"/>
+          <w:sz w:val="24"/>
+        </w:rPr>
+        <w:t>gcc</w:t>
+      </w:r>
+      <w:proofErr w:type="spellEnd"/>
+      <w:r>
+        <w:rPr>
+          <w:rFonts w:hint="eastAsia"/>
+          <w:kern w:val="0"/>
+          <w:sz w:val="24"/>
+        </w:rPr>
+        <w:t xml:space="preserve"> </w:t>
+      </w:r>
+      <w:proofErr w:type="spellStart"/>
+      <w:r>
+        <w:rPr>
+          <w:rFonts w:hint="eastAsia"/>
+          <w:kern w:val="0"/>
+          <w:sz w:val="24"/>
+        </w:rPr>
+        <w:t>file.c</w:t>
+      </w:r>
+      <w:proofErr w:type="spellEnd"/>
+      <w:r>
+        <w:rPr>
+          <w:rFonts w:hint="eastAsia"/>
+          <w:kern w:val="0"/>
+          <w:sz w:val="24"/>
+        </w:rPr>
+        <w:t xml:space="preserve"> </w:t>
+      </w:r>
+      <w:r>
+        <w:rPr>
+          <w:rFonts w:hint="eastAsia"/>
+          <w:kern w:val="0"/>
+          <w:sz w:val="24"/>
+        </w:rPr>
+        <w:t>–</w:t>
+      </w:r>
+      <w:r>
+        <w:rPr>
+          <w:rFonts w:hint="eastAsia"/>
+          <w:kern w:val="0"/>
+          <w:sz w:val="24"/>
+        </w:rPr>
+        <w:t xml:space="preserve">o </w:t>
+      </w:r>
+      <w:proofErr w:type="spellStart"/>
+      <w:r>
+        <w:rPr>
+          <w:rFonts w:hint="eastAsia"/>
+          <w:kern w:val="0"/>
+          <w:sz w:val="24"/>
+        </w:rPr>
+        <w:t>myfile</w:t>
+      </w:r>
+      <w:proofErr w:type="spellEnd"/>
+      <w:r>
+        <w:rPr>
+          <w:rFonts w:hint="eastAsia"/>
+          <w:kern w:val="0"/>
+          <w:sz w:val="24"/>
+        </w:rPr>
+        <w:t>，编译该文件，会发现错误提示。理解其含义。</w:t>
+      </w:r>
+    </w:p>
+    <w:p>
+      <w:pPr>
+        <w:autoSpaceDE w:val="0"/>
+        <w:autoSpaceDN w:val="0"/>
+        <w:adjustRightInd w:val="0"/>
+        <w:ind w:firstLineChars="100" w:firstLine="240"/>
+        <w:jc w:val="left"/>
+        <w:rPr>
+          <w:kern w:val="0"/>
+          <w:sz w:val="24"/>
+        </w:rPr>
+      </w:pPr>
+      <w:r>
+        <w:rPr>
+          <w:rFonts w:hint="eastAsia"/>
+          <w:kern w:val="0"/>
+          <w:sz w:val="24"/>
+        </w:rPr>
+        <w:t>重新进入</w:t>
+      </w:r>
+      <w:r>
+        <w:rPr>
+          <w:rFonts w:hint="eastAsia"/>
+          <w:kern w:val="0"/>
+          <w:sz w:val="24"/>
+        </w:rPr>
+        <w:t>vi</w:t>
+      </w:r>
+      <w:r>
+        <w:rPr>
+          <w:rFonts w:hint="eastAsia"/>
+          <w:kern w:val="0"/>
+          <w:sz w:val="24"/>
+        </w:rPr>
+        <w:t>，对该文件进行修改。然后存盘，退出</w:t>
+      </w:r>
+      <w:r>
+        <w:rPr>
+          <w:rFonts w:hint="eastAsia"/>
+          <w:kern w:val="0"/>
+          <w:sz w:val="24"/>
+        </w:rPr>
+        <w:t>vi</w:t>
+      </w:r>
+      <w:r>
+        <w:rPr>
+          <w:rFonts w:hint="eastAsia"/>
+          <w:kern w:val="0"/>
+          <w:sz w:val="24"/>
+        </w:rPr>
+        <w:t>。重新编译该文件。如果编译通过了，可以用</w:t>
+      </w:r>
+      <w:r>
+        <w:rPr>
+          <w:rFonts w:hint="eastAsia"/>
+          <w:kern w:val="0"/>
+          <w:sz w:val="24"/>
+        </w:rPr>
+        <w:t>./</w:t>
+      </w:r>
+      <w:proofErr w:type="spellStart"/>
+      <w:r>
+        <w:rPr>
+          <w:rFonts w:hint="eastAsia"/>
+          <w:kern w:val="0"/>
+          <w:sz w:val="24"/>
+        </w:rPr>
+        <w:t>myfile</w:t>
+      </w:r>
+      <w:proofErr w:type="spellEnd"/>
+      <w:r>
+        <w:rPr>
+          <w:rFonts w:hint="eastAsia"/>
+          <w:kern w:val="0"/>
+          <w:sz w:val="24"/>
+        </w:rPr>
+        <w:t>运行该程序。</w:t>
+      </w:r>
+    </w:p>
+    <w:p>
+      <w:pPr>
+        <w:pStyle w:val="a9"/>
+        <w:numPr>
+          <w:ilvl w:val="0"/>
+          <w:numId w:val="1"/>
+        </w:numPr>
+        <w:autoSpaceDE w:val="0"/>
+        <w:autoSpaceDN w:val="0"/>
+        <w:adjustRightInd w:val="0"/>
+        <w:ind w:firstLineChars="0"/>
+        <w:jc w:val="left"/>
+        <w:rPr>
+          <w:kern w:val="0"/>
+          <w:sz w:val="24"/>
+        </w:rPr>
+      </w:pPr>
+      <w:r>
+        <w:rPr>
+          <w:rFonts w:hint="eastAsia"/>
+          <w:kern w:val="0"/>
+          <w:sz w:val="24"/>
+        </w:rPr>
+        <w:t>使用</w:t>
+      </w:r>
+      <w:r>
+        <w:rPr>
+          <w:rFonts w:hint="eastAsia"/>
+          <w:kern w:val="0"/>
+          <w:sz w:val="24"/>
+        </w:rPr>
+        <w:t>vim</w:t>
+      </w:r>
+      <w:r>
+        <w:rPr>
+          <w:kern w:val="0"/>
+          <w:sz w:val="24"/>
+        </w:rPr>
+        <w:t xml:space="preserve"> </w:t>
+      </w:r>
+      <w:r>
+        <w:rPr>
+          <w:rFonts w:hint="eastAsia"/>
+          <w:kern w:val="0"/>
+          <w:sz w:val="24"/>
+        </w:rPr>
+        <w:t>命令创建</w:t>
+      </w:r>
+      <w:proofErr w:type="spellStart"/>
+      <w:r>
+        <w:rPr>
+          <w:rFonts w:hint="eastAsia"/>
+          <w:kern w:val="0"/>
+          <w:sz w:val="24"/>
+        </w:rPr>
+        <w:t>f</w:t>
+      </w:r>
+      <w:r>
+        <w:rPr>
+          <w:kern w:val="0"/>
+          <w:sz w:val="24"/>
+        </w:rPr>
+        <w:t>ile.c</w:t>
+      </w:r>
+      <w:proofErr w:type="spellEnd"/>
+    </w:p>
+    <w:p>
+      <w:pPr>
+        <w:pStyle w:val="a9"/>
+        <w:autoSpaceDE w:val="0"/>
+        <w:autoSpaceDN w:val="0"/>
+        <w:adjustRightInd w:val="0"/>
+        <w:ind w:left="1140" w:firstLineChars="0" w:firstLine="0"/>
+        <w:jc w:val="left"/>
+        <w:rPr>
+          <w:kern w:val="0"/>
+          <w:sz w:val="24"/>
+        </w:rPr>
+      </w:pPr>
+      <w:r>
+        <w:rPr>
+          <w:noProof/>
+          <w:kern w:val="0"/>
+          <w:sz w:val="24"/>
+        </w:rPr>
+        <w:lastRenderedPageBreak/>
+        <w:drawing>
+          <wp:inline distT="0" distB="0" distL="0" distR="0" wp14:anchorId="0316D2C0" wp14:editId="1D9FC660">
+            <wp:extent cx="5278120" cy="2853690"/>
+            <wp:effectExtent l="0" t="0" r="0" b="3810"/>
+            <wp:docPr id="9" name="图片 9"/>
+            <wp:cNvGraphicFramePr>
+              <a:graphicFrameLocks xmlns:a="http://schemas.openxmlformats.org/drawingml/2006/main" noChangeAspect="1"/>
+            </wp:cNvGraphicFramePr>
+            <a:graphic xmlns:a="http://schemas.openxmlformats.org/drawingml/2006/main">
+              <a:graphicData uri="http://schemas.openxmlformats.org/drawingml/2006/picture">
+                <pic:pic xmlns:pic="http://schemas.openxmlformats.org/drawingml/2006/picture">
+                  <pic:nvPicPr>
+                    <pic:cNvPr id="1" name=""/>
+                    <pic:cNvPicPr/>
+                  </pic:nvPicPr>
+                  <pic:blipFill>
+                    <a:blip r:embed="rId16"/>
+                    <a:stretch>
+                      <a:fillRect/>
+                    </a:stretch>
+                  </pic:blipFill>
+                  <pic:spPr>
+                    <a:xfrm>
+                      <a:off x="0" y="0"/>
+                      <a:ext cx="5278120" cy="2853690"/>
+                    </a:xfrm>
+                    <a:prstGeom prst="rect">
+                      <a:avLst/>
+                    </a:prstGeom>
+                  </pic:spPr>
+                </pic:pic>
+              </a:graphicData>
+            </a:graphic>
+          </wp:inline>
+        </w:drawing>
+      </w:r>
+    </w:p>
+    <w:p>
+      <w:pPr>
+        <w:pStyle w:val="a9"/>
+        <w:numPr>
+          <w:ilvl w:val="0"/>
+          <w:numId w:val="1"/>
+        </w:numPr>
+        <w:autoSpaceDE w:val="0"/>
+        <w:autoSpaceDN w:val="0"/>
+        <w:adjustRightInd w:val="0"/>
+        <w:ind w:firstLineChars="0"/>
+        <w:jc w:val="left"/>
+        <w:rPr>
+          <w:kern w:val="0"/>
+          <w:sz w:val="24"/>
+        </w:rPr>
+      </w:pPr>
+      <w:r>
+        <w:rPr>
+          <w:rFonts w:hint="eastAsia"/>
+          <w:kern w:val="0"/>
+          <w:sz w:val="24"/>
+        </w:rPr>
+        <w:t>编译并查看错误</w:t>
+      </w:r>
+    </w:p>
+    <w:p>
+      <w:pPr>
+        <w:pStyle w:val="a9"/>
+        <w:autoSpaceDE w:val="0"/>
+        <w:autoSpaceDN w:val="0"/>
+        <w:adjustRightInd w:val="0"/>
+        <w:ind w:left="1140" w:firstLineChars="0" w:firstLine="0"/>
+        <w:jc w:val="left"/>
+        <w:rPr>
+          <w:kern w:val="0"/>
+          <w:sz w:val="24"/>
+        </w:rPr>
+      </w:pPr>
+      <w:r>
+        <w:rPr>
+          <w:noProof/>
+          <w:kern w:val="0"/>
+          <w:sz w:val="24"/>
+        </w:rPr>
+        <w:drawing>
+          <wp:inline distT="0" distB="0" distL="0" distR="0" wp14:anchorId="158A1451" wp14:editId="6D3A1DD2">
+            <wp:extent cx="5278120" cy="2853690"/>
+            <wp:effectExtent l="0" t="0" r="0" b="3810"/>
+            <wp:docPr id="10" name="图片 10"/>
+            <wp:cNvGraphicFramePr>
+              <a:graphicFrameLocks xmlns:a="http://schemas.openxmlformats.org/drawingml/2006/main" noChangeAspect="1"/>
+            </wp:cNvGraphicFramePr>
+            <a:graphic xmlns:a="http://schemas.openxmlformats.org/drawingml/2006/main">
+              <a:graphicData uri="http://schemas.openxmlformats.org/drawingml/2006/picture">
+                <pic:pic xmlns:pic="http://schemas.openxmlformats.org/drawingml/2006/picture">
+                  <pic:nvPicPr>
+                    <pic:cNvPr id="1" name=""/>
+                    <pic:cNvPicPr/>
+                  </pic:nvPicPr>
+                  <pic:blipFill>
+                    <a:blip r:embed="rId17"/>
+                    <a:stretch>
+                      <a:fillRect/>
+                    </a:stretch>
+                  </pic:blipFill>
+                  <pic:spPr>
+                    <a:xfrm>
+                      <a:off x="0" y="0"/>
+                      <a:ext cx="5278120" cy="2853690"/>
+                    </a:xfrm>
+                    <a:prstGeom prst="rect">
+                      <a:avLst/>
+                    </a:prstGeom>
+                  </pic:spPr>
+                </pic:pic>
+              </a:graphicData>
+            </a:graphic>
+          </wp:inline>
+        </w:drawing>
+      </w:r>
+    </w:p>
+    <w:p>
+      <w:pPr>
+        <w:pStyle w:val="a9"/>
+        <w:numPr>
+          <w:ilvl w:val="0"/>
+          <w:numId w:val="1"/>
+        </w:numPr>
+        <w:autoSpaceDE w:val="0"/>
+        <w:autoSpaceDN w:val="0"/>
+        <w:adjustRightInd w:val="0"/>
+        <w:ind w:firstLineChars="0"/>
+        <w:jc w:val="left"/>
+        <w:rPr>
+          <w:kern w:val="0"/>
+          <w:sz w:val="24"/>
+        </w:rPr>
+      </w:pPr>
+      <w:r>
+        <w:rPr>
+          <w:rFonts w:hint="eastAsia"/>
+          <w:kern w:val="0"/>
+          <w:sz w:val="24"/>
+        </w:rPr>
+        <w:t>修复错误重新编译</w:t>
+      </w:r>
+    </w:p>
+    <w:p>
+      <w:pPr>
+        <w:pStyle w:val="a9"/>
+        <w:autoSpaceDE w:val="0"/>
+        <w:autoSpaceDN w:val="0"/>
+        <w:adjustRightInd w:val="0"/>
+        <w:ind w:left="1140" w:firstLineChars="0" w:firstLine="0"/>
+        <w:jc w:val="left"/>
+        <w:rPr>
+          <w:kern w:val="0"/>
+          <w:sz w:val="24"/>
+        </w:rPr>
+      </w:pPr>
+      <w:r>
+        <w:rPr>
+          <w:noProof/>
+          <w:kern w:val="0"/>
+          <w:sz w:val="24"/>
+        </w:rPr>
+        <w:lastRenderedPageBreak/>
+        <w:drawing>
+          <wp:inline distT="0" distB="0" distL="0" distR="0" wp14:anchorId="6996FC8B" wp14:editId="6063590E">
+            <wp:extent cx="5278120" cy="2853690"/>
+            <wp:effectExtent l="0" t="0" r="0" b="3810"/>
+            <wp:docPr id="11" name="图片 11"/>
+            <wp:cNvGraphicFramePr>
+              <a:graphicFrameLocks xmlns:a="http://schemas.openxmlformats.org/drawingml/2006/main" noChangeAspect="1"/>
+            </wp:cNvGraphicFramePr>
+            <a:graphic xmlns:a="http://schemas.openxmlformats.org/drawingml/2006/main">
+              <a:graphicData uri="http://schemas.openxmlformats.org/drawingml/2006/picture">
+                <pic:pic xmlns:pic="http://schemas.openxmlformats.org/drawingml/2006/picture">
+                  <pic:nvPicPr>
+                    <pic:cNvPr id="1" name=""/>
+                    <pic:cNvPicPr/>
+                  </pic:nvPicPr>
+                  <pic:blipFill>
+                    <a:blip r:embed="rId18"/>
+                    <a:stretch>
+                      <a:fillRect/>
+                    </a:stretch>
+                  </pic:blipFill>
+                  <pic:spPr>
+                    <a:xfrm>
+                      <a:off x="0" y="0"/>
+                      <a:ext cx="5278120" cy="2853690"/>
+                    </a:xfrm>
+                    <a:prstGeom prst="rect">
+                      <a:avLst/>
+                    </a:prstGeom>
+                  </pic:spPr>
+                </pic:pic>
+              </a:graphicData>
+            </a:graphic>
+          </wp:inline>
+        </w:drawing>
+      </w:r>
+    </w:p>
+    <w:p>
+      <w:pPr>
+        <w:pStyle w:val="a9"/>
+        <w:numPr>
+          <w:ilvl w:val="0"/>
+          <w:numId w:val="1"/>
+        </w:numPr>
+        <w:autoSpaceDE w:val="0"/>
+        <w:autoSpaceDN w:val="0"/>
+        <w:adjustRightInd w:val="0"/>
+        <w:ind w:firstLineChars="0"/>
+        <w:jc w:val="left"/>
+        <w:rPr>
+          <w:kern w:val="0"/>
+          <w:sz w:val="24"/>
+        </w:rPr>
+      </w:pPr>
+      <w:r>
+        <w:rPr>
+          <w:rFonts w:hint="eastAsia"/>
+          <w:kern w:val="0"/>
+          <w:sz w:val="24"/>
+        </w:rPr>
+        <w:t>运行</w:t>
+      </w:r>
+    </w:p>
+    <w:p>
+      <w:pPr>
+        <w:pStyle w:val="a9"/>
+        <w:autoSpaceDE w:val="0"/>
+        <w:autoSpaceDN w:val="0"/>
+        <w:adjustRightInd w:val="0"/>
+        <w:ind w:left="1140" w:firstLineChars="0" w:firstLine="0"/>
+        <w:jc w:val="left"/>
+        <w:rPr>
+          <w:kern w:val="0"/>
+          <w:sz w:val="24"/>
+        </w:rPr>
+      </w:pPr>
+      <w:r>
+        <w:rPr>
+          <w:noProof/>
+          <w:kern w:val="0"/>
+          <w:sz w:val="24"/>
+        </w:rPr>
+        <w:drawing>
+          <wp:inline distT="0" distB="0" distL="0" distR="0" wp14:anchorId="5E5C51E4" wp14:editId="16BE6F92">
+            <wp:extent cx="5278120" cy="2853690"/>
+            <wp:effectExtent l="0" t="0" r="0" b="3810"/>
+            <wp:docPr id="12" name="图片 12"/>
+            <wp:cNvGraphicFramePr>
+              <a:graphicFrameLocks xmlns:a="http://schemas.openxmlformats.org/drawingml/2006/main" noChangeAspect="1"/>
+            </wp:cNvGraphicFramePr>
+            <a:graphic xmlns:a="http://schemas.openxmlformats.org/drawingml/2006/main">
+              <a:graphicData uri="http://schemas.openxmlformats.org/drawingml/2006/picture">
+                <pic:pic xmlns:pic="http://schemas.openxmlformats.org/drawingml/2006/picture">
+                  <pic:nvPicPr>
+                    <pic:cNvPr id="1" name=""/>
+                    <pic:cNvPicPr/>
+                  </pic:nvPicPr>
+                  <pic:blipFill>
+                    <a:blip r:embed="rId19"/>
+                    <a:stretch>
+                      <a:fillRect/>
+                    </a:stretch>
+                  </pic:blipFill>
+                  <pic:spPr>
+                    <a:xfrm>
+                      <a:off x="0" y="0"/>
+                      <a:ext cx="5278120" cy="2853690"/>
+                    </a:xfrm>
+                    <a:prstGeom prst="rect">
+                      <a:avLst/>
+                    </a:prstGeom>
+                  </pic:spPr>
+                </pic:pic>
+              </a:graphicData>
+            </a:graphic>
+          </wp:inline>
+        </w:drawing>
+      </w:r>
+    </w:p>
+    <w:p>
+      <w:pPr>
+        <w:autoSpaceDE w:val="0"/>
+        <w:autoSpaceDN w:val="0"/>
+        <w:adjustRightInd w:val="0"/>
+        <w:jc w:val="left"/>
+        <w:rPr>
+          <w:kern w:val="0"/>
+          <w:sz w:val="24"/>
+        </w:rPr>
+      </w:pPr>
+    </w:p>
+    <w:p>
+      <w:pPr>
+        <w:outlineLvl w:val="0"/>
+        <w:rPr>
+          <w:b/>
+          <w:sz w:val="28"/>
+          <w:szCs w:val="28"/>
+        </w:rPr>
+      </w:pPr>
+    </w:p>
+    <w:p>
+      <w:pPr>
+        <w:outlineLvl w:val="0"/>
+        <w:rPr>
+          <w:b/>
+          <w:sz w:val="28"/>
+          <w:szCs w:val="28"/>
+        </w:rPr>
+      </w:pPr>
+      <w:r>
+        <w:rPr>
+          <w:rFonts w:ascii="宋体" w:hAnsi="宋体" w:hint="eastAsia"/>
+          <w:b/>
+          <w:kern w:val="27905"/>
+        </w:rPr>
+        <w:t>五、实验结论</w:t>
+      </w:r>
+      <w:r>
+        <w:rPr>
+          <w:rFonts w:ascii="宋体" w:hAnsi="宋体" w:hint="eastAsia"/>
+          <w:b/>
+          <w:kern w:val="27905"/>
+        </w:rPr>
+        <w:t>及思考题</w:t>
+      </w:r>
+    </w:p>
+    <w:p>
+      <w:pPr>
+        <w:ind w:firstLineChars="100" w:firstLine="210"/>
+        <w:rPr>
+          <w:rFonts w:ascii="宋体" w:hAnsi="宋体"/>
+          <w:kern w:val="27905"/>
+        </w:rPr>
+      </w:pPr>
+      <w:r>
+        <w:rPr>
+          <w:rFonts w:ascii="宋体" w:hAnsi="宋体" w:hint="eastAsia"/>
+          <w:kern w:val="27905"/>
+        </w:rPr>
+        <w:t>无</w:t>
+      </w:r>
+    </w:p>
+    <w:p>
+      <w:pPr>
+        <w:ind w:firstLineChars="100" w:firstLine="210"/>
+        <w:rPr>
+          <w:rFonts w:ascii="宋体" w:hAnsi="宋体"/>
+          <w:kern w:val="27905"/>
+        </w:rPr>
+      </w:pPr>
+    </w:p>
+    <w:p>
+      <w:pPr>
+        <w:ind w:firstLineChars="100" w:firstLine="210"/>
+        <w:rPr>
+          <w:rFonts w:ascii="宋体" w:hAnsi="宋体"/>
+          <w:kern w:val="27905"/>
+        </w:rPr>
+      </w:pPr>
+    </w:p>
+    <w:p>
+      <w:pPr>
+        <w:ind w:firstLineChars="100" w:firstLine="210"/>
+        <w:rPr>
+          <w:rFonts w:ascii="宋体" w:hAnsi="宋体"/>
+          <w:kern w:val="27905"/>
+        </w:rPr>
+      </w:pPr>
+    </w:p>
+    <w:p>
+      <w:pPr>
+        <w:ind w:firstLineChars="100" w:firstLine="210"/>
+        <w:rPr>
+          <w:rFonts w:ascii="宋体" w:hAnsi="宋体"/>
+          <w:kern w:val="27905"/>
+        </w:rPr>
+      </w:pPr>
+    </w:p>
+    <w:p>
+      <w:pPr>
+        <w:ind w:firstLineChars="100" w:firstLine="210"/>
+        <w:rPr>
+          <w:rFonts w:ascii="宋体" w:hAnsi="宋体"/>
+          <w:kern w:val="27905"/>
+        </w:rPr>
+      </w:pPr>
+    </w:p>
+    <w:p>
+      <w:pPr>
+        <w:ind w:firstLineChars="100" w:firstLine="210"/>
+        <w:rPr>
+          <w:rFonts w:ascii="宋体" w:hAnsi="宋体"/>
+          <w:kern w:val="27905"/>
+        </w:rPr>
+      </w:pPr>
+    </w:p>
+    <w:p>
+      <w:pPr>
+        <w:ind w:firstLineChars="100" w:firstLine="210"/>
+        <w:rPr>
+          <w:rFonts w:ascii="宋体" w:hAnsi="宋体"/>
+          <w:kern w:val="27905"/>
+        </w:rPr>
+      </w:pPr>
+    </w:p>
+    <w:p>
+      <w:pPr>
+        <w:ind w:firstLineChars="100" w:firstLine="210"/>
+        <w:rPr>
+          <w:rFonts w:ascii="宋体" w:hAnsi="宋体"/>
+          <w:kern w:val="27905"/>
+        </w:rPr>
+      </w:pPr>
+    </w:p>
+    <w:p>
+      <w:pPr>
+        <w:ind w:firstLineChars="100" w:firstLine="210"/>
+        <w:rPr>
+          <w:rFonts w:ascii="宋体" w:hAnsi="宋体"/>
+          <w:kern w:val="27905"/>
+        </w:rPr>
+      </w:pPr>
+    </w:p>
+    <w:p>
+      <w:pPr>
+        <w:ind w:firstLineChars="100" w:firstLine="210"/>
+        <w:rPr>
+          <w:rFonts w:ascii="宋体" w:hAnsi="宋体"/>
+          <w:kern w:val="27905"/>
+        </w:rPr>
+      </w:pPr>
+    </w:p>
+    <w:p>
+      <w:pPr>
+        <w:ind w:firstLineChars="100" w:firstLine="210"/>
+        <w:rPr>
+          <w:rFonts w:ascii="宋体" w:hAnsi="宋体"/>
+          <w:kern w:val="27905"/>
+        </w:rPr>
+      </w:pPr>
+    </w:p>
+    <w:p>
+      <w:pPr>
+        <w:autoSpaceDE w:val="0"/>
+        <w:jc w:val="center"/>
+        <w:outlineLvl w:val="0"/>
+        <w:rPr>
+          <w:rFonts w:ascii="宋体" w:hAnsi="宋体"/>
+          <w:b/>
+          <w:kern w:val="27905"/>
+          <w:sz w:val="44"/>
+          <w:szCs w:val="44"/>
+        </w:rPr>
+      </w:pPr>
+      <w:r>
+        <w:rPr>
+          <w:rFonts w:ascii="宋体" w:hAnsi="宋体" w:hint="eastAsia"/>
+          <w:b/>
+          <w:kern w:val="27905"/>
+          <w:sz w:val="44"/>
+          <w:szCs w:val="44"/>
+        </w:rPr>
+        <w:t>实验</w:t>
+      </w:r>
+      <w:r>
+        <w:rPr>
+          <w:rFonts w:ascii="宋体" w:hAnsi="宋体"/>
+          <w:b/>
+          <w:kern w:val="27905"/>
+          <w:sz w:val="44"/>
+          <w:szCs w:val="44"/>
+        </w:rPr>
+        <w:t>2</w:t>
+      </w:r>
+      <w:r>
+        <w:rPr>
+          <w:rFonts w:ascii="宋体" w:hAnsi="宋体" w:hint="eastAsia"/>
+          <w:b/>
+          <w:kern w:val="27905"/>
+          <w:sz w:val="44"/>
+          <w:szCs w:val="44"/>
+        </w:rPr>
+        <w:t>-</w:t>
+      </w:r>
+      <w:r>
+        <w:rPr>
+          <w:rFonts w:ascii="宋体" w:hAnsi="宋体" w:hint="eastAsia"/>
+          <w:b/>
+          <w:kern w:val="27905"/>
+          <w:sz w:val="44"/>
+          <w:szCs w:val="44"/>
+        </w:rPr>
+        <w:t>进程控制&amp;进程调度</w:t>
+      </w:r>
+    </w:p>
+    <w:p>
+      <w:pPr>
+        <w:autoSpaceDE w:val="0"/>
+        <w:outlineLvl w:val="0"/>
+        <w:rPr>
+          <w:rFonts w:ascii="宋体" w:hAnsi="宋体"/>
+          <w:kern w:val="27905"/>
+          <w:sz w:val="24"/>
+        </w:rPr>
+      </w:pPr>
+    </w:p>
+    <w:p>
+      <w:pPr>
+        <w:autoSpaceDE w:val="0"/>
+        <w:outlineLvl w:val="0"/>
+        <w:rPr>
+          <w:rFonts w:ascii="宋体" w:hAnsi="宋体"/>
+          <w:kern w:val="27905"/>
+          <w:sz w:val="24"/>
+        </w:rPr>
+      </w:pPr>
+    </w:p>
+    <w:p>
+      <w:pPr>
+        <w:autoSpaceDE w:val="0"/>
+        <w:ind w:firstLineChars="200" w:firstLine="480"/>
+        <w:outlineLvl w:val="0"/>
+        <w:rPr>
+          <w:rFonts w:ascii="宋体" w:hAnsi="宋体"/>
+          <w:kern w:val="27905"/>
+          <w:sz w:val="24"/>
+        </w:rPr>
+      </w:pPr>
+      <w:r>
+        <w:rPr>
+          <w:rFonts w:ascii="宋体" w:hAnsi="宋体" w:hint="eastAsia"/>
+          <w:kern w:val="27905"/>
+          <w:sz w:val="24"/>
+        </w:rPr>
+        <w:t xml:space="preserve">课程名称：操作系统                           实验教学学时：16学时      </w:t>
+      </w:r>
+    </w:p>
+    <w:p>
+      <w:pPr>
+        <w:autoSpaceDE w:val="0"/>
+        <w:outlineLvl w:val="0"/>
+        <w:rPr>
+          <w:rFonts w:ascii="宋体" w:hAnsi="宋体"/>
+          <w:kern w:val="27905"/>
+          <w:sz w:val="24"/>
+        </w:rPr>
+      </w:pPr>
+    </w:p>
+    <w:p>
+      <w:pPr>
+        <w:autoSpaceDE w:val="0"/>
+        <w:ind w:firstLineChars="200" w:firstLine="480"/>
+        <w:outlineLvl w:val="0"/>
+        <w:rPr>
+          <w:rFonts w:ascii="宋体" w:hAnsi="宋体"/>
+          <w:kern w:val="27905"/>
+          <w:sz w:val="24"/>
+        </w:rPr>
+      </w:pPr>
+      <w:r>
+        <w:rPr>
+          <w:rFonts w:ascii="宋体" w:hAnsi="宋体" w:hint="eastAsia"/>
+          <w:kern w:val="27905"/>
+          <w:sz w:val="24"/>
+        </w:rPr>
+        <w:t>年级/班级：</w:t>
+      </w:r>
+      <w:r>
+        <w:rPr>
+          <w:rFonts w:ascii="宋体" w:hAnsi="宋体" w:hint="eastAsia"/>
+          <w:kern w:val="27905"/>
+          <w:sz w:val="24"/>
+        </w:rPr>
+        <w:t>2</w:t>
+      </w:r>
+      <w:r>
+        <w:rPr>
+          <w:rFonts w:ascii="宋体" w:hAnsi="宋体"/>
+          <w:kern w:val="27905"/>
+          <w:sz w:val="24"/>
+        </w:rPr>
+        <w:t>023</w:t>
+      </w:r>
+      <w:r>
+        <w:rPr>
+          <w:rFonts w:ascii="宋体" w:hAnsi="宋体" w:hint="eastAsia"/>
+          <w:kern w:val="27905"/>
+          <w:sz w:val="24"/>
+        </w:rPr>
+        <w:t>级3班</w:t>
+      </w:r>
+      <w:r>
+        <w:rPr>
+          <w:rFonts w:ascii="宋体" w:hAnsi="宋体"/>
+          <w:kern w:val="27905"/>
+          <w:sz w:val="24"/>
+        </w:rPr>
+        <w:t xml:space="preserve">   </w:t>
+      </w:r>
+      <w:r>
+        <w:rPr>
+          <w:rFonts w:ascii="宋体" w:hAnsi="宋体" w:hint="eastAsia"/>
+          <w:kern w:val="27905"/>
+          <w:sz w:val="24"/>
+        </w:rPr>
+        <w:t>学生人数：           专业：软件工程</w:t>
+      </w:r>
+    </w:p>
+    <w:p>
+      <w:pPr>
+        <w:autoSpaceDE w:val="0"/>
+        <w:jc w:val="center"/>
+        <w:outlineLvl w:val="0"/>
+        <w:rPr>
+          <w:rFonts w:ascii="宋体" w:hAnsi="宋体"/>
+          <w:b/>
+          <w:kern w:val="27905"/>
+          <w:sz w:val="44"/>
+          <w:szCs w:val="44"/>
+        </w:rPr>
+      </w:pPr>
     </w:p>
     <w:p>
       <w:pPr>
@@ -1732,7 +6562,7 @@
           <w:b/>
           <w:kern w:val="27905"/>
         </w:rPr>
-        <w:t>四</w:t>
+        <w:t>一</w:t>
       </w:r>
       <w:r>
         <w:rPr>
@@ -1740,15 +6570,82 @@
           <w:b/>
           <w:kern w:val="27905"/>
         </w:rPr>
-        <w:t>、</w:t>
+        <w:t>、实验目的</w:t>
+      </w:r>
+    </w:p>
+    <w:p>
+      <w:pPr>
+        <w:spacing w:line="360" w:lineRule="auto"/>
+        <w:rPr>
+          <w:sz w:val="24"/>
+        </w:rPr>
+      </w:pPr>
+      <w:r>
+        <w:rPr>
+          <w:rFonts w:ascii="宋体" w:hAnsi="宋体"/>
+          <w:kern w:val="27905"/>
+        </w:rPr>
+        <w:t xml:space="preserve">  </w:t>
+      </w:r>
+      <w:r>
+        <w:rPr>
+          <w:rFonts w:ascii="宋体" w:hAnsi="宋体"/>
+          <w:kern w:val="27905"/>
+        </w:rPr>
+        <w:tab/>
+      </w:r>
+      <w:r>
+        <w:rPr>
+          <w:rFonts w:hint="eastAsia"/>
+          <w:sz w:val="24"/>
+        </w:rPr>
+        <w:t xml:space="preserve">1. </w:t>
       </w:r>
       <w:r>
         <w:rPr>
           <w:rFonts w:ascii="宋体" w:hAnsi="宋体" w:hint="eastAsia"/>
-          <w:b/>
-          <w:kern w:val="27905"/>
-        </w:rPr>
-        <w:t>实验内容</w:t>
+          <w:kern w:val="27905"/>
+          <w:sz w:val="24"/>
+        </w:rPr>
+        <w:t>掌握在</w:t>
+      </w:r>
+      <w:r>
+        <w:rPr>
+          <w:kern w:val="27905"/>
+          <w:sz w:val="24"/>
+        </w:rPr>
+        <w:t>Linux</w:t>
+      </w:r>
+      <w:r>
+        <w:rPr>
+          <w:rFonts w:ascii="宋体" w:hAnsi="宋体" w:hint="eastAsia"/>
+          <w:kern w:val="27905"/>
+          <w:sz w:val="24"/>
+        </w:rPr>
+        <w:t>操作系统中创建进程操作。</w:t>
+      </w:r>
+    </w:p>
+    <w:p>
+      <w:pPr>
+        <w:spacing w:line="360" w:lineRule="auto"/>
+        <w:ind w:firstLine="420"/>
+        <w:rPr>
+          <w:sz w:val="24"/>
+        </w:rPr>
+      </w:pPr>
+      <w:r>
+        <w:rPr>
+          <w:rFonts w:hint="eastAsia"/>
+          <w:sz w:val="24"/>
+        </w:rPr>
+        <w:t xml:space="preserve">2. </w:t>
+      </w:r>
+      <w:r>
+        <w:rPr>
+          <w:rFonts w:hint="eastAsia"/>
+          <w:sz w:val="24"/>
+        </w:rPr>
+        <w:t>通过模拟单处理器进程调度算法，加深对进程调度的概念理解。</w:t>
       </w:r>
     </w:p>
     <w:p>
@@ -1758,22 +6655,169 @@
         <w:jc w:val="left"/>
         <w:rPr>
           <w:rFonts w:ascii="宋体" w:hAnsi="宋体"/>
-          <w:kern w:val="27905"/>
-        </w:rPr>
-      </w:pPr>
+          <w:b/>
+          <w:kern w:val="27905"/>
+        </w:rPr>
+      </w:pPr>
+      <w:r>
+        <w:rPr>
+          <w:rFonts w:ascii="宋体" w:hAnsi="宋体" w:hint="eastAsia"/>
+          <w:b/>
+          <w:kern w:val="27905"/>
+        </w:rPr>
+        <w:t>二</w:t>
+      </w:r>
       <w:r>
         <w:rPr>
           <w:rFonts w:ascii="宋体" w:hAnsi="宋体"/>
-          <w:kern w:val="27905"/>
-        </w:rPr>
-        <w:t xml:space="preserve">  （1）</w:t>
+          <w:b/>
+          <w:kern w:val="27905"/>
+        </w:rPr>
+        <w:t>、</w:t>
       </w:r>
       <w:r>
         <w:rPr>
           <w:rFonts w:ascii="宋体" w:hAnsi="宋体" w:hint="eastAsia"/>
-          <w:kern w:val="27905"/>
-        </w:rPr>
-        <w:t>。。。。。。。。。</w:t>
+          <w:b/>
+          <w:kern w:val="27905"/>
+        </w:rPr>
+        <w:t>实</w:t>
+      </w:r>
+      <w:r>
+        <w:rPr>
+          <w:rFonts w:ascii="宋体" w:hAnsi="宋体"/>
+          <w:b/>
+          <w:kern w:val="27905"/>
+        </w:rPr>
+        <w:t>验</w:t>
+      </w:r>
+      <w:r>
+        <w:rPr>
+          <w:rFonts w:ascii="宋体" w:hAnsi="宋体" w:hint="eastAsia"/>
+          <w:b/>
+          <w:kern w:val="27905"/>
+        </w:rPr>
+        <w:t>原理或预习内容</w:t>
+      </w:r>
+    </w:p>
+    <w:p>
+      <w:pPr>
+        <w:numPr>
+          <w:ilvl w:val="0"/>
+          <w:numId w:val="2"/>
+        </w:numPr>
+        <w:spacing w:line="360" w:lineRule="auto"/>
+        <w:rPr>
+          <w:sz w:val="24"/>
+        </w:rPr>
+      </w:pPr>
+      <w:r>
+        <w:rPr>
+          <w:rFonts w:hint="eastAsia"/>
+          <w:sz w:val="24"/>
+        </w:rPr>
+        <w:t>用</w:t>
+      </w:r>
+      <w:r>
+        <w:rPr>
+          <w:rFonts w:hint="eastAsia"/>
+          <w:sz w:val="24"/>
+        </w:rPr>
+        <w:t>fork</w:t>
+      </w:r>
+      <w:r>
+        <w:rPr>
+          <w:rFonts w:hint="eastAsia"/>
+          <w:sz w:val="24"/>
+        </w:rPr>
+        <w:t>( )</w:t>
+      </w:r>
+      <w:r>
+        <w:rPr>
+          <w:rFonts w:hint="eastAsia"/>
+          <w:sz w:val="24"/>
+        </w:rPr>
+        <w:t>来</w:t>
+      </w:r>
+      <w:r>
+        <w:rPr>
+          <w:rFonts w:hint="eastAsia"/>
+          <w:sz w:val="24"/>
+        </w:rPr>
+        <w:t>创建进程</w:t>
+      </w:r>
+    </w:p>
+    <w:p>
+      <w:pPr>
+        <w:numPr>
+          <w:ilvl w:val="0"/>
+          <w:numId w:val="2"/>
+        </w:numPr>
+        <w:spacing w:line="360" w:lineRule="auto"/>
+        <w:rPr>
+          <w:sz w:val="24"/>
+        </w:rPr>
+      </w:pPr>
+      <w:r>
+        <w:rPr>
+          <w:rFonts w:hint="eastAsia"/>
+          <w:sz w:val="24"/>
+        </w:rPr>
+        <w:t>用</w:t>
+      </w:r>
+      <w:r>
+        <w:rPr>
+          <w:rFonts w:hint="eastAsia"/>
+          <w:sz w:val="24"/>
+        </w:rPr>
+        <w:t>wait( )</w:t>
+      </w:r>
+      <w:r>
+        <w:rPr>
+          <w:rFonts w:hint="eastAsia"/>
+          <w:sz w:val="24"/>
+        </w:rPr>
+        <w:t>控制</w:t>
+      </w:r>
+      <w:r>
+        <w:rPr>
+          <w:rFonts w:hint="eastAsia"/>
+          <w:sz w:val="24"/>
+        </w:rPr>
+        <w:t>父子</w:t>
+      </w:r>
+      <w:r>
+        <w:rPr>
+          <w:rFonts w:hint="eastAsia"/>
+          <w:sz w:val="24"/>
+        </w:rPr>
+        <w:t>进程执行顺序</w:t>
+      </w:r>
+      <w:r>
+        <w:rPr>
+          <w:rFonts w:hint="eastAsia"/>
+          <w:sz w:val="24"/>
+        </w:rPr>
+        <w:t>。</w:t>
+      </w:r>
+    </w:p>
+    <w:p>
+      <w:pPr>
+        <w:numPr>
+          <w:ilvl w:val="0"/>
+          <w:numId w:val="2"/>
+        </w:numPr>
+        <w:spacing w:line="360" w:lineRule="auto"/>
+        <w:rPr>
+          <w:sz w:val="24"/>
+        </w:rPr>
+      </w:pPr>
+      <w:r>
+        <w:rPr>
+          <w:rFonts w:hint="eastAsia"/>
+          <w:sz w:val="24"/>
+        </w:rPr>
+        <w:t>设计一个按时间片轮转法实现进程调度的程序。</w:t>
       </w:r>
     </w:p>
     <w:p>
@@ -1783,451 +6827,34 @@
         <w:jc w:val="left"/>
         <w:rPr>
           <w:rFonts w:ascii="宋体" w:hAnsi="宋体"/>
-          <w:kern w:val="27905"/>
-        </w:rPr>
-      </w:pPr>
-      <w:r>
-        <w:rPr>
-          <w:rFonts w:ascii="宋体" w:hAnsi="宋体"/>
-          <w:kern w:val="27905"/>
-        </w:rPr>
-        <w:t xml:space="preserve">  （2）</w:t>
-      </w:r>
+          <w:b/>
+          <w:kern w:val="27905"/>
+        </w:rPr>
+      </w:pPr>
       <w:r>
         <w:rPr>
           <w:rFonts w:ascii="宋体" w:hAnsi="宋体" w:hint="eastAsia"/>
-          <w:kern w:val="27905"/>
-        </w:rPr>
-        <w:t>。。。。。。。。。</w:t>
-      </w:r>
-    </w:p>
-    <w:p>
-      <w:pPr>
-        <w:autoSpaceDE w:val="0"/>
-        <w:spacing w:line="360" w:lineRule="exact"/>
-        <w:jc w:val="left"/>
-        <w:rPr>
-          <w:rFonts w:ascii="宋体" w:hAnsi="宋体"/>
-          <w:kern w:val="27905"/>
-        </w:rPr>
-      </w:pPr>
-      <w:r>
-        <w:rPr>
-          <w:rFonts w:ascii="宋体" w:hAnsi="宋体"/>
-          <w:kern w:val="27905"/>
-        </w:rPr>
-        <w:t xml:space="preserve">  （3）</w:t>
-      </w:r>
-      <w:r>
-        <w:rPr>
-          <w:rFonts w:ascii="宋体" w:hAnsi="宋体" w:hint="eastAsia"/>
-          <w:kern w:val="27905"/>
-        </w:rPr>
-        <w:t>。。。。。。。。。</w:t>
-      </w:r>
-    </w:p>
-    <w:p>
-      <w:pPr>
-        <w:autoSpaceDE w:val="0"/>
-        <w:spacing w:line="360" w:lineRule="exact"/>
-        <w:jc w:val="left"/>
+          <w:b/>
+          <w:kern w:val="27905"/>
+        </w:rPr>
+        <w:t>三</w:t>
+      </w:r>
+      <w:r>
         <w:rPr>
           <w:rFonts w:ascii="宋体" w:hAnsi="宋体"/>
           <w:b/>
           <w:kern w:val="27905"/>
         </w:rPr>
-      </w:pPr>
+        <w:t>、实验</w:t>
+      </w:r>
       <w:r>
         <w:rPr>
           <w:rFonts w:ascii="宋体" w:hAnsi="宋体" w:hint="eastAsia"/>
           <w:b/>
           <w:kern w:val="27905"/>
         </w:rPr>
-        <w:t>五、实验结论</w:t>
-      </w:r>
-      <w:r>
-        <w:rPr>
-          <w:rFonts w:ascii="宋体" w:hAnsi="宋体" w:hint="eastAsia"/>
-          <w:b/>
-          <w:kern w:val="27905"/>
-        </w:rPr>
-        <w:t>及思考题</w:t>
-      </w:r>
-    </w:p>
-    <w:p>
-      <w:pPr>
-        <w:autoSpaceDE w:val="0"/>
-        <w:spacing w:line="360" w:lineRule="exact"/>
-        <w:jc w:val="left"/>
-        <w:rPr>
-          <w:rFonts w:ascii="宋体" w:hAnsi="宋体"/>
-          <w:kern w:val="27905"/>
-        </w:rPr>
-      </w:pPr>
-      <w:r>
-        <w:rPr>
-          <w:rFonts w:ascii="宋体" w:hAnsi="宋体" w:hint="eastAsia"/>
-          <w:b/>
-          <w:kern w:val="27905"/>
-        </w:rPr>
-        <w:t xml:space="preserve">  </w:t>
-      </w:r>
-      <w:r>
-        <w:rPr>
-          <w:rFonts w:ascii="宋体" w:hAnsi="宋体" w:hint="eastAsia"/>
-          <w:kern w:val="27905"/>
-        </w:rPr>
-        <w:t>（1）</w:t>
-      </w:r>
-      <w:r>
-        <w:rPr>
-          <w:rFonts w:ascii="宋体" w:hAnsi="宋体" w:hint="eastAsia"/>
-          <w:kern w:val="27905"/>
-        </w:rPr>
-        <w:t>。。。。。。。。。</w:t>
-      </w:r>
-    </w:p>
-    <w:p>
-      <w:pPr>
-        <w:autoSpaceDE w:val="0"/>
-        <w:spacing w:line="360" w:lineRule="exact"/>
-        <w:jc w:val="left"/>
-        <w:rPr>
-          <w:rFonts w:ascii="宋体" w:hAnsi="宋体"/>
-          <w:kern w:val="27905"/>
-        </w:rPr>
-      </w:pPr>
-      <w:r>
-        <w:rPr>
-          <w:rFonts w:ascii="宋体" w:hAnsi="宋体" w:hint="eastAsia"/>
-          <w:kern w:val="27905"/>
-        </w:rPr>
-        <w:t xml:space="preserve">  （2）。。。。。。。。。</w:t>
-      </w:r>
-    </w:p>
-    <w:p>
-      <w:pPr>
-        <w:ind w:firstLineChars="100" w:firstLine="210"/>
-        <w:rPr>
-          <w:rFonts w:ascii="宋体" w:hAnsi="宋体"/>
-          <w:kern w:val="27905"/>
-        </w:rPr>
-      </w:pPr>
-      <w:r>
-        <w:rPr>
-          <w:rFonts w:hint="eastAsia"/>
-        </w:rPr>
-        <w:t>（</w:t>
-      </w:r>
-      <w:r>
-        <w:rPr>
-          <w:rFonts w:hint="eastAsia"/>
-        </w:rPr>
-        <w:t>3</w:t>
-      </w:r>
-      <w:r>
-        <w:rPr>
-          <w:rFonts w:hint="eastAsia"/>
-        </w:rPr>
-        <w:t>）</w:t>
-      </w:r>
-      <w:r>
-        <w:rPr>
-          <w:rFonts w:ascii="宋体" w:hAnsi="宋体" w:hint="eastAsia"/>
-          <w:kern w:val="27905"/>
-        </w:rPr>
-        <w:t>。。。。。。。。。</w:t>
-      </w:r>
-    </w:p>
-    <w:p>
-      <w:pPr>
-        <w:ind w:firstLineChars="100" w:firstLine="210"/>
-        <w:rPr>
-          <w:rFonts w:ascii="宋体" w:hAnsi="宋体"/>
-          <w:kern w:val="27905"/>
-        </w:rPr>
-      </w:pPr>
-    </w:p>
-    <w:p>
-      <w:pPr>
-        <w:ind w:firstLineChars="100" w:firstLine="210"/>
-        <w:rPr>
-          <w:rFonts w:ascii="宋体" w:hAnsi="宋体"/>
-          <w:kern w:val="27905"/>
-        </w:rPr>
-      </w:pPr>
-    </w:p>
-    <w:p>
-      <w:pPr>
-        <w:ind w:firstLineChars="100" w:firstLine="210"/>
-        <w:rPr>
-          <w:rFonts w:ascii="宋体" w:hAnsi="宋体"/>
-          <w:kern w:val="27905"/>
-        </w:rPr>
-      </w:pPr>
-    </w:p>
-    <w:p>
-      <w:pPr>
-        <w:ind w:firstLineChars="100" w:firstLine="210"/>
-        <w:rPr>
-          <w:rFonts w:ascii="宋体" w:hAnsi="宋体"/>
-          <w:kern w:val="27905"/>
-        </w:rPr>
-      </w:pPr>
-    </w:p>
-    <w:p>
-      <w:pPr>
-        <w:ind w:firstLineChars="100" w:firstLine="210"/>
-        <w:rPr>
-          <w:rFonts w:ascii="宋体" w:hAnsi="宋体"/>
-          <w:kern w:val="27905"/>
-        </w:rPr>
-      </w:pPr>
-    </w:p>
-    <w:p>
-      <w:pPr>
-        <w:ind w:firstLineChars="100" w:firstLine="210"/>
-        <w:rPr>
-          <w:rFonts w:ascii="宋体" w:hAnsi="宋体"/>
-          <w:kern w:val="27905"/>
-        </w:rPr>
-      </w:pPr>
-    </w:p>
-    <w:p>
-      <w:pPr>
-        <w:ind w:firstLineChars="100" w:firstLine="210"/>
-        <w:rPr>
-          <w:rFonts w:ascii="宋体" w:hAnsi="宋体"/>
-          <w:kern w:val="27905"/>
-        </w:rPr>
-      </w:pPr>
-    </w:p>
-    <w:p>
-      <w:pPr>
-        <w:ind w:firstLineChars="100" w:firstLine="210"/>
-        <w:rPr>
-          <w:rFonts w:ascii="宋体" w:hAnsi="宋体"/>
-          <w:kern w:val="27905"/>
-        </w:rPr>
-      </w:pPr>
-    </w:p>
-    <w:p>
-      <w:pPr>
-        <w:ind w:firstLineChars="100" w:firstLine="210"/>
-        <w:rPr>
-          <w:rFonts w:ascii="宋体" w:hAnsi="宋体"/>
-          <w:kern w:val="27905"/>
-        </w:rPr>
-      </w:pPr>
-    </w:p>
-    <w:p>
-      <w:pPr>
-        <w:ind w:firstLineChars="100" w:firstLine="210"/>
-        <w:rPr>
-          <w:rFonts w:ascii="宋体" w:hAnsi="宋体"/>
-          <w:kern w:val="27905"/>
-        </w:rPr>
-      </w:pPr>
-    </w:p>
-    <w:p>
-      <w:pPr>
-        <w:ind w:firstLineChars="100" w:firstLine="210"/>
-        <w:rPr>
-          <w:rFonts w:ascii="宋体" w:hAnsi="宋体"/>
-          <w:kern w:val="27905"/>
-        </w:rPr>
-      </w:pPr>
-    </w:p>
-    <w:p>
-      <w:pPr>
-        <w:ind w:firstLineChars="100" w:firstLine="210"/>
-        <w:rPr>
-          <w:rFonts w:ascii="宋体" w:hAnsi="宋体"/>
-          <w:kern w:val="27905"/>
-        </w:rPr>
-      </w:pPr>
-    </w:p>
-    <w:p>
-      <w:pPr>
-        <w:autoSpaceDE w:val="0"/>
-        <w:jc w:val="center"/>
-        <w:outlineLvl w:val="0"/>
-        <w:rPr>
-          <w:rFonts w:ascii="宋体" w:hAnsi="宋体"/>
-          <w:b/>
-          <w:kern w:val="27905"/>
-          <w:sz w:val="44"/>
-          <w:szCs w:val="44"/>
-        </w:rPr>
-      </w:pPr>
-      <w:r>
-        <w:rPr>
-          <w:rFonts w:ascii="宋体" w:hAnsi="宋体" w:hint="eastAsia"/>
-          <w:b/>
-          <w:kern w:val="27905"/>
-          <w:sz w:val="44"/>
-          <w:szCs w:val="44"/>
-        </w:rPr>
-        <w:lastRenderedPageBreak/>
-        <w:t>实验</w:t>
-      </w:r>
-      <w:r>
-        <w:rPr>
-          <w:rFonts w:ascii="宋体" w:hAnsi="宋体"/>
-          <w:b/>
-          <w:kern w:val="27905"/>
-          <w:sz w:val="44"/>
-          <w:szCs w:val="44"/>
-        </w:rPr>
-        <w:t>2</w:t>
-      </w:r>
-      <w:r>
-        <w:rPr>
-          <w:rFonts w:ascii="宋体" w:hAnsi="宋体" w:hint="eastAsia"/>
-          <w:b/>
-          <w:kern w:val="27905"/>
-          <w:sz w:val="44"/>
-          <w:szCs w:val="44"/>
-        </w:rPr>
-        <w:t>-</w:t>
-      </w:r>
-      <w:r>
-        <w:rPr>
-          <w:rFonts w:ascii="宋体" w:hAnsi="宋体" w:hint="eastAsia"/>
-          <w:b/>
-          <w:kern w:val="27905"/>
-          <w:sz w:val="44"/>
-          <w:szCs w:val="44"/>
-        </w:rPr>
-        <w:t>进程控制&amp;进程调度</w:t>
-      </w:r>
-    </w:p>
-    <w:p>
-      <w:pPr>
-        <w:autoSpaceDE w:val="0"/>
-        <w:outlineLvl w:val="0"/>
-        <w:rPr>
-          <w:rFonts w:ascii="宋体" w:hAnsi="宋体"/>
-          <w:kern w:val="27905"/>
-          <w:sz w:val="24"/>
-        </w:rPr>
-      </w:pPr>
-    </w:p>
-    <w:p>
-      <w:pPr>
-        <w:autoSpaceDE w:val="0"/>
-        <w:outlineLvl w:val="0"/>
-        <w:rPr>
-          <w:rFonts w:ascii="宋体" w:hAnsi="宋体"/>
-          <w:kern w:val="27905"/>
-          <w:sz w:val="24"/>
-        </w:rPr>
-      </w:pPr>
-    </w:p>
-    <w:p>
-      <w:pPr>
-        <w:autoSpaceDE w:val="0"/>
-        <w:ind w:firstLineChars="200" w:firstLine="480"/>
-        <w:outlineLvl w:val="0"/>
-        <w:rPr>
-          <w:rFonts w:ascii="宋体" w:hAnsi="宋体"/>
-          <w:kern w:val="27905"/>
-          <w:sz w:val="24"/>
-        </w:rPr>
-      </w:pPr>
-      <w:r>
-        <w:rPr>
-          <w:rFonts w:ascii="宋体" w:hAnsi="宋体" w:hint="eastAsia"/>
-          <w:kern w:val="27905"/>
-          <w:sz w:val="24"/>
-        </w:rPr>
-        <w:t xml:space="preserve">课程名称：操作系统                           实验教学学时：16学时      </w:t>
-      </w:r>
-    </w:p>
-    <w:p>
-      <w:pPr>
-        <w:autoSpaceDE w:val="0"/>
-        <w:outlineLvl w:val="0"/>
-        <w:rPr>
-          <w:rFonts w:ascii="宋体" w:hAnsi="宋体"/>
-          <w:kern w:val="27905"/>
-          <w:sz w:val="24"/>
-        </w:rPr>
-      </w:pPr>
-    </w:p>
-    <w:p>
-      <w:pPr>
-        <w:autoSpaceDE w:val="0"/>
-        <w:ind w:firstLineChars="200" w:firstLine="480"/>
-        <w:outlineLvl w:val="0"/>
-        <w:rPr>
-          <w:rFonts w:ascii="宋体" w:hAnsi="宋体"/>
-          <w:kern w:val="27905"/>
-          <w:sz w:val="24"/>
-        </w:rPr>
-      </w:pPr>
-      <w:r>
-        <w:rPr>
-          <w:rFonts w:ascii="宋体" w:hAnsi="宋体" w:hint="eastAsia"/>
-          <w:kern w:val="27905"/>
-          <w:sz w:val="24"/>
-        </w:rPr>
-        <w:t>年级/班级：</w:t>
-      </w:r>
-      <w:r>
-        <w:rPr>
-          <w:rFonts w:ascii="宋体" w:hAnsi="宋体" w:hint="eastAsia"/>
-          <w:kern w:val="27905"/>
-          <w:sz w:val="24"/>
-        </w:rPr>
-        <w:t>2</w:t>
-      </w:r>
-      <w:r>
-        <w:rPr>
-          <w:rFonts w:ascii="宋体" w:hAnsi="宋体"/>
-          <w:kern w:val="27905"/>
-          <w:sz w:val="24"/>
-        </w:rPr>
-        <w:t>023</w:t>
-      </w:r>
-      <w:r>
-        <w:rPr>
-          <w:rFonts w:ascii="宋体" w:hAnsi="宋体" w:hint="eastAsia"/>
-          <w:kern w:val="27905"/>
-          <w:sz w:val="24"/>
-        </w:rPr>
-        <w:t>级3班</w:t>
-      </w:r>
-      <w:r>
-        <w:rPr>
-          <w:rFonts w:ascii="宋体" w:hAnsi="宋体"/>
-          <w:kern w:val="27905"/>
-          <w:sz w:val="24"/>
-        </w:rPr>
-        <w:t xml:space="preserve">   </w:t>
-      </w:r>
-      <w:r>
-        <w:rPr>
-          <w:rFonts w:ascii="宋体" w:hAnsi="宋体" w:hint="eastAsia"/>
-          <w:kern w:val="27905"/>
-          <w:sz w:val="24"/>
-        </w:rPr>
-        <w:t>学生人数：           专业：软件工程</w:t>
-      </w:r>
-    </w:p>
-    <w:p>
-      <w:pPr>
-        <w:autoSpaceDE w:val="0"/>
-        <w:jc w:val="center"/>
-        <w:outlineLvl w:val="0"/>
-        <w:rPr>
-          <w:rFonts w:ascii="宋体" w:hAnsi="宋体"/>
-          <w:b/>
-          <w:kern w:val="27905"/>
-          <w:sz w:val="44"/>
-          <w:szCs w:val="44"/>
-        </w:rPr>
-      </w:pPr>
+        <w:t>环境</w:t>
+      </w:r>
     </w:p>
     <w:p>
       <w:pPr>
@@ -2237,263 +6864,29 @@
         <w:outlineLvl w:val="0"/>
         <w:rPr>
           <w:rFonts w:ascii="宋体" w:hAnsi="宋体"/>
-          <w:b/>
-          <w:kern w:val="27905"/>
-        </w:rPr>
-      </w:pPr>
+          <w:kern w:val="27905"/>
+        </w:rPr>
+      </w:pPr>
+      <w:r>
+        <w:rPr>
+          <w:rFonts w:ascii="宋体" w:hAnsi="宋体"/>
+          <w:kern w:val="27905"/>
+        </w:rPr>
+        <w:t xml:space="preserve">  （1）</w:t>
+      </w:r>
       <w:r>
         <w:rPr>
           <w:rFonts w:ascii="宋体" w:hAnsi="宋体" w:hint="eastAsia"/>
-          <w:b/>
-          <w:kern w:val="27905"/>
-        </w:rPr>
-        <w:t>一</w:t>
-      </w:r>
-      <w:r>
-        <w:rPr>
-          <w:rFonts w:ascii="宋体" w:hAnsi="宋体"/>
-          <w:b/>
-          <w:kern w:val="27905"/>
-        </w:rPr>
-        <w:t>、实验目的</w:t>
-      </w:r>
-    </w:p>
-    <w:p>
-      <w:pPr>
-        <w:autoSpaceDE w:val="0"/>
-        <w:spacing w:line="360" w:lineRule="exact"/>
-        <w:jc w:val="left"/>
-        <w:rPr>
-          <w:rFonts w:ascii="宋体" w:hAnsi="宋体"/>
-          <w:kern w:val="27905"/>
-        </w:rPr>
-      </w:pPr>
-      <w:r>
-        <w:rPr>
-          <w:rFonts w:ascii="宋体" w:hAnsi="宋体"/>
-          <w:kern w:val="27905"/>
-        </w:rPr>
-        <w:t xml:space="preserve">  （1）</w:t>
+          <w:kern w:val="27905"/>
+        </w:rPr>
+        <w:t>硬件环境需求</w:t>
       </w:r>
       <w:r>
         <w:rPr>
           <w:rFonts w:ascii="宋体" w:hAnsi="宋体" w:hint="eastAsia"/>
           <w:kern w:val="27905"/>
         </w:rPr>
-        <w:t>。。。。。。。。。</w:t>
-      </w:r>
-    </w:p>
-    <w:p>
-      <w:pPr>
-        <w:autoSpaceDE w:val="0"/>
-        <w:spacing w:line="360" w:lineRule="exact"/>
-        <w:jc w:val="left"/>
-        <w:rPr>
-          <w:rFonts w:ascii="宋体" w:hAnsi="宋体"/>
-          <w:kern w:val="27905"/>
-        </w:rPr>
-      </w:pPr>
-      <w:r>
-        <w:rPr>
-          <w:rFonts w:ascii="宋体" w:hAnsi="宋体"/>
-          <w:kern w:val="27905"/>
-        </w:rPr>
-        <w:t xml:space="preserve">  （2）</w:t>
-      </w:r>
-      <w:r>
-        <w:rPr>
-          <w:rFonts w:ascii="宋体" w:hAnsi="宋体" w:hint="eastAsia"/>
-          <w:kern w:val="27905"/>
-        </w:rPr>
-        <w:t>。。。。。。。。。</w:t>
-      </w:r>
-    </w:p>
-    <w:p>
-      <w:pPr>
-        <w:autoSpaceDE w:val="0"/>
-        <w:spacing w:line="360" w:lineRule="exact"/>
-        <w:jc w:val="left"/>
-        <w:rPr>
-          <w:rFonts w:ascii="宋体" w:hAnsi="宋体"/>
-          <w:kern w:val="27905"/>
-        </w:rPr>
-      </w:pPr>
-      <w:r>
-        <w:rPr>
-          <w:rFonts w:ascii="宋体" w:hAnsi="宋体"/>
-          <w:kern w:val="27905"/>
-        </w:rPr>
-        <w:t xml:space="preserve">  （3）</w:t>
-      </w:r>
-      <w:r>
-        <w:rPr>
-          <w:rFonts w:ascii="宋体" w:hAnsi="宋体" w:hint="eastAsia"/>
-          <w:kern w:val="27905"/>
-        </w:rPr>
-        <w:t>。。。。。。。。。</w:t>
-      </w:r>
-    </w:p>
-    <w:p>
-      <w:pPr>
-        <w:autoSpaceDE w:val="0"/>
-        <w:spacing w:line="360" w:lineRule="exact"/>
-        <w:jc w:val="left"/>
-        <w:rPr>
-          <w:rFonts w:ascii="宋体" w:hAnsi="宋体"/>
-          <w:kern w:val="27905"/>
-        </w:rPr>
-      </w:pPr>
-      <w:r>
-        <w:rPr>
-          <w:rFonts w:ascii="宋体" w:hAnsi="宋体"/>
-          <w:kern w:val="27905"/>
-        </w:rPr>
-        <w:t xml:space="preserve">  </w:t>
-      </w:r>
-      <w:r>
-        <w:rPr>
-          <w:rFonts w:ascii="宋体" w:hAnsi="宋体" w:hint="eastAsia"/>
-          <w:kern w:val="27905"/>
-        </w:rPr>
-        <w:t>。。。。。。。。。</w:t>
-      </w:r>
-    </w:p>
-    <w:p>
-      <w:pPr>
-        <w:autoSpaceDE w:val="0"/>
-        <w:spacing w:line="360" w:lineRule="exact"/>
-        <w:jc w:val="left"/>
-        <w:rPr>
-          <w:rFonts w:ascii="宋体" w:hAnsi="宋体"/>
-          <w:b/>
-          <w:kern w:val="27905"/>
-        </w:rPr>
-      </w:pPr>
-      <w:r>
-        <w:rPr>
-          <w:rFonts w:ascii="宋体" w:hAnsi="宋体" w:hint="eastAsia"/>
-          <w:b/>
-          <w:kern w:val="27905"/>
-        </w:rPr>
-        <w:t>二</w:t>
-      </w:r>
-      <w:r>
-        <w:rPr>
-          <w:rFonts w:ascii="宋体" w:hAnsi="宋体"/>
-          <w:b/>
-          <w:kern w:val="27905"/>
-        </w:rPr>
-        <w:t>、</w:t>
-      </w:r>
-      <w:r>
-        <w:rPr>
-          <w:rFonts w:ascii="宋体" w:hAnsi="宋体" w:hint="eastAsia"/>
-          <w:b/>
-          <w:kern w:val="27905"/>
-        </w:rPr>
-        <w:t>实</w:t>
-      </w:r>
-      <w:r>
-        <w:rPr>
-          <w:rFonts w:ascii="宋体" w:hAnsi="宋体"/>
-          <w:b/>
-          <w:kern w:val="27905"/>
-        </w:rPr>
-        <w:t>验</w:t>
-      </w:r>
-      <w:r>
-        <w:rPr>
-          <w:rFonts w:ascii="宋体" w:hAnsi="宋体" w:hint="eastAsia"/>
-          <w:b/>
-          <w:kern w:val="27905"/>
-        </w:rPr>
-        <w:t>原理或预习内容</w:t>
-      </w:r>
-    </w:p>
-    <w:p>
-      <w:pPr>
-        <w:autoSpaceDE w:val="0"/>
-        <w:spacing w:line="360" w:lineRule="exact"/>
-        <w:jc w:val="left"/>
-        <w:rPr>
-          <w:rFonts w:ascii="宋体" w:hAnsi="宋体"/>
-          <w:kern w:val="27905"/>
-        </w:rPr>
-      </w:pPr>
-      <w:r>
-        <w:rPr>
-          <w:rFonts w:ascii="宋体" w:hAnsi="宋体"/>
-          <w:kern w:val="27905"/>
-        </w:rPr>
-        <w:t xml:space="preserve">  （1）</w:t>
-      </w:r>
-      <w:r>
-        <w:rPr>
-          <w:rFonts w:ascii="宋体" w:hAnsi="宋体" w:hint="eastAsia"/>
-          <w:kern w:val="27905"/>
-        </w:rPr>
-        <w:t>。。。。。。。。。</w:t>
-      </w:r>
-    </w:p>
-    <w:p>
-      <w:pPr>
-        <w:autoSpaceDE w:val="0"/>
-        <w:spacing w:line="360" w:lineRule="exact"/>
-        <w:jc w:val="left"/>
-        <w:rPr>
-          <w:rFonts w:ascii="宋体" w:hAnsi="宋体"/>
-          <w:kern w:val="27905"/>
-        </w:rPr>
-      </w:pPr>
-      <w:r>
-        <w:rPr>
-          <w:rFonts w:ascii="宋体" w:hAnsi="宋体"/>
-          <w:kern w:val="27905"/>
-        </w:rPr>
-        <w:t xml:space="preserve">  （2）</w:t>
-      </w:r>
-      <w:r>
-        <w:rPr>
-          <w:rFonts w:ascii="宋体" w:hAnsi="宋体" w:hint="eastAsia"/>
-          <w:kern w:val="27905"/>
-        </w:rPr>
-        <w:t>。。。。。。。。。</w:t>
-      </w:r>
-    </w:p>
-    <w:p>
-      <w:pPr>
-        <w:autoSpaceDE w:val="0"/>
-        <w:spacing w:line="360" w:lineRule="exact"/>
-        <w:jc w:val="left"/>
-        <w:rPr>
-          <w:rFonts w:ascii="宋体" w:hAnsi="宋体"/>
-          <w:b/>
-          <w:kern w:val="27905"/>
-        </w:rPr>
-      </w:pPr>
-      <w:r>
-        <w:rPr>
-          <w:rFonts w:ascii="宋体" w:hAnsi="宋体" w:hint="eastAsia"/>
-          <w:b/>
-          <w:kern w:val="27905"/>
-        </w:rPr>
-        <w:t>三</w:t>
-      </w:r>
-      <w:r>
-        <w:rPr>
-          <w:rFonts w:ascii="宋体" w:hAnsi="宋体"/>
-          <w:b/>
-          <w:kern w:val="27905"/>
-        </w:rPr>
-        <w:t>、实验</w:t>
-      </w:r>
-      <w:r>
-        <w:rPr>
-          <w:rFonts w:ascii="宋体" w:hAnsi="宋体" w:hint="eastAsia"/>
-          <w:b/>
-          <w:kern w:val="27905"/>
-        </w:rPr>
-        <w:t>环境</w:t>
+        <w:t>：笔记本电脑</w:t>
       </w:r>
     </w:p>
     <w:p>
@@ -2512,14 +6905,53 @@
           <w:rFonts w:ascii="宋体" w:hAnsi="宋体"/>
           <w:kern w:val="27905"/>
         </w:rPr>
-        <w:t xml:space="preserve">  （1）</w:t>
+        <w:t xml:space="preserve">  （2）</w:t>
       </w:r>
       <w:r>
         <w:rPr>
           <w:rFonts w:ascii="宋体" w:hAnsi="宋体" w:hint="eastAsia"/>
           <w:kern w:val="27905"/>
         </w:rPr>
-        <w:t>硬件环境需求</w:t>
+        <w:t>软件环境需求</w:t>
+      </w:r>
+      <w:r>
+        <w:rPr>
+          <w:rFonts w:ascii="宋体" w:hAnsi="宋体" w:hint="eastAsia"/>
+          <w:kern w:val="27905"/>
+        </w:rPr>
+        <w:t>：</w:t>
+      </w:r>
+      <w:r>
+        <w:rPr>
+          <w:rFonts w:ascii="宋体" w:hAnsi="宋体"/>
+          <w:kern w:val="27905"/>
+        </w:rPr>
+        <w:t>Ubuntu</w:t>
+      </w:r>
+      <w:r>
+        <w:rPr>
+          <w:rFonts w:ascii="宋体" w:hAnsi="宋体" w:hint="eastAsia"/>
+          <w:kern w:val="27905"/>
+        </w:rPr>
+        <w:t>系统</w:t>
+      </w:r>
+    </w:p>
+    <w:p>
+      <w:pPr>
+        <w:autoSpaceDE w:val="0"/>
+        <w:spacing w:line="360" w:lineRule="exact"/>
+        <w:jc w:val="left"/>
+        <w:rPr>
+          <w:rFonts w:ascii="宋体" w:hAnsi="宋体"/>
+          <w:kern w:val="27905"/>
+        </w:rPr>
+      </w:pPr>
+      <w:r>
+        <w:rPr>
+          <w:rFonts w:ascii="宋体" w:hAnsi="宋体"/>
+          <w:kern w:val="27905"/>
+        </w:rPr>
+        <w:t xml:space="preserve">  </w:t>
       </w:r>
     </w:p>
     <w:p>
@@ -2530,22 +6962,707 @@
         <w:outlineLvl w:val="0"/>
         <w:rPr>
           <w:rFonts w:ascii="宋体" w:hAnsi="宋体"/>
-          <w:kern w:val="27905"/>
-        </w:rPr>
-      </w:pPr>
+          <w:b/>
+          <w:kern w:val="27905"/>
+        </w:rPr>
+      </w:pPr>
+      <w:r>
+        <w:rPr>
+          <w:rFonts w:ascii="宋体" w:hAnsi="宋体" w:hint="eastAsia"/>
+          <w:b/>
+          <w:kern w:val="27905"/>
+        </w:rPr>
+        <w:t>四</w:t>
+      </w:r>
       <w:r>
         <w:rPr>
           <w:rFonts w:ascii="宋体" w:hAnsi="宋体"/>
-          <w:kern w:val="27905"/>
-        </w:rPr>
-        <w:t xml:space="preserve">  （2）</w:t>
+          <w:b/>
+          <w:kern w:val="27905"/>
+        </w:rPr>
+        <w:t>、</w:t>
       </w:r>
       <w:r>
         <w:rPr>
           <w:rFonts w:ascii="宋体" w:hAnsi="宋体" w:hint="eastAsia"/>
-          <w:kern w:val="27905"/>
-        </w:rPr>
-        <w:t>软件环境需求</w:t>
+          <w:b/>
+          <w:kern w:val="27905"/>
+        </w:rPr>
+        <w:t>实验内容</w:t>
+      </w:r>
+    </w:p>
+    <w:p>
+      <w:pPr>
+        <w:numPr>
+          <w:ilvl w:val="0"/>
+          <w:numId w:val="3"/>
+        </w:numPr>
+        <w:spacing w:line="360" w:lineRule="auto"/>
+        <w:rPr>
+          <w:sz w:val="24"/>
+        </w:rPr>
+      </w:pPr>
+      <w:r>
+        <w:rPr>
+          <w:rFonts w:ascii="宋体" w:hAnsi="宋体"/>
+          <w:kern w:val="27905"/>
+        </w:rPr>
+        <w:t xml:space="preserve">  </w:t>
+      </w:r>
+      <w:r>
+        <w:rPr>
+          <w:rFonts w:hint="eastAsia"/>
+          <w:sz w:val="24"/>
+        </w:rPr>
+        <w:t>进程的创建。编写一段</w:t>
+      </w:r>
+      <w:r>
+        <w:rPr>
+          <w:rFonts w:hint="eastAsia"/>
+          <w:sz w:val="24"/>
+        </w:rPr>
+        <w:t>C/C++</w:t>
+      </w:r>
+      <w:r>
+        <w:rPr>
+          <w:rFonts w:hint="eastAsia"/>
+          <w:sz w:val="24"/>
+        </w:rPr>
+        <w:t>程序，使用系统功能调用</w:t>
+      </w:r>
+      <w:r>
+        <w:rPr>
+          <w:rFonts w:hint="eastAsia"/>
+          <w:sz w:val="24"/>
+        </w:rPr>
+        <w:t>fork( )</w:t>
+      </w:r>
+      <w:r>
+        <w:rPr>
+          <w:rFonts w:hint="eastAsia"/>
+          <w:sz w:val="24"/>
+        </w:rPr>
+        <w:t>创建两个子进程。当此程序运行时，在系统中有一个父进程和两个子进程活动。让每一个进程在屏幕上显示一个字符；父进程显示字符“</w:t>
+      </w:r>
+      <w:r>
+        <w:rPr>
+          <w:rFonts w:hint="eastAsia"/>
+          <w:sz w:val="24"/>
+        </w:rPr>
+        <w:t>a</w:t>
+      </w:r>
+      <w:r>
+        <w:rPr>
+          <w:rFonts w:hint="eastAsia"/>
+          <w:sz w:val="24"/>
+        </w:rPr>
+        <w:t>”，子进程分别显示字符“</w:t>
+      </w:r>
+      <w:r>
+        <w:rPr>
+          <w:rFonts w:hint="eastAsia"/>
+          <w:sz w:val="24"/>
+        </w:rPr>
+        <w:t>b</w:t>
+      </w:r>
+      <w:r>
+        <w:rPr>
+          <w:rFonts w:hint="eastAsia"/>
+          <w:sz w:val="24"/>
+        </w:rPr>
+        <w:t>”和“</w:t>
+      </w:r>
+      <w:r>
+        <w:rPr>
+          <w:rFonts w:hint="eastAsia"/>
+          <w:sz w:val="24"/>
+        </w:rPr>
+        <w:t>c</w:t>
+      </w:r>
+      <w:r>
+        <w:rPr>
+          <w:rFonts w:hint="eastAsia"/>
+          <w:sz w:val="24"/>
+        </w:rPr>
+        <w:t>”。试观察记录屏幕上的显示结果，并分析原因。</w:t>
+      </w:r>
+      <w:r>
+        <w:rPr>
+          <w:noProof/>
+        </w:rPr>
+        <w:drawing>
+          <wp:inline distT="0" distB="0" distL="0" distR="0" wp14:anchorId="26A366FE" wp14:editId="65B2F304">
+            <wp:extent cx="5278120" cy="1325880"/>
+            <wp:effectExtent l="0" t="0" r="0" b="7620"/>
+            <wp:docPr id="14" name="图片 14"/>
+            <wp:cNvGraphicFramePr>
+              <a:graphicFrameLocks xmlns:a="http://schemas.openxmlformats.org/drawingml/2006/main" noChangeAspect="1"/>
+            </wp:cNvGraphicFramePr>
+            <a:graphic xmlns:a="http://schemas.openxmlformats.org/drawingml/2006/main">
+              <a:graphicData uri="http://schemas.openxmlformats.org/drawingml/2006/picture">
+                <pic:pic xmlns:pic="http://schemas.openxmlformats.org/drawingml/2006/picture">
+                  <pic:nvPicPr>
+                    <pic:cNvPr id="1" name=""/>
+                    <pic:cNvPicPr/>
+                  </pic:nvPicPr>
+                  <pic:blipFill>
+                    <a:blip r:embed="rId20"/>
+                    <a:stretch>
+                      <a:fillRect/>
+                    </a:stretch>
+                  </pic:blipFill>
+                  <pic:spPr>
+                    <a:xfrm>
+                      <a:off x="0" y="0"/>
+                      <a:ext cx="5278120" cy="1325880"/>
+                    </a:xfrm>
+                    <a:prstGeom prst="rect">
+                      <a:avLst/>
+                    </a:prstGeom>
+                  </pic:spPr>
+                </pic:pic>
+              </a:graphicData>
+            </a:graphic>
+          </wp:inline>
+        </w:drawing>
+      </w:r>
+    </w:p>
+    <w:p>
+      <w:pPr>
+        <w:numPr>
+          <w:ilvl w:val="0"/>
+          <w:numId w:val="3"/>
+        </w:numPr>
+        <w:spacing w:line="360" w:lineRule="auto"/>
+        <w:rPr>
+          <w:sz w:val="24"/>
+        </w:rPr>
+      </w:pPr>
+      <w:r>
+        <w:rPr>
+          <w:rFonts w:hint="eastAsia"/>
+          <w:sz w:val="24"/>
+        </w:rPr>
+        <w:t>修改</w:t>
+      </w:r>
+      <w:r>
+        <w:rPr>
+          <w:rFonts w:hint="eastAsia"/>
+          <w:sz w:val="24"/>
+        </w:rPr>
+        <w:t>1</w:t>
+      </w:r>
+      <w:r>
+        <w:rPr>
+          <w:rFonts w:hint="eastAsia"/>
+          <w:sz w:val="24"/>
+        </w:rPr>
+        <w:t>.</w:t>
+      </w:r>
+      <w:r>
+        <w:rPr>
+          <w:rFonts w:hint="eastAsia"/>
+          <w:sz w:val="24"/>
+        </w:rPr>
+        <w:t>的程序，每一个进程循环显示一句话。子进程显示“</w:t>
+      </w:r>
+      <w:r>
+        <w:rPr>
+          <w:rFonts w:hint="eastAsia"/>
+          <w:sz w:val="24"/>
+        </w:rPr>
+        <w:t xml:space="preserve">daughter  </w:t>
+      </w:r>
+      <w:r>
+        <w:rPr>
+          <w:rFonts w:hint="eastAsia"/>
+          <w:sz w:val="24"/>
+        </w:rPr>
+        <w:t>…”及“</w:t>
+      </w:r>
+      <w:r>
+        <w:rPr>
+          <w:rFonts w:hint="eastAsia"/>
+          <w:sz w:val="24"/>
+        </w:rPr>
+        <w:t xml:space="preserve">son  </w:t>
+      </w:r>
+      <w:r>
+        <w:rPr>
+          <w:rFonts w:hint="eastAsia"/>
+          <w:sz w:val="24"/>
+        </w:rPr>
+        <w:t>……”，父进程显示</w:t>
+      </w:r>
+      <w:r>
+        <w:rPr>
+          <w:rFonts w:hint="eastAsia"/>
+          <w:sz w:val="24"/>
+        </w:rPr>
+        <w:t xml:space="preserve"> </w:t>
+      </w:r>
+      <w:r>
+        <w:rPr>
+          <w:rFonts w:hint="eastAsia"/>
+          <w:sz w:val="24"/>
+        </w:rPr>
+        <w:t>“</w:t>
+      </w:r>
+      <w:r>
+        <w:rPr>
+          <w:rFonts w:hint="eastAsia"/>
+          <w:sz w:val="24"/>
+        </w:rPr>
+        <w:t xml:space="preserve">parent  </w:t>
+      </w:r>
+      <w:r>
+        <w:rPr>
+          <w:rFonts w:hint="eastAsia"/>
+          <w:sz w:val="24"/>
+        </w:rPr>
+        <w:t>……”。试观察记录屏幕上的显示</w:t>
+      </w:r>
+      <w:r>
+        <w:rPr>
+          <w:rFonts w:hint="eastAsia"/>
+          <w:sz w:val="24"/>
+        </w:rPr>
+        <w:lastRenderedPageBreak/>
+        <w:t>结果，并分析原因。</w:t>
+      </w:r>
+    </w:p>
+    <w:p>
+      <w:pPr>
+        <w:spacing w:line="360" w:lineRule="auto"/>
+        <w:ind w:left="440"/>
+        <w:rPr>
+          <w:sz w:val="24"/>
+        </w:rPr>
+      </w:pPr>
+      <w:r>
+        <w:rPr>
+          <w:noProof/>
+        </w:rPr>
+        <w:drawing>
+          <wp:inline distT="0" distB="0" distL="0" distR="0" wp14:anchorId="1D21CB01" wp14:editId="3475A414">
+            <wp:extent cx="5278120" cy="1145540"/>
+            <wp:effectExtent l="0" t="0" r="0" b="0"/>
+            <wp:docPr id="15" name="图片 15"/>
+            <wp:cNvGraphicFramePr>
+              <a:graphicFrameLocks xmlns:a="http://schemas.openxmlformats.org/drawingml/2006/main" noChangeAspect="1"/>
+            </wp:cNvGraphicFramePr>
+            <a:graphic xmlns:a="http://schemas.openxmlformats.org/drawingml/2006/main">
+              <a:graphicData uri="http://schemas.openxmlformats.org/drawingml/2006/picture">
+                <pic:pic xmlns:pic="http://schemas.openxmlformats.org/drawingml/2006/picture">
+                  <pic:nvPicPr>
+                    <pic:cNvPr id="1" name=""/>
+                    <pic:cNvPicPr/>
+                  </pic:nvPicPr>
+                  <pic:blipFill>
+                    <a:blip r:embed="rId21"/>
+                    <a:stretch>
+                      <a:fillRect/>
+                    </a:stretch>
+                  </pic:blipFill>
+                  <pic:spPr>
+                    <a:xfrm>
+                      <a:off x="0" y="0"/>
+                      <a:ext cx="5278120" cy="1145540"/>
+                    </a:xfrm>
+                    <a:prstGeom prst="rect">
+                      <a:avLst/>
+                    </a:prstGeom>
+                  </pic:spPr>
+                </pic:pic>
+              </a:graphicData>
+            </a:graphic>
+          </wp:inline>
+        </w:drawing>
+      </w:r>
+    </w:p>
+    <w:p>
+      <w:pPr>
+        <w:numPr>
+          <w:ilvl w:val="0"/>
+          <w:numId w:val="3"/>
+        </w:numPr>
+        <w:spacing w:line="360" w:lineRule="auto"/>
+        <w:rPr>
+          <w:sz w:val="24"/>
+        </w:rPr>
+      </w:pPr>
+      <w:r>
+        <w:rPr>
+          <w:rFonts w:hint="eastAsia"/>
+          <w:sz w:val="24"/>
+        </w:rPr>
+        <w:t>编写程序，用</w:t>
+      </w:r>
+      <w:r>
+        <w:rPr>
+          <w:rFonts w:hint="eastAsia"/>
+          <w:sz w:val="24"/>
+        </w:rPr>
+        <w:t>fork( )</w:t>
+      </w:r>
+      <w:r>
+        <w:rPr>
+          <w:rFonts w:hint="eastAsia"/>
+          <w:sz w:val="24"/>
+        </w:rPr>
+        <w:t>创建一个子进程，父进程输出</w:t>
+      </w:r>
+      <w:r>
+        <w:rPr>
+          <w:rFonts w:hint="eastAsia"/>
+          <w:sz w:val="24"/>
+        </w:rPr>
+        <w:t>0-10</w:t>
+      </w:r>
+      <w:r>
+        <w:rPr>
+          <w:rFonts w:hint="eastAsia"/>
+          <w:sz w:val="24"/>
+        </w:rPr>
+        <w:t>范围内的偶数，子进程输出</w:t>
+      </w:r>
+      <w:r>
+        <w:rPr>
+          <w:rFonts w:hint="eastAsia"/>
+          <w:sz w:val="24"/>
+        </w:rPr>
+        <w:t>0-10</w:t>
+      </w:r>
+      <w:r>
+        <w:rPr>
+          <w:rFonts w:hint="eastAsia"/>
+          <w:sz w:val="24"/>
+        </w:rPr>
+        <w:t>范围内的奇数，要求子进程先输出，然后父进程再输出。</w:t>
+      </w:r>
+    </w:p>
+    <w:p>
+      <w:pPr>
+        <w:spacing w:line="360" w:lineRule="auto"/>
+        <w:ind w:left="440"/>
+        <w:rPr>
+          <w:sz w:val="24"/>
+        </w:rPr>
+      </w:pPr>
+      <w:r>
+        <w:rPr>
+          <w:noProof/>
+        </w:rPr>
+        <w:drawing>
+          <wp:inline distT="0" distB="0" distL="0" distR="0" wp14:anchorId="20246E61" wp14:editId="30AB5448">
+            <wp:extent cx="5278120" cy="671195"/>
+            <wp:effectExtent l="0" t="0" r="0" b="0"/>
+            <wp:docPr id="16" name="图片 16"/>
+            <wp:cNvGraphicFramePr>
+              <a:graphicFrameLocks xmlns:a="http://schemas.openxmlformats.org/drawingml/2006/main" noChangeAspect="1"/>
+            </wp:cNvGraphicFramePr>
+            <a:graphic xmlns:a="http://schemas.openxmlformats.org/drawingml/2006/main">
+              <a:graphicData uri="http://schemas.openxmlformats.org/drawingml/2006/picture">
+                <pic:pic xmlns:pic="http://schemas.openxmlformats.org/drawingml/2006/picture">
+                  <pic:nvPicPr>
+                    <pic:cNvPr id="1" name=""/>
+                    <pic:cNvPicPr/>
+                  </pic:nvPicPr>
+                  <pic:blipFill>
+                    <a:blip r:embed="rId22"/>
+                    <a:stretch>
+                      <a:fillRect/>
+                    </a:stretch>
+                  </pic:blipFill>
+                  <pic:spPr>
+                    <a:xfrm>
+                      <a:off x="0" y="0"/>
+                      <a:ext cx="5278120" cy="671195"/>
+                    </a:xfrm>
+                    <a:prstGeom prst="rect">
+                      <a:avLst/>
+                    </a:prstGeom>
+                  </pic:spPr>
+                </pic:pic>
+              </a:graphicData>
+            </a:graphic>
+          </wp:inline>
+        </w:drawing>
+      </w:r>
+    </w:p>
+    <w:p>
+      <w:pPr>
+        <w:numPr>
+          <w:ilvl w:val="0"/>
+          <w:numId w:val="3"/>
+        </w:numPr>
+        <w:spacing w:line="360" w:lineRule="auto"/>
+        <w:rPr>
+          <w:sz w:val="24"/>
+        </w:rPr>
+      </w:pPr>
+      <w:r>
+        <w:rPr>
+          <w:rFonts w:hint="eastAsia"/>
+          <w:sz w:val="24"/>
+        </w:rPr>
+        <w:t>轮转调度</w:t>
+      </w:r>
+    </w:p>
+    <w:p>
+      <w:pPr>
+        <w:spacing w:line="360" w:lineRule="auto"/>
+        <w:ind w:left="440"/>
+        <w:rPr>
+          <w:sz w:val="24"/>
+        </w:rPr>
+      </w:pPr>
+      <w:r>
+        <w:rPr>
+          <w:noProof/>
+          <w:sz w:val="24"/>
+        </w:rPr>
+        <w:lastRenderedPageBreak/>
+        <w:drawing>
+          <wp:inline distT="0" distB="0" distL="0" distR="0" wp14:anchorId="6124DE4C" wp14:editId="6073787D">
+            <wp:extent cx="5274310" cy="7610692"/>
+            <wp:effectExtent l="0" t="0" r="0" b="0"/>
+            <wp:docPr id="17" name="图片 17"/>
+            <wp:cNvGraphicFramePr>
+              <a:graphicFrameLocks xmlns:a="http://schemas.openxmlformats.org/drawingml/2006/main" noChangeAspect="1"/>
+            </wp:cNvGraphicFramePr>
+            <a:graphic xmlns:a="http://schemas.openxmlformats.org/drawingml/2006/main">
+              <a:graphicData uri="http://schemas.openxmlformats.org/drawingml/2006/picture">
+                <pic:pic xmlns:pic="http://schemas.openxmlformats.org/drawingml/2006/picture">
+                  <pic:nvPicPr>
+                    <pic:cNvPr id="1" name=""/>
+                    <pic:cNvPicPr/>
+                  </pic:nvPicPr>
+                  <pic:blipFill>
+                    <a:blip r:embed="rId23"/>
+                    <a:stretch>
+                      <a:fillRect/>
+                    </a:stretch>
+                  </pic:blipFill>
+                  <pic:spPr>
+                    <a:xfrm>
+                      <a:off x="0" y="0"/>
+                      <a:ext cx="5274310" cy="7610692"/>
+                    </a:xfrm>
+                    <a:prstGeom prst="rect">
+                      <a:avLst/>
+                    </a:prstGeom>
+                  </pic:spPr>
+                </pic:pic>
+              </a:graphicData>
+            </a:graphic>
+          </wp:inline>
+        </w:drawing>
+      </w:r>
+    </w:p>
+    <w:p>
+      <w:pPr>
+        <w:spacing w:line="360" w:lineRule="auto"/>
+        <w:ind w:left="440"/>
+        <w:rPr>
+          <w:sz w:val="24"/>
+        </w:rPr>
+      </w:pPr>
+      <w:r>
+        <w:rPr>
+          <w:noProof/>
+          <w:sz w:val="24"/>
+        </w:rPr>
+        <w:lastRenderedPageBreak/>
+        <w:drawing>
+          <wp:inline distT="0" distB="0" distL="0" distR="0" wp14:anchorId="675167DC" wp14:editId="390A417B">
+            <wp:extent cx="4086225" cy="8863330"/>
+            <wp:effectExtent l="0" t="0" r="9525" b="0"/>
+            <wp:docPr id="19" name="图片 19"/>
+            <wp:cNvGraphicFramePr>
+              <a:graphicFrameLocks xmlns:a="http://schemas.openxmlformats.org/drawingml/2006/main" noChangeAspect="1"/>
+            </wp:cNvGraphicFramePr>
+            <a:graphic xmlns:a="http://schemas.openxmlformats.org/drawingml/2006/main">
+              <a:graphicData uri="http://schemas.openxmlformats.org/drawingml/2006/picture">
+                <pic:pic xmlns:pic="http://schemas.openxmlformats.org/drawingml/2006/picture">
+                  <pic:nvPicPr>
+                    <pic:cNvPr id="1" name=""/>
+                    <pic:cNvPicPr/>
+                  </pic:nvPicPr>
+                  <pic:blipFill>
+                    <a:blip r:embed="rId24"/>
+                    <a:stretch>
+                      <a:fillRect/>
+                    </a:stretch>
+                  </pic:blipFill>
+                  <pic:spPr>
+                    <a:xfrm>
+                      <a:off x="0" y="0"/>
+                      <a:ext cx="4086225" cy="8863330"/>
+                    </a:xfrm>
+                    <a:prstGeom prst="rect">
+                      <a:avLst/>
+                    </a:prstGeom>
+                  </pic:spPr>
+                </pic:pic>
+              </a:graphicData>
+            </a:graphic>
+          </wp:inline>
+        </w:drawing>
+      </w:r>
+    </w:p>
+    <w:p>
+      <w:pPr>
+        <w:spacing w:line="360" w:lineRule="auto"/>
+        <w:ind w:left="440"/>
+        <w:rPr>
+          <w:sz w:val="24"/>
+        </w:rPr>
+      </w:pPr>
+      <w:r>
+        <w:rPr>
+          <w:noProof/>
+          <w:sz w:val="24"/>
+        </w:rPr>
+        <w:lastRenderedPageBreak/>
+        <w:drawing>
+          <wp:inline distT="0" distB="0" distL="0" distR="0" wp14:anchorId="455C7F8D" wp14:editId="08961872">
+            <wp:extent cx="4251325" cy="8863330"/>
+            <wp:effectExtent l="0" t="0" r="0" b="0"/>
+            <wp:docPr id="20" name="图片 20"/>
+            <wp:cNvGraphicFramePr>
+              <a:graphicFrameLocks xmlns:a="http://schemas.openxmlformats.org/drawingml/2006/main" noChangeAspect="1"/>
+            </wp:cNvGraphicFramePr>
+            <a:graphic xmlns:a="http://schemas.openxmlformats.org/drawingml/2006/main">
+              <a:graphicData uri="http://schemas.openxmlformats.org/drawingml/2006/picture">
+                <pic:pic xmlns:pic="http://schemas.openxmlformats.org/drawingml/2006/picture">
+                  <pic:nvPicPr>
+                    <pic:cNvPr id="1" name=""/>
+                    <pic:cNvPicPr/>
+                  </pic:nvPicPr>
+                  <pic:blipFill>
+                    <a:blip r:embed="rId25"/>
+                    <a:stretch>
+                      <a:fillRect/>
+                    </a:stretch>
+                  </pic:blipFill>
+                  <pic:spPr>
+                    <a:xfrm>
+                      <a:off x="0" y="0"/>
+                      <a:ext cx="4251325" cy="8863330"/>
+                    </a:xfrm>
+                    <a:prstGeom prst="rect">
+                      <a:avLst/>
+                    </a:prstGeom>
+                  </pic:spPr>
+                </pic:pic>
+              </a:graphicData>
+            </a:graphic>
+          </wp:inline>
+        </w:drawing>
+      </w:r>
+    </w:p>
+    <w:p>
+      <w:pPr>
+        <w:spacing w:line="360" w:lineRule="auto"/>
+        <w:ind w:left="440"/>
+        <w:rPr>
+          <w:sz w:val="24"/>
+        </w:rPr>
+      </w:pPr>
+      <w:r>
+        <w:rPr>
+          <w:noProof/>
+          <w:sz w:val="24"/>
+        </w:rPr>
+        <w:lastRenderedPageBreak/>
+        <w:drawing>
+          <wp:inline distT="0" distB="0" distL="0" distR="0" wp14:anchorId="0C415894" wp14:editId="41EFE082">
+            <wp:extent cx="4772025" cy="8863330"/>
+            <wp:effectExtent l="0" t="0" r="9525" b="0"/>
+            <wp:docPr id="21" name="图片 21"/>
+            <wp:cNvGraphicFramePr>
+              <a:graphicFrameLocks xmlns:a="http://schemas.openxmlformats.org/drawingml/2006/main" noChangeAspect="1"/>
+            </wp:cNvGraphicFramePr>
+            <a:graphic xmlns:a="http://schemas.openxmlformats.org/drawingml/2006/main">
+              <a:graphicData uri="http://schemas.openxmlformats.org/drawingml/2006/picture">
+                <pic:pic xmlns:pic="http://schemas.openxmlformats.org/drawingml/2006/picture">
+                  <pic:nvPicPr>
+                    <pic:cNvPr id="1" name=""/>
+                    <pic:cNvPicPr/>
+                  </pic:nvPicPr>
+                  <pic:blipFill>
+                    <a:blip r:embed="rId26"/>
+                    <a:stretch>
+                      <a:fillRect/>
+                    </a:stretch>
+                  </pic:blipFill>
+                  <pic:spPr>
+                    <a:xfrm>
+                      <a:off x="0" y="0"/>
+                      <a:ext cx="4772025" cy="8863330"/>
+                    </a:xfrm>
+                    <a:prstGeom prst="rect">
+                      <a:avLst/>
+                    </a:prstGeom>
+                  </pic:spPr>
+                </pic:pic>
+              </a:graphicData>
+            </a:graphic>
+          </wp:inline>
+        </w:drawing>
+      </w:r>
+    </w:p>
+    <w:p>
+      <w:pPr>
+        <w:spacing w:line="360" w:lineRule="auto"/>
+        <w:ind w:left="440"/>
+        <w:rPr>
+          <w:rFonts w:hint="eastAsia"/>
+          <w:sz w:val="24"/>
+        </w:rPr>
+      </w:pPr>
+      <w:r>
+        <w:rPr>
+          <w:noProof/>
+          <w:sz w:val="24"/>
+        </w:rPr>
+        <w:lastRenderedPageBreak/>
+        <w:drawing>
+          <wp:inline distT="0" distB="0" distL="0" distR="0" wp14:anchorId="2461B76C" wp14:editId="5FE28A78">
+            <wp:extent cx="5274310" cy="8405773"/>
+            <wp:effectExtent l="0" t="0" r="0" b="0"/>
+            <wp:docPr id="22" name="图片 22"/>
+            <wp:cNvGraphicFramePr>
+              <a:graphicFrameLocks xmlns:a="http://schemas.openxmlformats.org/drawingml/2006/main" noChangeAspect="1"/>
+            </wp:cNvGraphicFramePr>
+            <a:graphic xmlns:a="http://schemas.openxmlformats.org/drawingml/2006/main">
+              <a:graphicData uri="http://schemas.openxmlformats.org/drawingml/2006/picture">
+                <pic:pic xmlns:pic="http://schemas.openxmlformats.org/drawingml/2006/picture">
+                  <pic:nvPicPr>
+                    <pic:cNvPr id="1" name=""/>
+                    <pic:cNvPicPr/>
+                  </pic:nvPicPr>
+                  <pic:blipFill>
+                    <a:blip r:embed="rId27"/>
+                    <a:stretch>
+                      <a:fillRect/>
+                    </a:stretch>
+                  </pic:blipFill>
+                  <pic:spPr>
+                    <a:xfrm>
+                      <a:off x="0" y="0"/>
+                      <a:ext cx="5274310" cy="8405773"/>
+                    </a:xfrm>
+                    <a:prstGeom prst="rect">
+                      <a:avLst/>
+                    </a:prstGeom>
+                  </pic:spPr>
+                </pic:pic>
+              </a:graphicData>
+            </a:graphic>
+          </wp:inline>
+        </w:drawing>
       </w:r>
     </w:p>
     <w:p>
@@ -2555,15 +7672,25 @@
         <w:jc w:val="left"/>
         <w:rPr>
           <w:rFonts w:ascii="宋体" w:hAnsi="宋体"/>
-          <w:kern w:val="27905"/>
-        </w:rPr>
-      </w:pPr>
-      <w:r>
-        <w:rPr>
-          <w:rFonts w:ascii="宋体" w:hAnsi="宋体"/>
-          <w:kern w:val="27905"/>
-        </w:rPr>
-        <w:t xml:space="preserve">  </w:t>
+          <w:b/>
+          <w:kern w:val="27905"/>
+        </w:rPr>
+      </w:pPr>
+      <w:r>
+        <w:rPr>
+          <w:rFonts w:ascii="宋体" w:hAnsi="宋体" w:hint="eastAsia"/>
+          <w:b/>
+          <w:kern w:val="27905"/>
+        </w:rPr>
+        <w:t>五、实验结论</w:t>
+      </w:r>
+      <w:r>
+        <w:rPr>
+          <w:rFonts w:ascii="宋体" w:hAnsi="宋体" w:hint="eastAsia"/>
+          <w:b/>
+          <w:kern w:val="27905"/>
+        </w:rPr>
+        <w:t>及思考题</w:t>
       </w:r>
     </w:p>
     <w:p>
@@ -2571,12 +7698,6 @@
         <w:autoSpaceDE w:val="0"/>
         <w:spacing w:line="360" w:lineRule="exact"/>
         <w:jc w:val="left"/>
-        <w:outlineLvl w:val="0"/>
-        <w:rPr>
-          <w:rFonts w:ascii="宋体" w:hAnsi="宋体"/>
-          <w:b/>
-          <w:kern w:val="27905"/>
-        </w:rPr>
       </w:pPr>
       <w:r>
         <w:rPr>
@@ -2584,215 +7705,13 @@
           <w:b/>
           <w:kern w:val="27905"/>
         </w:rPr>
-        <w:t>四</w:t>
-      </w:r>
-      <w:r>
-        <w:rPr>
-          <w:rFonts w:ascii="宋体" w:hAnsi="宋体"/>
-          <w:b/>
-          <w:kern w:val="27905"/>
-        </w:rPr>
-        <w:t>、</w:t>
-      </w:r>
-      <w:r>
-        <w:rPr>
-          <w:rFonts w:ascii="宋体" w:hAnsi="宋体" w:hint="eastAsia"/>
-          <w:b/>
-          <w:kern w:val="27905"/>
-        </w:rPr>
-        <w:t>实验内容</w:t>
-      </w:r>
-    </w:p>
-    <w:p>
-      <w:pPr>
-        <w:autoSpaceDE w:val="0"/>
-        <w:spacing w:line="360" w:lineRule="exact"/>
-        <w:jc w:val="left"/>
-        <w:rPr>
-          <w:rFonts w:ascii="宋体" w:hAnsi="宋体"/>
-          <w:kern w:val="27905"/>
-        </w:rPr>
-      </w:pPr>
-      <w:r>
-        <w:rPr>
-          <w:rFonts w:ascii="宋体" w:hAnsi="宋体"/>
-          <w:kern w:val="27905"/>
-        </w:rPr>
-        <w:t xml:space="preserve">  （1）</w:t>
-      </w:r>
-      <w:r>
-        <w:rPr>
-          <w:rFonts w:ascii="宋体" w:hAnsi="宋体" w:hint="eastAsia"/>
-          <w:kern w:val="27905"/>
-        </w:rPr>
-        <w:t>。。。。。。。。。</w:t>
-      </w:r>
-    </w:p>
-    <w:p>
-      <w:pPr>
-        <w:autoSpaceDE w:val="0"/>
-        <w:spacing w:line="360" w:lineRule="exact"/>
-        <w:jc w:val="left"/>
-        <w:rPr>
-          <w:rFonts w:ascii="宋体" w:hAnsi="宋体"/>
-          <w:kern w:val="27905"/>
-        </w:rPr>
-      </w:pPr>
-      <w:r>
-        <w:rPr>
-          <w:rFonts w:ascii="宋体" w:hAnsi="宋体"/>
-          <w:kern w:val="27905"/>
-        </w:rPr>
-        <w:t xml:space="preserve">  （2）</w:t>
-      </w:r>
-      <w:r>
-        <w:rPr>
-          <w:rFonts w:ascii="宋体" w:hAnsi="宋体" w:hint="eastAsia"/>
-          <w:kern w:val="27905"/>
-        </w:rPr>
-        <w:t>。。。。。。。。。</w:t>
-      </w:r>
-    </w:p>
-    <w:p>
-      <w:pPr>
-        <w:autoSpaceDE w:val="0"/>
-        <w:spacing w:line="360" w:lineRule="exact"/>
-        <w:jc w:val="left"/>
-        <w:rPr>
-          <w:rFonts w:ascii="宋体" w:hAnsi="宋体"/>
-          <w:kern w:val="27905"/>
-        </w:rPr>
-      </w:pPr>
-      <w:r>
-        <w:rPr>
-          <w:rFonts w:ascii="宋体" w:hAnsi="宋体"/>
-          <w:kern w:val="27905"/>
-        </w:rPr>
-        <w:t xml:space="preserve">  （3）</w:t>
-      </w:r>
-      <w:r>
-        <w:rPr>
-          <w:rFonts w:ascii="宋体" w:hAnsi="宋体" w:hint="eastAsia"/>
-          <w:kern w:val="27905"/>
-        </w:rPr>
-        <w:t>。。。。。。。。。</w:t>
-      </w:r>
-    </w:p>
-    <w:p>
-      <w:pPr>
-        <w:autoSpaceDE w:val="0"/>
-        <w:spacing w:line="360" w:lineRule="exact"/>
-        <w:jc w:val="left"/>
-        <w:rPr>
-          <w:rFonts w:ascii="宋体" w:hAnsi="宋体"/>
-          <w:b/>
-          <w:kern w:val="27905"/>
-        </w:rPr>
-      </w:pPr>
-      <w:r>
-        <w:rPr>
-          <w:rFonts w:ascii="宋体" w:hAnsi="宋体" w:hint="eastAsia"/>
-          <w:b/>
-          <w:kern w:val="27905"/>
-        </w:rPr>
-        <w:t>五、实验结论</w:t>
-      </w:r>
-      <w:r>
-        <w:rPr>
-          <w:rFonts w:ascii="宋体" w:hAnsi="宋体" w:hint="eastAsia"/>
-          <w:b/>
-          <w:kern w:val="27905"/>
-        </w:rPr>
-        <w:t>及思考题</w:t>
-      </w:r>
-    </w:p>
-    <w:p>
-      <w:pPr>
-        <w:autoSpaceDE w:val="0"/>
-        <w:spacing w:line="360" w:lineRule="exact"/>
-        <w:jc w:val="left"/>
-        <w:rPr>
-          <w:rFonts w:ascii="宋体" w:hAnsi="宋体"/>
-          <w:kern w:val="27905"/>
-        </w:rPr>
-      </w:pPr>
-      <w:r>
-        <w:rPr>
-          <w:rFonts w:ascii="宋体" w:hAnsi="宋体" w:hint="eastAsia"/>
-          <w:b/>
-          <w:kern w:val="27905"/>
-        </w:rPr>
+        <w:lastRenderedPageBreak/>
         <w:t xml:space="preserve">  </w:t>
       </w:r>
-      <w:r>
-        <w:rPr>
-          <w:rFonts w:ascii="宋体" w:hAnsi="宋体" w:hint="eastAsia"/>
-          <w:kern w:val="27905"/>
-        </w:rPr>
-        <w:t>（1）</w:t>
-      </w:r>
-      <w:r>
-        <w:rPr>
-          <w:rFonts w:ascii="宋体" w:hAnsi="宋体" w:hint="eastAsia"/>
-          <w:kern w:val="27905"/>
-        </w:rPr>
-        <w:t>。。。。。。。。。</w:t>
-      </w:r>
-    </w:p>
-    <w:p>
-      <w:pPr>
-        <w:autoSpaceDE w:val="0"/>
-        <w:spacing w:line="360" w:lineRule="exact"/>
-        <w:jc w:val="left"/>
-        <w:rPr>
-          <w:rFonts w:ascii="宋体" w:hAnsi="宋体"/>
-          <w:kern w:val="27905"/>
-        </w:rPr>
-      </w:pPr>
-      <w:r>
-        <w:rPr>
-          <w:rFonts w:ascii="宋体" w:hAnsi="宋体" w:hint="eastAsia"/>
-          <w:kern w:val="27905"/>
-        </w:rPr>
-        <w:t xml:space="preserve">  （2）。。。。。。。。。</w:t>
-      </w:r>
     </w:p>
     <w:p>
       <w:pPr>
         <w:ind w:firstLineChars="100" w:firstLine="210"/>
-      </w:pPr>
-      <w:r>
-        <w:rPr>
-          <w:rFonts w:hint="eastAsia"/>
-        </w:rPr>
-        <w:t>（</w:t>
-      </w:r>
-      <w:r>
-        <w:rPr>
-          <w:rFonts w:hint="eastAsia"/>
-        </w:rPr>
-        <w:t>3</w:t>
-      </w:r>
-      <w:r>
-        <w:rPr>
-          <w:rFonts w:hint="eastAsia"/>
-        </w:rPr>
-        <w:t>）</w:t>
-      </w:r>
-      <w:r>
-        <w:rPr>
-          <w:rFonts w:ascii="宋体" w:hAnsi="宋体" w:hint="eastAsia"/>
-          <w:kern w:val="27905"/>
-        </w:rPr>
-        <w:t>。。。。。。。。。</w:t>
-      </w:r>
-    </w:p>
-    <w:p>
-      <w:pPr>
-        <w:ind w:firstLineChars="100" w:firstLine="210"/>
-        <w:rPr>
-          <w:rFonts w:hint="eastAsia"/>
-        </w:rPr>
       </w:pPr>
     </w:p>
     <w:sectPr>
@@ -2841,6 +7760,312 @@
     </w:p>
   </w:footnote>
 </w:footnotes>
+</file>
+
+<file path=word/numbering.xml><?xml version="1.0" encoding="utf-8"?>
+<w:numbering xmlns:wpc="http://schemas.microsoft.com/office/word/2010/wordprocessingCanvas" xmlns:cx="http://schemas.microsoft.com/office/drawing/2014/chartex" xmlns:cx1="http://schemas.microsoft.com/office/drawing/2015/9/8/chartex" xmlns:cx2="http://schemas.microsoft.com/office/drawing/2015/10/21/chartex" xmlns:cx3="http://schemas.microsoft.com/office/drawing/2016/5/9/chartex" xmlns:cx4="http://schemas.microsoft.com/office/drawing/2016/5/10/chartex" xmlns:cx5="http://schemas.microsoft.com/office/drawing/2016/5/11/chartex" xmlns:cx6="http://schemas.microsoft.com/office/drawing/2016/5/12/chartex" xmlns:cx7="http://schemas.microsoft.com/office/drawing/2016/5/13/chartex" xmlns:cx8="http://schemas.microsoft.com/office/drawing/2016/5/14/chartex" xmlns:mc="http://schemas.openxmlformats.org/markup-compatibility/2006" xmlns:aink="http://schemas.microsoft.com/office/drawing/2016/ink" xmlns:am3d="http://schemas.microsoft.com/office/drawing/2017/model3d" xmlns:o="urn:schemas-microsoft-com:office:office" xmlns:r="http://schemas.openxmlformats.org/officeDocument/2006/relationships" xmlns:m="http://schemas.openxmlformats.org/officeDocument/2006/math" xmlns:v="urn:schemas-microsoft-com:vml" xmlns:wp14="http://schemas.microsoft.com/office/word/2010/wordprocessingDrawing" xmlns:wp="http://schemas.openxmlformats.org/drawingml/2006/wordprocessingDrawing" xmlns:w10="urn:schemas-microsoft-com:office:word" xmlns:w="http://schemas.openxmlformats.org/wordprocessingml/2006/main" xmlns:w14="http://schemas.microsoft.com/office/word/2010/wordml" xmlns:w15="http://schemas.microsoft.com/office/word/2012/wordml" xmlns:w16cex="http://schemas.microsoft.com/office/word/2018/wordml/cex" xmlns:w16cid="http://schemas.microsoft.com/office/word/2016/wordml/cid" xmlns:w16="http://schemas.microsoft.com/office/word/2018/wordml" xmlns:w16sdtdh="http://schemas.microsoft.com/office/word/2020/wordml/sdtdatahash" xmlns:w16se="http://schemas.microsoft.com/office/word/2015/wordml/symex" xmlns:wpg="http://schemas.microsoft.com/office/word/2010/wordprocessingGroup" xmlns:wpi="http://schemas.microsoft.com/office/word/2010/wordprocessingInk" xmlns:wne="http://schemas.microsoft.com/office/word/2006/wordml" xmlns:wps="http://schemas.microsoft.com/office/word/2010/wordprocessingShape" mc:Ignorable="w14 w15 w16se w16cid w16 w16cex w16sdtdh wp14">
+  <w:abstractNum w:abstractNumId="0" w15:restartNumberingAfterBreak="0">
+    <w:nsid w:val="3C2D42DE"/>
+    <w:multiLevelType w:val="hybridMultilevel"/>
+    <w:tmpl w:val="69C88D08"/>
+    <w:lvl w:ilvl="0" w:tplc="0409000F">
+      <w:start w:val="1"/>
+      <w:numFmt w:val="decimal"/>
+      <w:lvlText w:val="%1."/>
+      <w:lvlJc w:val="left"/>
+      <w:pPr>
+        <w:ind w:left="440" w:hanging="440"/>
+      </w:pPr>
+    </w:lvl>
+    <w:lvl w:ilvl="1" w:tplc="04090019" w:tentative="1">
+      <w:start w:val="1"/>
+      <w:numFmt w:val="lowerLetter"/>
+      <w:lvlText w:val="%2)"/>
+      <w:lvlJc w:val="left"/>
+      <w:pPr>
+        <w:ind w:left="880" w:hanging="440"/>
+      </w:pPr>
+    </w:lvl>
+    <w:lvl w:ilvl="2" w:tplc="0409001B" w:tentative="1">
+      <w:start w:val="1"/>
+      <w:numFmt w:val="lowerRoman"/>
+      <w:lvlText w:val="%3."/>
+      <w:lvlJc w:val="right"/>
+      <w:pPr>
+        <w:ind w:left="1320" w:hanging="440"/>
+      </w:pPr>
+    </w:lvl>
+    <w:lvl w:ilvl="3" w:tplc="0409000F" w:tentative="1">
+      <w:start w:val="1"/>
+      <w:numFmt w:val="decimal"/>
+      <w:lvlText w:val="%4."/>
+      <w:lvlJc w:val="left"/>
+      <w:pPr>
+        <w:ind w:left="1760" w:hanging="440"/>
+      </w:pPr>
+    </w:lvl>
+    <w:lvl w:ilvl="4" w:tplc="04090019" w:tentative="1">
+      <w:start w:val="1"/>
+      <w:numFmt w:val="lowerLetter"/>
+      <w:lvlText w:val="%5)"/>
+      <w:lvlJc w:val="left"/>
+      <w:pPr>
+        <w:ind w:left="2200" w:hanging="440"/>
+      </w:pPr>
+    </w:lvl>
+    <w:lvl w:ilvl="5" w:tplc="0409001B" w:tentative="1">
+      <w:start w:val="1"/>
+      <w:numFmt w:val="lowerRoman"/>
+      <w:lvlText w:val="%6."/>
+      <w:lvlJc w:val="right"/>
+      <w:pPr>
+        <w:ind w:left="2640" w:hanging="440"/>
+      </w:pPr>
+    </w:lvl>
+    <w:lvl w:ilvl="6" w:tplc="0409000F" w:tentative="1">
+      <w:start w:val="1"/>
+      <w:numFmt w:val="decimal"/>
+      <w:lvlText w:val="%7."/>
+      <w:lvlJc w:val="left"/>
+      <w:pPr>
+        <w:ind w:left="3080" w:hanging="440"/>
+      </w:pPr>
+    </w:lvl>
+    <w:lvl w:ilvl="7" w:tplc="04090019" w:tentative="1">
+      <w:start w:val="1"/>
+      <w:numFmt w:val="lowerLetter"/>
+      <w:lvlText w:val="%8)"/>
+      <w:lvlJc w:val="left"/>
+      <w:pPr>
+        <w:ind w:left="3520" w:hanging="440"/>
+      </w:pPr>
+    </w:lvl>
+    <w:lvl w:ilvl="8" w:tplc="0409001B" w:tentative="1">
+      <w:start w:val="1"/>
+      <w:numFmt w:val="lowerRoman"/>
+      <w:lvlText w:val="%9."/>
+      <w:lvlJc w:val="right"/>
+      <w:pPr>
+        <w:ind w:left="3960" w:hanging="440"/>
+      </w:pPr>
+    </w:lvl>
+  </w:abstractNum>
+  <w:abstractNum w:abstractNumId="1" w15:restartNumberingAfterBreak="0">
+    <w:nsid w:val="5A5C387A"/>
+    <w:multiLevelType w:val="hybridMultilevel"/>
+    <w:tmpl w:val="4860FE9C"/>
+    <w:lvl w:ilvl="0" w:tplc="08DE8800">
+      <w:start w:val="1"/>
+      <w:numFmt w:val="decimal"/>
+      <w:lvlText w:val="%1."/>
+      <w:lvlJc w:val="left"/>
+      <w:pPr>
+        <w:tabs>
+          <w:tab w:val="num" w:pos="720"/>
+        </w:tabs>
+        <w:ind w:left="720" w:hanging="360"/>
+      </w:pPr>
+      <w:rPr>
+        <w:rFonts w:hint="eastAsia"/>
+        <w:sz w:val="24"/>
+      </w:rPr>
+    </w:lvl>
+    <w:lvl w:ilvl="1" w:tplc="04090019">
+      <w:start w:val="1"/>
+      <w:numFmt w:val="lowerLetter"/>
+      <w:lvlText w:val="%2)"/>
+      <w:lvlJc w:val="left"/>
+      <w:pPr>
+        <w:tabs>
+          <w:tab w:val="num" w:pos="1200"/>
+        </w:tabs>
+        <w:ind w:left="1200" w:hanging="420"/>
+      </w:pPr>
+    </w:lvl>
+    <w:lvl w:ilvl="2" w:tplc="0409001B" w:tentative="1">
+      <w:start w:val="1"/>
+      <w:numFmt w:val="lowerRoman"/>
+      <w:lvlText w:val="%3."/>
+      <w:lvlJc w:val="right"/>
+      <w:pPr>
+        <w:tabs>
+          <w:tab w:val="num" w:pos="1620"/>
+        </w:tabs>
+        <w:ind w:left="1620" w:hanging="420"/>
+      </w:pPr>
+    </w:lvl>
+    <w:lvl w:ilvl="3" w:tplc="0409000F" w:tentative="1">
+      <w:start w:val="1"/>
+      <w:numFmt w:val="decimal"/>
+      <w:lvlText w:val="%4."/>
+      <w:lvlJc w:val="left"/>
+      <w:pPr>
+        <w:tabs>
+          <w:tab w:val="num" w:pos="2040"/>
+        </w:tabs>
+        <w:ind w:left="2040" w:hanging="420"/>
+      </w:pPr>
+    </w:lvl>
+    <w:lvl w:ilvl="4" w:tplc="04090019" w:tentative="1">
+      <w:start w:val="1"/>
+      <w:numFmt w:val="lowerLetter"/>
+      <w:lvlText w:val="%5)"/>
+      <w:lvlJc w:val="left"/>
+      <w:pPr>
+        <w:tabs>
+          <w:tab w:val="num" w:pos="2460"/>
+        </w:tabs>
+        <w:ind w:left="2460" w:hanging="420"/>
+      </w:pPr>
+    </w:lvl>
+    <w:lvl w:ilvl="5" w:tplc="0409001B" w:tentative="1">
+      <w:start w:val="1"/>
+      <w:numFmt w:val="lowerRoman"/>
+      <w:lvlText w:val="%6."/>
+      <w:lvlJc w:val="right"/>
+      <w:pPr>
+        <w:tabs>
+          <w:tab w:val="num" w:pos="2880"/>
+        </w:tabs>
+        <w:ind w:left="2880" w:hanging="420"/>
+      </w:pPr>
+    </w:lvl>
+    <w:lvl w:ilvl="6" w:tplc="0409000F" w:tentative="1">
+      <w:start w:val="1"/>
+      <w:numFmt w:val="decimal"/>
+      <w:lvlText w:val="%7."/>
+      <w:lvlJc w:val="left"/>
+      <w:pPr>
+        <w:tabs>
+          <w:tab w:val="num" w:pos="3300"/>
+        </w:tabs>
+        <w:ind w:left="3300" w:hanging="420"/>
+      </w:pPr>
+    </w:lvl>
+    <w:lvl w:ilvl="7" w:tplc="04090019" w:tentative="1">
+      <w:start w:val="1"/>
+      <w:numFmt w:val="lowerLetter"/>
+      <w:lvlText w:val="%8)"/>
+      <w:lvlJc w:val="left"/>
+      <w:pPr>
+        <w:tabs>
+          <w:tab w:val="num" w:pos="3720"/>
+        </w:tabs>
+        <w:ind w:left="3720" w:hanging="420"/>
+      </w:pPr>
+    </w:lvl>
+    <w:lvl w:ilvl="8" w:tplc="0409001B" w:tentative="1">
+      <w:start w:val="1"/>
+      <w:numFmt w:val="lowerRoman"/>
+      <w:lvlText w:val="%9."/>
+      <w:lvlJc w:val="right"/>
+      <w:pPr>
+        <w:tabs>
+          <w:tab w:val="num" w:pos="4140"/>
+        </w:tabs>
+        <w:ind w:left="4140" w:hanging="420"/>
+      </w:pPr>
+    </w:lvl>
+  </w:abstractNum>
+  <w:abstractNum w:abstractNumId="2" w15:restartNumberingAfterBreak="0">
+    <w:nsid w:val="7E70542A"/>
+    <w:multiLevelType w:val="hybridMultilevel"/>
+    <w:tmpl w:val="F4088DCE"/>
+    <w:lvl w:ilvl="0" w:tplc="092882E4">
+      <w:start w:val="1"/>
+      <w:numFmt w:val="decimal"/>
+      <w:lvlText w:val="（%1）"/>
+      <w:lvlJc w:val="left"/>
+      <w:pPr>
+        <w:ind w:left="1140" w:hanging="720"/>
+      </w:pPr>
+      <w:rPr>
+        <w:rFonts w:hint="default"/>
+      </w:rPr>
+    </w:lvl>
+    <w:lvl w:ilvl="1" w:tplc="04090019" w:tentative="1">
+      <w:start w:val="1"/>
+      <w:numFmt w:val="lowerLetter"/>
+      <w:lvlText w:val="%2)"/>
+      <w:lvlJc w:val="left"/>
+      <w:pPr>
+        <w:ind w:left="1260" w:hanging="420"/>
+      </w:pPr>
+    </w:lvl>
+    <w:lvl w:ilvl="2" w:tplc="0409001B" w:tentative="1">
+      <w:start w:val="1"/>
+      <w:numFmt w:val="lowerRoman"/>
+      <w:lvlText w:val="%3."/>
+      <w:lvlJc w:val="right"/>
+      <w:pPr>
+        <w:ind w:left="1680" w:hanging="420"/>
+      </w:pPr>
+    </w:lvl>
+    <w:lvl w:ilvl="3" w:tplc="0409000F" w:tentative="1">
+      <w:start w:val="1"/>
+      <w:numFmt w:val="decimal"/>
+      <w:lvlText w:val="%4."/>
+      <w:lvlJc w:val="left"/>
+      <w:pPr>
+        <w:ind w:left="2100" w:hanging="420"/>
+      </w:pPr>
+    </w:lvl>
+    <w:lvl w:ilvl="4" w:tplc="04090019" w:tentative="1">
+      <w:start w:val="1"/>
+      <w:numFmt w:val="lowerLetter"/>
+      <w:lvlText w:val="%5)"/>
+      <w:lvlJc w:val="left"/>
+      <w:pPr>
+        <w:ind w:left="2520" w:hanging="420"/>
+      </w:pPr>
+    </w:lvl>
+    <w:lvl w:ilvl="5" w:tplc="0409001B" w:tentative="1">
+      <w:start w:val="1"/>
+      <w:numFmt w:val="lowerRoman"/>
+      <w:lvlText w:val="%6."/>
+      <w:lvlJc w:val="right"/>
+      <w:pPr>
+        <w:ind w:left="2940" w:hanging="420"/>
+      </w:pPr>
+    </w:lvl>
+    <w:lvl w:ilvl="6" w:tplc="0409000F" w:tentative="1">
+      <w:start w:val="1"/>
+      <w:numFmt w:val="decimal"/>
+      <w:lvlText w:val="%7."/>
+      <w:lvlJc w:val="left"/>
+      <w:pPr>
+        <w:ind w:left="3360" w:hanging="420"/>
+      </w:pPr>
+    </w:lvl>
+    <w:lvl w:ilvl="7" w:tplc="04090019" w:tentative="1">
+      <w:start w:val="1"/>
+      <w:numFmt w:val="lowerLetter"/>
+      <w:lvlText w:val="%8)"/>
+      <w:lvlJc w:val="left"/>
+      <w:pPr>
+        <w:ind w:left="3780" w:hanging="420"/>
+      </w:pPr>
+    </w:lvl>
+    <w:lvl w:ilvl="8" w:tplc="0409001B" w:tentative="1">
+      <w:start w:val="1"/>
+      <w:numFmt w:val="lowerRoman"/>
+      <w:lvlText w:val="%9."/>
+      <w:lvlJc w:val="right"/>
+      <w:pPr>
+        <w:ind w:left="4200" w:hanging="420"/>
+      </w:pPr>
+    </w:lvl>
+  </w:abstractNum>
+  <w:num w:numId="1">
+    <w:abstractNumId w:val="2"/>
+  </w:num>
+  <w:num w:numId="2">
+    <w:abstractNumId w:val="1"/>
+  </w:num>
+  <w:num w:numId="3">
+    <w:abstractNumId w:val="0"/>
+  </w:num>
+</w:numbering>
 </file>
 
 <file path=word/styles.xml><?xml version="1.0" encoding="utf-8"?>
@@ -3368,6 +8593,28 @@
       <w:szCs w:val="18"/>
     </w:rPr>
   </w:style>
+  <w:style w:type="character" w:styleId="HTML">
+    <w:name w:val="HTML Code"/>
+    <w:basedOn w:val="a0"/>
+    <w:uiPriority w:val="99"/>
+    <w:unhideWhenUsed/>
+    <w:rsid w:val="00E635CE"/>
+    <w:rPr>
+      <w:rFonts w:ascii="宋体" w:eastAsia="宋体" w:hAnsi="宋体" w:cs="宋体"/>
+      <w:sz w:val="24"/>
+      <w:szCs w:val="24"/>
+    </w:rPr>
+  </w:style>
+  <w:style w:type="paragraph" w:styleId="a9">
+    <w:name w:val="List Paragraph"/>
+    <w:basedOn w:val="a"/>
+    <w:uiPriority w:val="34"/>
+    <w:qFormat/>
+    <w:rsid w:val="00E635CE"/>
+    <w:pPr>
+      <w:ind w:firstLineChars="200" w:firstLine="420"/>
+    </w:pPr>
+  </w:style>
 </w:styles>
 </file>
 
